--- a/return-to-consciousness.docx
+++ b/return-to-consciousness.docx
@@ -83,7 +83,21 @@
           <w:rFonts w:ascii="Segoe UI" w:eastAsiaTheme="majorEastAsia" w:hAnsi="Segoe UI" w:cs="Segoe UI"/>
           <w:color w:val="1F2328"/>
         </w:rPr>
-        <w:t>Version</w:t>
+        <w:t>Publication Date:</w:t>
+      </w:r>
+      <w:r>
+        <w:rPr>
+          <w:rFonts w:ascii="Segoe UI" w:hAnsi="Segoe UI" w:cs="Segoe UI"/>
+          <w:color w:val="1F2328"/>
+        </w:rPr>
+        <w:t> August 23, 2025</w:t>
+      </w:r>
+      <w:r>
+        <w:rPr>
+          <w:rFonts w:ascii="Segoe UI" w:hAnsi="Segoe UI" w:cs="Segoe UI"/>
+          <w:color w:val="1F2328"/>
+        </w:rPr>
+        <w:br/>
       </w:r>
       <w:r>
         <w:rPr>
@@ -91,28 +105,6 @@
           <w:rFonts w:ascii="Segoe UI" w:eastAsiaTheme="majorEastAsia" w:hAnsi="Segoe UI" w:cs="Segoe UI"/>
           <w:color w:val="1F2328"/>
         </w:rPr>
-        <w:t xml:space="preserve"> Date:</w:t>
-      </w:r>
-      <w:r>
-        <w:rPr>
-          <w:rFonts w:ascii="Segoe UI" w:hAnsi="Segoe UI" w:cs="Segoe UI"/>
-          <w:color w:val="1F2328"/>
-        </w:rPr>
-        <w:t> August 23, 2025</w:t>
-      </w:r>
-      <w:r>
-        <w:rPr>
-          <w:rFonts w:ascii="Segoe UI" w:hAnsi="Segoe UI" w:cs="Segoe UI"/>
-          <w:color w:val="1F2328"/>
-        </w:rPr>
-        <w:br/>
-      </w:r>
-      <w:r>
-        <w:rPr>
-          <w:rStyle w:val="Strong"/>
-          <w:rFonts w:ascii="Segoe UI" w:eastAsiaTheme="majorEastAsia" w:hAnsi="Segoe UI" w:cs="Segoe UI"/>
-          <w:color w:val="1F2328"/>
-        </w:rPr>
         <w:t>DOI:</w:t>
       </w:r>
       <w:r>
@@ -138,8 +130,8 @@
           <w:noProof/>
           <w:color w:val="1F2328"/>
         </w:rPr>
-        <w:pict w14:anchorId="5BD7C7CB">
-          <v:rect id="_x0000_i1027" alt="" style="width:434.75pt;height:.05pt;mso-width-percent:0;mso-height-percent:0;mso-width-percent:0;mso-height-percent:0" o:hrpct="929" o:hralign="center" o:hrstd="t" o:hr="t" fillcolor="#a0a0a0" stroked="f"/>
+        <w:pict w14:anchorId="196B9F11">
+          <v:rect id="_x0000_i1027" alt="" style="width:451.15pt;height:.05pt;mso-width-percent:0;mso-height-percent:0;mso-width-percent:0;mso-height-percent:0" o:hrpct="964" o:hralign="center" o:hrstd="t" o:hr="t" fillcolor="#a0a0a0" stroked="f"/>
         </w:pict>
       </w:r>
     </w:p>
@@ -3365,7 +3357,7 @@
         <w:pStyle w:val="NormalWeb"/>
         <w:numPr>
           <w:ilvl w:val="0"/>
-          <w:numId w:val="203"/>
+          <w:numId w:val="222"/>
         </w:numPr>
         <w:shd w:val="clear" w:color="auto" w:fill="FFFFFF"/>
         <w:spacing w:before="0" w:beforeAutospacing="0" w:after="225" w:afterAutospacing="0"/>
@@ -3395,7 +3387,7 @@
         <w:pStyle w:val="NormalWeb"/>
         <w:numPr>
           <w:ilvl w:val="0"/>
-          <w:numId w:val="203"/>
+          <w:numId w:val="222"/>
         </w:numPr>
         <w:shd w:val="clear" w:color="auto" w:fill="FFFFFF"/>
         <w:spacing w:before="0" w:beforeAutospacing="0" w:after="225" w:afterAutospacing="0"/>
@@ -3425,7 +3417,7 @@
         <w:pStyle w:val="NormalWeb"/>
         <w:numPr>
           <w:ilvl w:val="0"/>
-          <w:numId w:val="203"/>
+          <w:numId w:val="222"/>
         </w:numPr>
         <w:shd w:val="clear" w:color="auto" w:fill="FFFFFF"/>
         <w:spacing w:before="0" w:beforeAutospacing="0" w:after="225" w:afterAutospacing="0"/>
@@ -3727,7 +3719,7 @@
       <w:pPr>
         <w:numPr>
           <w:ilvl w:val="0"/>
-          <w:numId w:val="204"/>
+          <w:numId w:val="223"/>
         </w:numPr>
         <w:shd w:val="clear" w:color="auto" w:fill="FFFFFF"/>
         <w:spacing w:before="60" w:after="60" w:line="240" w:lineRule="auto"/>
@@ -3756,7 +3748,7 @@
       <w:pPr>
         <w:numPr>
           <w:ilvl w:val="0"/>
-          <w:numId w:val="204"/>
+          <w:numId w:val="223"/>
         </w:numPr>
         <w:shd w:val="clear" w:color="auto" w:fill="FFFFFF"/>
         <w:spacing w:before="60" w:after="60" w:line="240" w:lineRule="auto"/>
@@ -3785,7 +3777,7 @@
       <w:pPr>
         <w:numPr>
           <w:ilvl w:val="0"/>
-          <w:numId w:val="204"/>
+          <w:numId w:val="223"/>
         </w:numPr>
         <w:shd w:val="clear" w:color="auto" w:fill="FFFFFF"/>
         <w:spacing w:before="60" w:after="60" w:line="240" w:lineRule="auto"/>
@@ -4127,7 +4119,7 @@
       <w:pPr>
         <w:numPr>
           <w:ilvl w:val="0"/>
-          <w:numId w:val="205"/>
+          <w:numId w:val="224"/>
         </w:numPr>
         <w:shd w:val="clear" w:color="auto" w:fill="FFFFFF"/>
         <w:spacing w:before="60" w:after="60" w:line="240" w:lineRule="auto"/>
@@ -4148,7 +4140,7 @@
       <w:pPr>
         <w:numPr>
           <w:ilvl w:val="0"/>
-          <w:numId w:val="205"/>
+          <w:numId w:val="224"/>
         </w:numPr>
         <w:shd w:val="clear" w:color="auto" w:fill="FFFFFF"/>
         <w:spacing w:before="60" w:after="60" w:line="240" w:lineRule="auto"/>
@@ -4169,7 +4161,7 @@
       <w:pPr>
         <w:numPr>
           <w:ilvl w:val="0"/>
-          <w:numId w:val="205"/>
+          <w:numId w:val="224"/>
         </w:numPr>
         <w:shd w:val="clear" w:color="auto" w:fill="FFFFFF"/>
         <w:spacing w:before="60" w:after="60" w:line="240" w:lineRule="auto"/>
@@ -4190,7 +4182,7 @@
       <w:pPr>
         <w:numPr>
           <w:ilvl w:val="0"/>
-          <w:numId w:val="205"/>
+          <w:numId w:val="224"/>
         </w:numPr>
         <w:shd w:val="clear" w:color="auto" w:fill="FFFFFF"/>
         <w:spacing w:before="60" w:after="60" w:line="240" w:lineRule="auto"/>
@@ -4692,7 +4684,7 @@
       <w:pPr>
         <w:numPr>
           <w:ilvl w:val="0"/>
-          <w:numId w:val="206"/>
+          <w:numId w:val="225"/>
         </w:numPr>
         <w:shd w:val="clear" w:color="auto" w:fill="FFFFFF"/>
         <w:spacing w:before="60" w:after="60" w:line="240" w:lineRule="auto"/>
@@ -4713,7 +4705,7 @@
       <w:pPr>
         <w:numPr>
           <w:ilvl w:val="0"/>
-          <w:numId w:val="206"/>
+          <w:numId w:val="225"/>
         </w:numPr>
         <w:shd w:val="clear" w:color="auto" w:fill="FFFFFF"/>
         <w:spacing w:before="60" w:after="60" w:line="240" w:lineRule="auto"/>
@@ -4734,7 +4726,7 @@
       <w:pPr>
         <w:numPr>
           <w:ilvl w:val="0"/>
-          <w:numId w:val="206"/>
+          <w:numId w:val="225"/>
         </w:numPr>
         <w:shd w:val="clear" w:color="auto" w:fill="FFFFFF"/>
         <w:spacing w:before="60" w:after="60" w:line="240" w:lineRule="auto"/>
@@ -4755,7 +4747,7 @@
       <w:pPr>
         <w:numPr>
           <w:ilvl w:val="0"/>
-          <w:numId w:val="206"/>
+          <w:numId w:val="225"/>
         </w:numPr>
         <w:shd w:val="clear" w:color="auto" w:fill="FFFFFF"/>
         <w:spacing w:before="60" w:after="60" w:line="240" w:lineRule="auto"/>
@@ -4895,7 +4887,7 @@
       <w:pPr>
         <w:numPr>
           <w:ilvl w:val="0"/>
-          <w:numId w:val="207"/>
+          <w:numId w:val="226"/>
         </w:numPr>
         <w:shd w:val="clear" w:color="auto" w:fill="FFFFFF"/>
         <w:spacing w:before="60" w:after="60" w:line="240" w:lineRule="auto"/>
@@ -4916,7 +4908,7 @@
       <w:pPr>
         <w:numPr>
           <w:ilvl w:val="0"/>
-          <w:numId w:val="207"/>
+          <w:numId w:val="226"/>
         </w:numPr>
         <w:shd w:val="clear" w:color="auto" w:fill="FFFFFF"/>
         <w:spacing w:before="60" w:after="60" w:line="240" w:lineRule="auto"/>
@@ -4937,7 +4929,7 @@
       <w:pPr>
         <w:numPr>
           <w:ilvl w:val="0"/>
-          <w:numId w:val="207"/>
+          <w:numId w:val="226"/>
         </w:numPr>
         <w:shd w:val="clear" w:color="auto" w:fill="FFFFFF"/>
         <w:spacing w:before="60" w:after="60" w:line="240" w:lineRule="auto"/>
@@ -5077,7 +5069,7 @@
       <w:pPr>
         <w:numPr>
           <w:ilvl w:val="0"/>
-          <w:numId w:val="208"/>
+          <w:numId w:val="227"/>
         </w:numPr>
         <w:shd w:val="clear" w:color="auto" w:fill="FFFFFF"/>
         <w:spacing w:before="60" w:after="60" w:line="240" w:lineRule="auto"/>
@@ -5098,7 +5090,7 @@
       <w:pPr>
         <w:numPr>
           <w:ilvl w:val="0"/>
-          <w:numId w:val="208"/>
+          <w:numId w:val="227"/>
         </w:numPr>
         <w:shd w:val="clear" w:color="auto" w:fill="FFFFFF"/>
         <w:spacing w:before="60" w:after="60" w:line="240" w:lineRule="auto"/>
@@ -5119,7 +5111,7 @@
       <w:pPr>
         <w:numPr>
           <w:ilvl w:val="0"/>
-          <w:numId w:val="208"/>
+          <w:numId w:val="227"/>
         </w:numPr>
         <w:shd w:val="clear" w:color="auto" w:fill="FFFFFF"/>
         <w:spacing w:before="60" w:after="60" w:line="240" w:lineRule="auto"/>
@@ -5258,7 +5250,7 @@
       <w:pPr>
         <w:numPr>
           <w:ilvl w:val="0"/>
-          <w:numId w:val="209"/>
+          <w:numId w:val="228"/>
         </w:numPr>
         <w:shd w:val="clear" w:color="auto" w:fill="FFFFFF"/>
         <w:spacing w:before="60" w:after="60" w:line="240" w:lineRule="auto"/>
@@ -5280,7 +5272,7 @@
       <w:pPr>
         <w:numPr>
           <w:ilvl w:val="0"/>
-          <w:numId w:val="209"/>
+          <w:numId w:val="228"/>
         </w:numPr>
         <w:shd w:val="clear" w:color="auto" w:fill="FFFFFF"/>
         <w:spacing w:before="60" w:after="60" w:line="240" w:lineRule="auto"/>
@@ -5301,7 +5293,7 @@
       <w:pPr>
         <w:numPr>
           <w:ilvl w:val="0"/>
-          <w:numId w:val="209"/>
+          <w:numId w:val="228"/>
         </w:numPr>
         <w:shd w:val="clear" w:color="auto" w:fill="FFFFFF"/>
         <w:spacing w:before="60" w:after="60" w:line="240" w:lineRule="auto"/>
@@ -5322,7 +5314,7 @@
       <w:pPr>
         <w:numPr>
           <w:ilvl w:val="0"/>
-          <w:numId w:val="209"/>
+          <w:numId w:val="228"/>
         </w:numPr>
         <w:shd w:val="clear" w:color="auto" w:fill="FFFFFF"/>
         <w:spacing w:before="60" w:after="60" w:line="240" w:lineRule="auto"/>
@@ -5402,7 +5394,7 @@
       <w:pPr>
         <w:numPr>
           <w:ilvl w:val="0"/>
-          <w:numId w:val="210"/>
+          <w:numId w:val="229"/>
         </w:numPr>
         <w:shd w:val="clear" w:color="auto" w:fill="FFFFFF"/>
         <w:spacing w:before="60" w:after="60" w:line="240" w:lineRule="auto"/>
@@ -5423,7 +5415,7 @@
       <w:pPr>
         <w:numPr>
           <w:ilvl w:val="0"/>
-          <w:numId w:val="210"/>
+          <w:numId w:val="229"/>
         </w:numPr>
         <w:shd w:val="clear" w:color="auto" w:fill="FFFFFF"/>
         <w:spacing w:before="60" w:after="60" w:line="240" w:lineRule="auto"/>
@@ -5444,7 +5436,7 @@
       <w:pPr>
         <w:numPr>
           <w:ilvl w:val="0"/>
-          <w:numId w:val="210"/>
+          <w:numId w:val="229"/>
         </w:numPr>
         <w:shd w:val="clear" w:color="auto" w:fill="FFFFFF"/>
         <w:spacing w:before="60" w:after="60" w:line="240" w:lineRule="auto"/>
@@ -5465,7 +5457,7 @@
       <w:pPr>
         <w:numPr>
           <w:ilvl w:val="0"/>
-          <w:numId w:val="210"/>
+          <w:numId w:val="229"/>
         </w:numPr>
         <w:shd w:val="clear" w:color="auto" w:fill="FFFFFF"/>
         <w:spacing w:before="60" w:after="60" w:line="240" w:lineRule="auto"/>
@@ -5538,7 +5530,7 @@
       <w:pPr>
         <w:numPr>
           <w:ilvl w:val="0"/>
-          <w:numId w:val="211"/>
+          <w:numId w:val="230"/>
         </w:numPr>
         <w:shd w:val="clear" w:color="auto" w:fill="FFFFFF"/>
         <w:spacing w:before="60" w:after="60" w:line="240" w:lineRule="auto"/>
@@ -5559,7 +5551,7 @@
       <w:pPr>
         <w:numPr>
           <w:ilvl w:val="0"/>
-          <w:numId w:val="211"/>
+          <w:numId w:val="230"/>
         </w:numPr>
         <w:shd w:val="clear" w:color="auto" w:fill="FFFFFF"/>
         <w:spacing w:before="60" w:after="60" w:line="240" w:lineRule="auto"/>
@@ -5580,7 +5572,7 @@
       <w:pPr>
         <w:numPr>
           <w:ilvl w:val="0"/>
-          <w:numId w:val="211"/>
+          <w:numId w:val="230"/>
         </w:numPr>
         <w:shd w:val="clear" w:color="auto" w:fill="FFFFFF"/>
         <w:spacing w:before="60" w:after="60" w:line="240" w:lineRule="auto"/>
@@ -5720,7 +5712,7 @@
       <w:pPr>
         <w:numPr>
           <w:ilvl w:val="0"/>
-          <w:numId w:val="212"/>
+          <w:numId w:val="231"/>
         </w:numPr>
         <w:shd w:val="clear" w:color="auto" w:fill="FFFFFF"/>
         <w:spacing w:before="60" w:after="60" w:line="240" w:lineRule="auto"/>
@@ -5741,7 +5733,7 @@
       <w:pPr>
         <w:numPr>
           <w:ilvl w:val="0"/>
-          <w:numId w:val="212"/>
+          <w:numId w:val="231"/>
         </w:numPr>
         <w:shd w:val="clear" w:color="auto" w:fill="FFFFFF"/>
         <w:spacing w:before="60" w:after="60" w:line="240" w:lineRule="auto"/>
@@ -5762,7 +5754,7 @@
       <w:pPr>
         <w:numPr>
           <w:ilvl w:val="0"/>
-          <w:numId w:val="212"/>
+          <w:numId w:val="231"/>
         </w:numPr>
         <w:shd w:val="clear" w:color="auto" w:fill="FFFFFF"/>
         <w:spacing w:before="60" w:after="60" w:line="240" w:lineRule="auto"/>
@@ -5909,7 +5901,7 @@
       <w:pPr>
         <w:numPr>
           <w:ilvl w:val="0"/>
-          <w:numId w:val="213"/>
+          <w:numId w:val="232"/>
         </w:numPr>
         <w:shd w:val="clear" w:color="auto" w:fill="FFFFFF"/>
         <w:spacing w:before="60" w:after="60" w:line="240" w:lineRule="auto"/>
@@ -5930,7 +5922,7 @@
       <w:pPr>
         <w:numPr>
           <w:ilvl w:val="0"/>
-          <w:numId w:val="213"/>
+          <w:numId w:val="232"/>
         </w:numPr>
         <w:shd w:val="clear" w:color="auto" w:fill="FFFFFF"/>
         <w:spacing w:before="60" w:after="60" w:line="240" w:lineRule="auto"/>
@@ -5951,7 +5943,7 @@
       <w:pPr>
         <w:numPr>
           <w:ilvl w:val="0"/>
-          <w:numId w:val="213"/>
+          <w:numId w:val="232"/>
         </w:numPr>
         <w:shd w:val="clear" w:color="auto" w:fill="FFFFFF"/>
         <w:spacing w:before="60" w:after="60" w:line="240" w:lineRule="auto"/>
@@ -5972,7 +5964,7 @@
       <w:pPr>
         <w:numPr>
           <w:ilvl w:val="0"/>
-          <w:numId w:val="213"/>
+          <w:numId w:val="232"/>
         </w:numPr>
         <w:shd w:val="clear" w:color="auto" w:fill="FFFFFF"/>
         <w:spacing w:before="60" w:after="60" w:line="240" w:lineRule="auto"/>
@@ -6155,7 +6147,7 @@
       <w:pPr>
         <w:numPr>
           <w:ilvl w:val="0"/>
-          <w:numId w:val="214"/>
+          <w:numId w:val="233"/>
         </w:numPr>
         <w:shd w:val="clear" w:color="auto" w:fill="FFFFFF"/>
         <w:spacing w:before="60" w:after="60" w:line="240" w:lineRule="auto"/>
@@ -6176,7 +6168,7 @@
       <w:pPr>
         <w:numPr>
           <w:ilvl w:val="0"/>
-          <w:numId w:val="214"/>
+          <w:numId w:val="233"/>
         </w:numPr>
         <w:shd w:val="clear" w:color="auto" w:fill="FFFFFF"/>
         <w:spacing w:before="60" w:after="60" w:line="240" w:lineRule="auto"/>
@@ -6197,7 +6189,7 @@
       <w:pPr>
         <w:numPr>
           <w:ilvl w:val="0"/>
-          <w:numId w:val="214"/>
+          <w:numId w:val="233"/>
         </w:numPr>
         <w:shd w:val="clear" w:color="auto" w:fill="FFFFFF"/>
         <w:spacing w:before="60" w:after="60" w:line="240" w:lineRule="auto"/>
@@ -6218,7 +6210,7 @@
       <w:pPr>
         <w:numPr>
           <w:ilvl w:val="0"/>
-          <w:numId w:val="214"/>
+          <w:numId w:val="233"/>
         </w:numPr>
         <w:shd w:val="clear" w:color="auto" w:fill="FFFFFF"/>
         <w:spacing w:before="60" w:after="60" w:line="240" w:lineRule="auto"/>
@@ -6357,7 +6349,7 @@
       <w:pPr>
         <w:numPr>
           <w:ilvl w:val="0"/>
-          <w:numId w:val="215"/>
+          <w:numId w:val="234"/>
         </w:numPr>
         <w:shd w:val="clear" w:color="auto" w:fill="FFFFFF"/>
         <w:spacing w:before="60" w:after="60" w:line="240" w:lineRule="auto"/>
@@ -6379,7 +6371,7 @@
       <w:pPr>
         <w:numPr>
           <w:ilvl w:val="0"/>
-          <w:numId w:val="215"/>
+          <w:numId w:val="234"/>
         </w:numPr>
         <w:shd w:val="clear" w:color="auto" w:fill="FFFFFF"/>
         <w:spacing w:before="60" w:after="60" w:line="240" w:lineRule="auto"/>
@@ -6400,7 +6392,7 @@
       <w:pPr>
         <w:numPr>
           <w:ilvl w:val="0"/>
-          <w:numId w:val="215"/>
+          <w:numId w:val="234"/>
         </w:numPr>
         <w:shd w:val="clear" w:color="auto" w:fill="FFFFFF"/>
         <w:spacing w:before="60" w:after="60" w:line="240" w:lineRule="auto"/>
@@ -6421,7 +6413,7 @@
       <w:pPr>
         <w:numPr>
           <w:ilvl w:val="0"/>
-          <w:numId w:val="215"/>
+          <w:numId w:val="234"/>
         </w:numPr>
         <w:shd w:val="clear" w:color="auto" w:fill="FFFFFF"/>
         <w:spacing w:before="60" w:after="60" w:line="240" w:lineRule="auto"/>
@@ -6560,7 +6552,7 @@
       <w:pPr>
         <w:numPr>
           <w:ilvl w:val="0"/>
-          <w:numId w:val="216"/>
+          <w:numId w:val="235"/>
         </w:numPr>
         <w:shd w:val="clear" w:color="auto" w:fill="FFFFFF"/>
         <w:spacing w:before="60" w:after="60" w:line="240" w:lineRule="auto"/>
@@ -6581,7 +6573,7 @@
       <w:pPr>
         <w:numPr>
           <w:ilvl w:val="0"/>
-          <w:numId w:val="216"/>
+          <w:numId w:val="235"/>
         </w:numPr>
         <w:shd w:val="clear" w:color="auto" w:fill="FFFFFF"/>
         <w:spacing w:before="60" w:after="60" w:line="240" w:lineRule="auto"/>
@@ -6644,7 +6636,7 @@
         <w:pStyle w:val="NormalWeb"/>
         <w:numPr>
           <w:ilvl w:val="0"/>
-          <w:numId w:val="217"/>
+          <w:numId w:val="236"/>
         </w:numPr>
         <w:shd w:val="clear" w:color="auto" w:fill="FFFFFF"/>
         <w:spacing w:before="0" w:beforeAutospacing="0" w:after="225" w:afterAutospacing="0"/>
@@ -6674,7 +6666,7 @@
         <w:pStyle w:val="NormalWeb"/>
         <w:numPr>
           <w:ilvl w:val="0"/>
-          <w:numId w:val="217"/>
+          <w:numId w:val="236"/>
         </w:numPr>
         <w:shd w:val="clear" w:color="auto" w:fill="FFFFFF"/>
         <w:spacing w:before="0" w:beforeAutospacing="0" w:after="225" w:afterAutospacing="0"/>
@@ -6704,7 +6696,7 @@
         <w:pStyle w:val="NormalWeb"/>
         <w:numPr>
           <w:ilvl w:val="0"/>
-          <w:numId w:val="217"/>
+          <w:numId w:val="236"/>
         </w:numPr>
         <w:shd w:val="clear" w:color="auto" w:fill="FFFFFF"/>
         <w:spacing w:before="0" w:beforeAutospacing="0" w:after="225" w:afterAutospacing="0"/>
@@ -6734,7 +6726,7 @@
         <w:pStyle w:val="NormalWeb"/>
         <w:numPr>
           <w:ilvl w:val="0"/>
-          <w:numId w:val="217"/>
+          <w:numId w:val="236"/>
         </w:numPr>
         <w:shd w:val="clear" w:color="auto" w:fill="FFFFFF"/>
         <w:spacing w:before="0" w:beforeAutospacing="0" w:after="225" w:afterAutospacing="0"/>
@@ -6861,7 +6853,7 @@
       <w:pPr>
         <w:numPr>
           <w:ilvl w:val="0"/>
-          <w:numId w:val="218"/>
+          <w:numId w:val="237"/>
         </w:numPr>
         <w:shd w:val="clear" w:color="auto" w:fill="FFFFFF"/>
         <w:spacing w:before="60" w:after="60" w:line="240" w:lineRule="auto"/>
@@ -6882,7 +6874,7 @@
       <w:pPr>
         <w:numPr>
           <w:ilvl w:val="0"/>
-          <w:numId w:val="218"/>
+          <w:numId w:val="237"/>
         </w:numPr>
         <w:shd w:val="clear" w:color="auto" w:fill="FFFFFF"/>
         <w:spacing w:before="60" w:after="60" w:line="240" w:lineRule="auto"/>
@@ -6903,7 +6895,7 @@
       <w:pPr>
         <w:numPr>
           <w:ilvl w:val="0"/>
-          <w:numId w:val="218"/>
+          <w:numId w:val="237"/>
         </w:numPr>
         <w:shd w:val="clear" w:color="auto" w:fill="FFFFFF"/>
         <w:spacing w:before="60" w:after="60" w:line="240" w:lineRule="auto"/>
@@ -6925,7 +6917,7 @@
       <w:pPr>
         <w:numPr>
           <w:ilvl w:val="0"/>
-          <w:numId w:val="218"/>
+          <w:numId w:val="237"/>
         </w:numPr>
         <w:shd w:val="clear" w:color="auto" w:fill="FFFFFF"/>
         <w:spacing w:before="60" w:after="60" w:line="240" w:lineRule="auto"/>
@@ -8206,7 +8198,7 @@
           <w:rFonts w:ascii="Segoe UI" w:hAnsi="Segoe UI" w:cs="Segoe UI"/>
           <w:color w:val="1F2328"/>
         </w:rPr>
-        <w:t>Nahm, M., &amp; Greyson, B. (2009). Already in your list. Core survey of the literature.</w:t>
+        <w:t>Nahm, M., &amp; Greyson, B. (2010). Terminal lucidity in people with mental illness and other conditions: A review and implications for research. Journal of Nervous and Mental Disease, 198(7), 498–506.</w:t>
       </w:r>
     </w:p>
     <w:p>
@@ -8224,7 +8216,7 @@
           <w:rFonts w:ascii="Segoe UI" w:hAnsi="Segoe UI" w:cs="Segoe UI"/>
           <w:color w:val="1F2328"/>
         </w:rPr>
-        <w:t>Nahm, M., &amp; Greyson, B. (2010). Terminal lucidity in people with mental illness and other conditions: A review and implications for research. Journal of Nervous and Mental Disease, 198(7), 498–506.</w:t>
+        <w:t>Nahm, M. (2013). Terminal lucidity: A review and a case collection. Archives of Gerontology and Geriatrics, 57(2), 138–142.</w:t>
       </w:r>
     </w:p>
     <w:p>
@@ -8243,7 +8235,22 @@
           <w:color w:val="1F2328"/>
         </w:rPr>
         <w:lastRenderedPageBreak/>
-        <w:t>Nahm, M. (2013). Terminal lucidity: A review and a case collection. Archives of Gerontology and Geriatrics, 57(2), 138–142.</w:t>
+        <w:t>Nelson, R. D., &amp; Radin, D. I. (2003). Research on mind-matter interactions (MMI): Group attention. In W. B. Jonas &amp; C. C. Crawford (Eds.), </w:t>
+      </w:r>
+      <w:r>
+        <w:rPr>
+          <w:rStyle w:val="Emphasis"/>
+          <w:rFonts w:ascii="Segoe UI" w:eastAsiaTheme="majorEastAsia" w:hAnsi="Segoe UI" w:cs="Segoe UI"/>
+          <w:color w:val="1F2328"/>
+        </w:rPr>
+        <w:t>Healing, intention and energy medicine</w:t>
+      </w:r>
+      <w:r>
+        <w:rPr>
+          <w:rFonts w:ascii="Segoe UI" w:hAnsi="Segoe UI" w:cs="Segoe UI"/>
+          <w:color w:val="1F2328"/>
+        </w:rPr>
+        <w:t> (pp. 49-57). Churchill Livingstone.</w:t>
       </w:r>
     </w:p>
     <w:p>
@@ -8261,7 +8268,7 @@
           <w:rFonts w:ascii="Segoe UI" w:hAnsi="Segoe UI" w:cs="Segoe UI"/>
           <w:color w:val="1F2328"/>
         </w:rPr>
-        <w:t>Nelson, R. D., &amp; Radin, D. I. (2003). Research on mind-matter interactions (MMI): Group attention. In W. B. Jonas &amp; C. C. Crawford (Eds.), </w:t>
+        <w:t>O’Regan, B., &amp; Hirshberg, C. (1993). </w:t>
       </w:r>
       <w:r>
         <w:rPr>
@@ -8269,14 +8276,14 @@
           <w:rFonts w:ascii="Segoe UI" w:eastAsiaTheme="majorEastAsia" w:hAnsi="Segoe UI" w:cs="Segoe UI"/>
           <w:color w:val="1F2328"/>
         </w:rPr>
-        <w:t>Healing, intention and energy medicine</w:t>
-      </w:r>
-      <w:r>
-        <w:rPr>
-          <w:rFonts w:ascii="Segoe UI" w:hAnsi="Segoe UI" w:cs="Segoe UI"/>
-          <w:color w:val="1F2328"/>
-        </w:rPr>
-        <w:t> (pp. 49-57). Churchill Livingstone.</w:t>
+        <w:t>Spontaneous remission: An annotated bibliography</w:t>
+      </w:r>
+      <w:r>
+        <w:rPr>
+          <w:rFonts w:ascii="Segoe UI" w:hAnsi="Segoe UI" w:cs="Segoe UI"/>
+          <w:color w:val="1F2328"/>
+        </w:rPr>
+        <w:t>. Institute of Noetic Sciences.</w:t>
       </w:r>
     </w:p>
     <w:p>
@@ -8294,7 +8301,7 @@
           <w:rFonts w:ascii="Segoe UI" w:hAnsi="Segoe UI" w:cs="Segoe UI"/>
           <w:color w:val="1F2328"/>
         </w:rPr>
-        <w:t>O’Regan, B., &amp; Hirshberg, C. (1993). </w:t>
+        <w:t>Osis, K., &amp; Haraldsson, E. (1977). </w:t>
       </w:r>
       <w:r>
         <w:rPr>
@@ -8302,14 +8309,14 @@
           <w:rFonts w:ascii="Segoe UI" w:eastAsiaTheme="majorEastAsia" w:hAnsi="Segoe UI" w:cs="Segoe UI"/>
           <w:color w:val="1F2328"/>
         </w:rPr>
-        <w:t>Spontaneous remission: An annotated bibliography</w:t>
-      </w:r>
-      <w:r>
-        <w:rPr>
-          <w:rFonts w:ascii="Segoe UI" w:hAnsi="Segoe UI" w:cs="Segoe UI"/>
-          <w:color w:val="1F2328"/>
-        </w:rPr>
-        <w:t>. Institute of Noetic Sciences.</w:t>
+        <w:t>At the hour of death: A new look at evidence for life after death</w:t>
+      </w:r>
+      <w:r>
+        <w:rPr>
+          <w:rFonts w:ascii="Segoe UI" w:hAnsi="Segoe UI" w:cs="Segoe UI"/>
+          <w:color w:val="1F2328"/>
+        </w:rPr>
+        <w:t>. Avon Books.</w:t>
       </w:r>
     </w:p>
     <w:p>
@@ -8327,7 +8334,7 @@
           <w:rFonts w:ascii="Segoe UI" w:hAnsi="Segoe UI" w:cs="Segoe UI"/>
           <w:color w:val="1F2328"/>
         </w:rPr>
-        <w:t>Osis, K., &amp; Haraldsson, E. (1977). </w:t>
+        <w:t>Parnia, S., Spearpoint, K., de Vos, G., et al. (2014). AWARE—AWAreness during REsuscitation—A prospective study. </w:t>
       </w:r>
       <w:r>
         <w:rPr>
@@ -8335,14 +8342,14 @@
           <w:rFonts w:ascii="Segoe UI" w:eastAsiaTheme="majorEastAsia" w:hAnsi="Segoe UI" w:cs="Segoe UI"/>
           <w:color w:val="1F2328"/>
         </w:rPr>
-        <w:t>At the hour of death: A new look at evidence for life after death</w:t>
-      </w:r>
-      <w:r>
-        <w:rPr>
-          <w:rFonts w:ascii="Segoe UI" w:hAnsi="Segoe UI" w:cs="Segoe UI"/>
-          <w:color w:val="1F2328"/>
-        </w:rPr>
-        <w:t>. Avon Books.</w:t>
+        <w:t>Resuscitation</w:t>
+      </w:r>
+      <w:r>
+        <w:rPr>
+          <w:rFonts w:ascii="Segoe UI" w:hAnsi="Segoe UI" w:cs="Segoe UI"/>
+          <w:color w:val="1F2328"/>
+        </w:rPr>
+        <w:t>, 85(12), 1799-1805.</w:t>
       </w:r>
     </w:p>
     <w:p>
@@ -8360,7 +8367,7 @@
           <w:rFonts w:ascii="Segoe UI" w:hAnsi="Segoe UI" w:cs="Segoe UI"/>
           <w:color w:val="1F2328"/>
         </w:rPr>
-        <w:t>Parnia, S., Spearpoint, K., de Vos, G., et al. (2014). AWARE—AWAreness during REsuscitation—A prospective study. </w:t>
+        <w:t>Radin, D. (2018). </w:t>
       </w:r>
       <w:r>
         <w:rPr>
@@ -8368,14 +8375,14 @@
           <w:rFonts w:ascii="Segoe UI" w:eastAsiaTheme="majorEastAsia" w:hAnsi="Segoe UI" w:cs="Segoe UI"/>
           <w:color w:val="1F2328"/>
         </w:rPr>
-        <w:t>Resuscitation</w:t>
-      </w:r>
-      <w:r>
-        <w:rPr>
-          <w:rFonts w:ascii="Segoe UI" w:hAnsi="Segoe UI" w:cs="Segoe UI"/>
-          <w:color w:val="1F2328"/>
-        </w:rPr>
-        <w:t>, 85(12), 1799-1805.</w:t>
+        <w:t>Real Magic: Ancient Wisdom, Modern Science, and a Guide to the Secret Power of the Universe</w:t>
+      </w:r>
+      <w:r>
+        <w:rPr>
+          <w:rFonts w:ascii="Segoe UI" w:hAnsi="Segoe UI" w:cs="Segoe UI"/>
+          <w:color w:val="1F2328"/>
+        </w:rPr>
+        <w:t>. Harmony Books.</w:t>
       </w:r>
     </w:p>
     <w:p>
@@ -8393,7 +8400,7 @@
           <w:rFonts w:ascii="Segoe UI" w:hAnsi="Segoe UI" w:cs="Segoe UI"/>
           <w:color w:val="1F2328"/>
         </w:rPr>
-        <w:t>Radin, D. (2018). </w:t>
+        <w:t>Radin, D. I., &amp; Nelson, R. D. (1989). Evidence for consciousness-related anomalies in random physical systems. </w:t>
       </w:r>
       <w:r>
         <w:rPr>
@@ -8401,14 +8408,14 @@
           <w:rFonts w:ascii="Segoe UI" w:eastAsiaTheme="majorEastAsia" w:hAnsi="Segoe UI" w:cs="Segoe UI"/>
           <w:color w:val="1F2328"/>
         </w:rPr>
-        <w:t>Real Magic: Ancient Wisdom, Modern Science, and a Guide to the Secret Power of the Universe</w:t>
-      </w:r>
-      <w:r>
-        <w:rPr>
-          <w:rFonts w:ascii="Segoe UI" w:hAnsi="Segoe UI" w:cs="Segoe UI"/>
-          <w:color w:val="1F2328"/>
-        </w:rPr>
-        <w:t>. Harmony Books.</w:t>
+        <w:t>Foundations of Physics</w:t>
+      </w:r>
+      <w:r>
+        <w:rPr>
+          <w:rFonts w:ascii="Segoe UI" w:hAnsi="Segoe UI" w:cs="Segoe UI"/>
+          <w:color w:val="1F2328"/>
+        </w:rPr>
+        <w:t>, 19(12), 1499-1514.</w:t>
       </w:r>
     </w:p>
     <w:p>
@@ -8426,22 +8433,7 @@
           <w:rFonts w:ascii="Segoe UI" w:hAnsi="Segoe UI" w:cs="Segoe UI"/>
           <w:color w:val="1F2328"/>
         </w:rPr>
-        <w:t>Radin, D. I., &amp; Nelson, R. D. (1989). Evidence for consciousness-related anomalies in random physical systems. </w:t>
-      </w:r>
-      <w:r>
-        <w:rPr>
-          <w:rStyle w:val="Emphasis"/>
-          <w:rFonts w:ascii="Segoe UI" w:eastAsiaTheme="majorEastAsia" w:hAnsi="Segoe UI" w:cs="Segoe UI"/>
-          <w:color w:val="1F2328"/>
-        </w:rPr>
-        <w:t>Foundations of Physics</w:t>
-      </w:r>
-      <w:r>
-        <w:rPr>
-          <w:rFonts w:ascii="Segoe UI" w:hAnsi="Segoe UI" w:cs="Segoe UI"/>
-          <w:color w:val="1F2328"/>
-        </w:rPr>
-        <w:t>, 19(12), 1499-1514.</w:t>
+        <w:t>Ring, K., &amp; Cooper, S. (1997). Mindsight: Near-death and out-of-body experiences in the blind. William James Center for Consciousness Studies.</w:t>
       </w:r>
     </w:p>
     <w:p>
@@ -8459,7 +8451,22 @@
           <w:rFonts w:ascii="Segoe UI" w:hAnsi="Segoe UI" w:cs="Segoe UI"/>
           <w:color w:val="1F2328"/>
         </w:rPr>
-        <w:t>Ring, K., &amp; Cooper, S. (1997). Mindsight: Near-death and out-of-body experiences in the blind. William James Center for Consciousness Studies.</w:t>
+        <w:t>Roe, C. A., Sonnex, C., &amp; Roxburgh, E. C. (2015). Two meta-analyses of noncontact healing studies. </w:t>
+      </w:r>
+      <w:r>
+        <w:rPr>
+          <w:rStyle w:val="Emphasis"/>
+          <w:rFonts w:ascii="Segoe UI" w:eastAsiaTheme="majorEastAsia" w:hAnsi="Segoe UI" w:cs="Segoe UI"/>
+          <w:color w:val="1F2328"/>
+        </w:rPr>
+        <w:t>Explore</w:t>
+      </w:r>
+      <w:r>
+        <w:rPr>
+          <w:rFonts w:ascii="Segoe UI" w:hAnsi="Segoe UI" w:cs="Segoe UI"/>
+          <w:color w:val="1F2328"/>
+        </w:rPr>
+        <w:t>, 11(1), 11-23.</w:t>
       </w:r>
     </w:p>
     <w:p>
@@ -8477,7 +8484,7 @@
           <w:rFonts w:ascii="Segoe UI" w:hAnsi="Segoe UI" w:cs="Segoe UI"/>
           <w:color w:val="1F2328"/>
         </w:rPr>
-        <w:t>Roe, C. A., Sonnex, C., &amp; Roxburgh, E. C. (2015). Two meta-analyses of noncontact healing studies. </w:t>
+        <w:t>Silva, J., Mendes, C. G., Wainstock, B. C., Gomide, M., &amp; Moreira-Almeida, A. (2023). Evaluation of the occurrence of anomalous information reception in messages in an allegedly mediumistic process. </w:t>
       </w:r>
       <w:r>
         <w:rPr>
@@ -8492,7 +8499,7 @@
           <w:rFonts w:ascii="Segoe UI" w:hAnsi="Segoe UI" w:cs="Segoe UI"/>
           <w:color w:val="1F2328"/>
         </w:rPr>
-        <w:t>, 11(1), 11-23.</w:t>
+        <w:t>, 19(6), 785-791.</w:t>
       </w:r>
     </w:p>
     <w:p>
@@ -8510,7 +8517,7 @@
           <w:rFonts w:ascii="Segoe UI" w:hAnsi="Segoe UI" w:cs="Segoe UI"/>
           <w:color w:val="1F2328"/>
         </w:rPr>
-        <w:t>Silva, J., Mendes, C. G., Wainstock, B. C., Gomide, M., &amp; Moreira-Almeida, A. (2023). Evaluation of the occurrence of anomalous information reception in messages in an allegedly mediumistic process. </w:t>
+        <w:t>Stevenson, I. (1997). </w:t>
       </w:r>
       <w:r>
         <w:rPr>
@@ -8518,14 +8525,14 @@
           <w:rFonts w:ascii="Segoe UI" w:eastAsiaTheme="majorEastAsia" w:hAnsi="Segoe UI" w:cs="Segoe UI"/>
           <w:color w:val="1F2328"/>
         </w:rPr>
-        <w:t>Explore</w:t>
-      </w:r>
-      <w:r>
-        <w:rPr>
-          <w:rFonts w:ascii="Segoe UI" w:hAnsi="Segoe UI" w:cs="Segoe UI"/>
-          <w:color w:val="1F2328"/>
-        </w:rPr>
-        <w:t>, 19(6), 785-791.</w:t>
+        <w:t>Reincarnation and Biology: A Contribution to the Etiology of Birthmarks and Birth Defects</w:t>
+      </w:r>
+      <w:r>
+        <w:rPr>
+          <w:rFonts w:ascii="Segoe UI" w:hAnsi="Segoe UI" w:cs="Segoe UI"/>
+          <w:color w:val="1F2328"/>
+        </w:rPr>
+        <w:t> (2 vols.). Praeger Publishers.</w:t>
       </w:r>
     </w:p>
     <w:p>
@@ -8543,7 +8550,7 @@
           <w:rFonts w:ascii="Segoe UI" w:hAnsi="Segoe UI" w:cs="Segoe UI"/>
           <w:color w:val="1F2328"/>
         </w:rPr>
-        <w:t>Stevenson, I. (1997). </w:t>
+        <w:t>Storm, L., Tressoldi, P. E., &amp; Di Risio, L. (2010). Meta-analysis of free-response studies, 1992–2008: Assessing the noise reduction model in parapsychology. </w:t>
       </w:r>
       <w:r>
         <w:rPr>
@@ -8551,14 +8558,14 @@
           <w:rFonts w:ascii="Segoe UI" w:eastAsiaTheme="majorEastAsia" w:hAnsi="Segoe UI" w:cs="Segoe UI"/>
           <w:color w:val="1F2328"/>
         </w:rPr>
-        <w:t>Reincarnation and Biology: A Contribution to the Etiology of Birthmarks and Birth Defects</w:t>
-      </w:r>
-      <w:r>
-        <w:rPr>
-          <w:rFonts w:ascii="Segoe UI" w:hAnsi="Segoe UI" w:cs="Segoe UI"/>
-          <w:color w:val="1F2328"/>
-        </w:rPr>
-        <w:t> (2 vols.). Praeger Publishers.</w:t>
+        <w:t>Psychological Bulletin</w:t>
+      </w:r>
+      <w:r>
+        <w:rPr>
+          <w:rFonts w:ascii="Segoe UI" w:hAnsi="Segoe UI" w:cs="Segoe UI"/>
+          <w:color w:val="1F2328"/>
+        </w:rPr>
+        <w:t>, 136(4), 471-485.</w:t>
       </w:r>
     </w:p>
     <w:p>
@@ -8576,7 +8583,7 @@
           <w:rFonts w:ascii="Segoe UI" w:hAnsi="Segoe UI" w:cs="Segoe UI"/>
           <w:color w:val="1F2328"/>
         </w:rPr>
-        <w:t>Storm, L., Tressoldi, P. E., &amp; Di Risio, L. (2010). Meta-analysis of free-response studies, 1992–2008: Assessing the noise reduction model in parapsychology. </w:t>
+        <w:t>Treffert, D. A., &amp; Rebedew, D. L. (2015). The savant syndrome registry: A preliminary report. </w:t>
       </w:r>
       <w:r>
         <w:rPr>
@@ -8584,14 +8591,14 @@
           <w:rFonts w:ascii="Segoe UI" w:eastAsiaTheme="majorEastAsia" w:hAnsi="Segoe UI" w:cs="Segoe UI"/>
           <w:color w:val="1F2328"/>
         </w:rPr>
-        <w:t>Psychological Bulletin</w:t>
-      </w:r>
-      <w:r>
-        <w:rPr>
-          <w:rFonts w:ascii="Segoe UI" w:hAnsi="Segoe UI" w:cs="Segoe UI"/>
-          <w:color w:val="1F2328"/>
-        </w:rPr>
-        <w:t>, 136(4), 471-485.</w:t>
+        <w:t>Wisconsin Medical Journal</w:t>
+      </w:r>
+      <w:r>
+        <w:rPr>
+          <w:rFonts w:ascii="Segoe UI" w:hAnsi="Segoe UI" w:cs="Segoe UI"/>
+          <w:color w:val="1F2328"/>
+        </w:rPr>
+        <w:t>, 114(4), 158-162.</w:t>
       </w:r>
     </w:p>
     <w:p>
@@ -8609,22 +8616,7 @@
           <w:rFonts w:ascii="Segoe UI" w:hAnsi="Segoe UI" w:cs="Segoe UI"/>
           <w:color w:val="1F2328"/>
         </w:rPr>
-        <w:t>Treffert, D. A., &amp; Rebedew, D. L. (2015). The savant syndrome registry: A preliminary report. </w:t>
-      </w:r>
-      <w:r>
-        <w:rPr>
-          <w:rStyle w:val="Emphasis"/>
-          <w:rFonts w:ascii="Segoe UI" w:eastAsiaTheme="majorEastAsia" w:hAnsi="Segoe UI" w:cs="Segoe UI"/>
-          <w:color w:val="1F2328"/>
-        </w:rPr>
-        <w:t>Wisconsin Medical Journal</w:t>
-      </w:r>
-      <w:r>
-        <w:rPr>
-          <w:rFonts w:ascii="Segoe UI" w:hAnsi="Segoe UI" w:cs="Segoe UI"/>
-          <w:color w:val="1F2328"/>
-        </w:rPr>
-        <w:t>, 114(4), 158-162.</w:t>
+        <w:t>Treffert, D. A. (2010). Islands of Genius: The Bountiful Mind of the Autistic, Acquired, and Sudden Savant. Jessica Kingsley Publishers.</w:t>
       </w:r>
     </w:p>
     <w:p>
@@ -8642,7 +8634,7 @@
           <w:rFonts w:ascii="Segoe UI" w:hAnsi="Segoe UI" w:cs="Segoe UI"/>
           <w:color w:val="1F2328"/>
         </w:rPr>
-        <w:t>Treffert, D. A. (2010). Islands of Genius: The Bountiful Mind of the Autistic, Acquired, and Sudden Savant. Jessica Kingsley Publishers.</w:t>
+        <w:t>Tucker, J. B. (2005). Life before life: A scientific investigation of children’s memories of previous lives. St. Martin’s Press.</w:t>
       </w:r>
     </w:p>
     <w:p>
@@ -8660,7 +8652,7 @@
           <w:rFonts w:ascii="Segoe UI" w:hAnsi="Segoe UI" w:cs="Segoe UI"/>
           <w:color w:val="1F2328"/>
         </w:rPr>
-        <w:t>Tucker, J. B. (2005). Life before life: A scientific investigation of children’s memories of previous lives. St. Martin’s Press.</w:t>
+        <w:t>Tucker, J. B. (2013). Return to life: Extraordinary cases of children who remember past lives. St. Martin’s Press.</w:t>
       </w:r>
     </w:p>
     <w:p>
@@ -8679,7 +8671,7 @@
           <w:color w:val="1F2328"/>
         </w:rPr>
         <w:lastRenderedPageBreak/>
-        <w:t>Tucker, J. B. (2013). Return to life: Extraordinary cases of children who remember past lives. St. Martin’s Press.</w:t>
+        <w:t>Turner, K. A. (2014). Radical Remission: Surviving Cancer Against All Odds.</w:t>
       </w:r>
     </w:p>
     <w:p>
@@ -8697,7 +8689,22 @@
           <w:rFonts w:ascii="Segoe UI" w:hAnsi="Segoe UI" w:cs="Segoe UI"/>
           <w:color w:val="1F2328"/>
         </w:rPr>
-        <w:t>Turner, K. A. (2014). Radical Remission: Surviving Cancer Against All Odds.</w:t>
+        <w:t>Tuttle, A. H., Tohyama, S., Ramsay, T., et al. (2015). Increasing placebo responses over time in U.S. clinical trials of neuropathic pain. </w:t>
+      </w:r>
+      <w:r>
+        <w:rPr>
+          <w:rStyle w:val="Emphasis"/>
+          <w:rFonts w:ascii="Segoe UI" w:eastAsiaTheme="majorEastAsia" w:hAnsi="Segoe UI" w:cs="Segoe UI"/>
+          <w:color w:val="1F2328"/>
+        </w:rPr>
+        <w:t>Pain</w:t>
+      </w:r>
+      <w:r>
+        <w:rPr>
+          <w:rFonts w:ascii="Segoe UI" w:hAnsi="Segoe UI" w:cs="Segoe UI"/>
+          <w:color w:val="1F2328"/>
+        </w:rPr>
+        <w:t>, 156(12), 2616-2626.</w:t>
       </w:r>
     </w:p>
     <w:p>
@@ -8715,7 +8722,7 @@
           <w:rFonts w:ascii="Segoe UI" w:hAnsi="Segoe UI" w:cs="Segoe UI"/>
           <w:color w:val="1F2328"/>
         </w:rPr>
-        <w:t>Tuttle, A. H., Tohyama, S., Ramsay, T., et al. (2015). Increasing placebo responses over time in U.S. clinical trials of neuropathic pain. </w:t>
+        <w:t>van Lommel, P., van Wees, R., Meyers, V., &amp; Elfferich, I. (2001). Near-death experience in survivors of cardiac arrest: A prospective study in the Netherlands. </w:t>
       </w:r>
       <w:r>
         <w:rPr>
@@ -8723,14 +8730,14 @@
           <w:rFonts w:ascii="Segoe UI" w:eastAsiaTheme="majorEastAsia" w:hAnsi="Segoe UI" w:cs="Segoe UI"/>
           <w:color w:val="1F2328"/>
         </w:rPr>
-        <w:t>Pain</w:t>
-      </w:r>
-      <w:r>
-        <w:rPr>
-          <w:rFonts w:ascii="Segoe UI" w:hAnsi="Segoe UI" w:cs="Segoe UI"/>
-          <w:color w:val="1F2328"/>
-        </w:rPr>
-        <w:t>, 156(12), 2616-2626.</w:t>
+        <w:t>The Lancet</w:t>
+      </w:r>
+      <w:r>
+        <w:rPr>
+          <w:rFonts w:ascii="Segoe UI" w:hAnsi="Segoe UI" w:cs="Segoe UI"/>
+          <w:color w:val="1F2328"/>
+        </w:rPr>
+        <w:t>, 358(9298), 2039-2045.</w:t>
       </w:r>
     </w:p>
     <w:p>
@@ -8748,44 +8755,11 @@
           <w:rFonts w:ascii="Segoe UI" w:hAnsi="Segoe UI" w:cs="Segoe UI"/>
           <w:color w:val="1F2328"/>
         </w:rPr>
-        <w:t>van Lommel, P., van Wees, R., Meyers, V., &amp; Elfferich, I. (2001). Near-death experience in survivors of cardiac arrest: A prospective study in the Netherlands. </w:t>
-      </w:r>
-      <w:r>
-        <w:rPr>
-          <w:rStyle w:val="Emphasis"/>
-          <w:rFonts w:ascii="Segoe UI" w:eastAsiaTheme="majorEastAsia" w:hAnsi="Segoe UI" w:cs="Segoe UI"/>
-          <w:color w:val="1F2328"/>
-        </w:rPr>
-        <w:t>The Lancet</w:t>
-      </w:r>
-      <w:r>
-        <w:rPr>
-          <w:rFonts w:ascii="Segoe UI" w:hAnsi="Segoe UI" w:cs="Segoe UI"/>
-          <w:color w:val="1F2328"/>
-        </w:rPr>
-        <w:t>, 358(9298), 2039-2045.</w:t>
+        <w:t>Wager, T. D., Rilling, J. K., Smith, E. E., Sokolik, A., Casey, K. L., Davidson, R. J., … &amp; Cohen, J. D. (2004). Placebo-induced changes in fMRI in the anticipation and experience of pain. Science, 303(5661), 1162–1167.</w:t>
       </w:r>
     </w:p>
     <w:p>
       <w:pPr>
-        <w:pStyle w:val="NormalWeb"/>
-        <w:shd w:val="clear" w:color="auto" w:fill="FFFFFF"/>
-        <w:spacing w:before="0" w:beforeAutospacing="0" w:after="225" w:afterAutospacing="0"/>
-        <w:rPr>
-          <w:rFonts w:ascii="Segoe UI" w:hAnsi="Segoe UI" w:cs="Segoe UI"/>
-          <w:color w:val="1F2328"/>
-        </w:rPr>
-      </w:pPr>
-      <w:r>
-        <w:rPr>
-          <w:rFonts w:ascii="Segoe UI" w:hAnsi="Segoe UI" w:cs="Segoe UI"/>
-          <w:color w:val="1F2328"/>
-        </w:rPr>
-        <w:t>Wager, T. D., Rilling, J. K., Smith, E. E., Sokolik, A., Casey, K. L., Davidson, R. J., … &amp; Cohen, J. D. (2004). Placebo-induced changes in fMRI in the anticipation and experience of pain. Science, 303(5661), 1162–1167.</w:t>
-      </w:r>
-    </w:p>
-    <w:p>
-      <w:pPr>
         <w:shd w:val="clear" w:color="auto" w:fill="FFFFFF"/>
         <w:spacing w:before="360" w:after="360"/>
         <w:rPr>
@@ -8799,8 +8773,8 @@
           <w:noProof/>
           <w:color w:val="1F2328"/>
         </w:rPr>
-        <w:pict w14:anchorId="00189396">
-          <v:rect id="_x0000_i1026" alt="" style="width:434.75pt;height:.05pt;mso-width-percent:0;mso-height-percent:0;mso-width-percent:0;mso-height-percent:0" o:hrpct="929" o:hralign="center" o:hrstd="t" o:hr="t" fillcolor="#a0a0a0" stroked="f"/>
+        <w:pict w14:anchorId="50C1FF34">
+          <v:rect id="_x0000_i1026" alt="" style="width:451.15pt;height:.05pt;mso-width-percent:0;mso-height-percent:0;mso-width-percent:0;mso-height-percent:0" o:hrpct="964" o:hralign="center" o:hrstd="t" o:hr="t" fillcolor="#a0a0a0" stroked="f"/>
         </w:pict>
       </w:r>
     </w:p>
@@ -8858,8 +8832,8 @@
           <w:noProof/>
           <w:color w:val="1F2328"/>
         </w:rPr>
-        <w:pict w14:anchorId="14C75C47">
-          <v:rect id="_x0000_i1025" alt="" style="width:434.75pt;height:.05pt;mso-width-percent:0;mso-height-percent:0;mso-width-percent:0;mso-height-percent:0" o:hrpct="929" o:hralign="center" o:hrstd="t" o:hr="t" fillcolor="#a0a0a0" stroked="f"/>
+        <w:pict w14:anchorId="670FE606">
+          <v:rect id="_x0000_i1025" alt="" style="width:451.15pt;height:.05pt;mso-width-percent:0;mso-height-percent:0;mso-width-percent:0;mso-height-percent:0" o:hrpct="964" o:hralign="center" o:hrstd="t" o:hr="t" fillcolor="#a0a0a0" stroked="f"/>
         </w:pict>
       </w:r>
     </w:p>
@@ -13513,6 +13487,155 @@
     </w:lvl>
   </w:abstractNum>
   <w:abstractNum w:abstractNumId="29" w15:restartNumberingAfterBreak="0">
+    <w:nsid w:val="17083A7D"/>
+    <w:multiLevelType w:val="multilevel"/>
+    <w:tmpl w:val="28C6ACBC"/>
+    <w:lvl w:ilvl="0">
+      <w:start w:val="1"/>
+      <w:numFmt w:val="bullet"/>
+      <w:lvlText w:val=""/>
+      <w:lvlJc w:val="left"/>
+      <w:pPr>
+        <w:tabs>
+          <w:tab w:val="num" w:pos="720"/>
+        </w:tabs>
+        <w:ind w:left="720" w:hanging="360"/>
+      </w:pPr>
+      <w:rPr>
+        <w:rFonts w:ascii="Symbol" w:hAnsi="Symbol" w:hint="default"/>
+        <w:sz w:val="20"/>
+      </w:rPr>
+    </w:lvl>
+    <w:lvl w:ilvl="1" w:tentative="1">
+      <w:start w:val="1"/>
+      <w:numFmt w:val="bullet"/>
+      <w:lvlText w:val="o"/>
+      <w:lvlJc w:val="left"/>
+      <w:pPr>
+        <w:tabs>
+          <w:tab w:val="num" w:pos="1440"/>
+        </w:tabs>
+        <w:ind w:left="1440" w:hanging="360"/>
+      </w:pPr>
+      <w:rPr>
+        <w:rFonts w:ascii="Courier New" w:hAnsi="Courier New" w:hint="default"/>
+        <w:sz w:val="20"/>
+      </w:rPr>
+    </w:lvl>
+    <w:lvl w:ilvl="2" w:tentative="1">
+      <w:start w:val="1"/>
+      <w:numFmt w:val="bullet"/>
+      <w:lvlText w:val=""/>
+      <w:lvlJc w:val="left"/>
+      <w:pPr>
+        <w:tabs>
+          <w:tab w:val="num" w:pos="2160"/>
+        </w:tabs>
+        <w:ind w:left="2160" w:hanging="360"/>
+      </w:pPr>
+      <w:rPr>
+        <w:rFonts w:ascii="Wingdings" w:hAnsi="Wingdings" w:hint="default"/>
+        <w:sz w:val="20"/>
+      </w:rPr>
+    </w:lvl>
+    <w:lvl w:ilvl="3" w:tentative="1">
+      <w:start w:val="1"/>
+      <w:numFmt w:val="bullet"/>
+      <w:lvlText w:val=""/>
+      <w:lvlJc w:val="left"/>
+      <w:pPr>
+        <w:tabs>
+          <w:tab w:val="num" w:pos="2880"/>
+        </w:tabs>
+        <w:ind w:left="2880" w:hanging="360"/>
+      </w:pPr>
+      <w:rPr>
+        <w:rFonts w:ascii="Wingdings" w:hAnsi="Wingdings" w:hint="default"/>
+        <w:sz w:val="20"/>
+      </w:rPr>
+    </w:lvl>
+    <w:lvl w:ilvl="4" w:tentative="1">
+      <w:start w:val="1"/>
+      <w:numFmt w:val="bullet"/>
+      <w:lvlText w:val=""/>
+      <w:lvlJc w:val="left"/>
+      <w:pPr>
+        <w:tabs>
+          <w:tab w:val="num" w:pos="3600"/>
+        </w:tabs>
+        <w:ind w:left="3600" w:hanging="360"/>
+      </w:pPr>
+      <w:rPr>
+        <w:rFonts w:ascii="Wingdings" w:hAnsi="Wingdings" w:hint="default"/>
+        <w:sz w:val="20"/>
+      </w:rPr>
+    </w:lvl>
+    <w:lvl w:ilvl="5" w:tentative="1">
+      <w:start w:val="1"/>
+      <w:numFmt w:val="bullet"/>
+      <w:lvlText w:val=""/>
+      <w:lvlJc w:val="left"/>
+      <w:pPr>
+        <w:tabs>
+          <w:tab w:val="num" w:pos="4320"/>
+        </w:tabs>
+        <w:ind w:left="4320" w:hanging="360"/>
+      </w:pPr>
+      <w:rPr>
+        <w:rFonts w:ascii="Wingdings" w:hAnsi="Wingdings" w:hint="default"/>
+        <w:sz w:val="20"/>
+      </w:rPr>
+    </w:lvl>
+    <w:lvl w:ilvl="6" w:tentative="1">
+      <w:start w:val="1"/>
+      <w:numFmt w:val="bullet"/>
+      <w:lvlText w:val=""/>
+      <w:lvlJc w:val="left"/>
+      <w:pPr>
+        <w:tabs>
+          <w:tab w:val="num" w:pos="5040"/>
+        </w:tabs>
+        <w:ind w:left="5040" w:hanging="360"/>
+      </w:pPr>
+      <w:rPr>
+        <w:rFonts w:ascii="Wingdings" w:hAnsi="Wingdings" w:hint="default"/>
+        <w:sz w:val="20"/>
+      </w:rPr>
+    </w:lvl>
+    <w:lvl w:ilvl="7" w:tentative="1">
+      <w:start w:val="1"/>
+      <w:numFmt w:val="bullet"/>
+      <w:lvlText w:val=""/>
+      <w:lvlJc w:val="left"/>
+      <w:pPr>
+        <w:tabs>
+          <w:tab w:val="num" w:pos="5760"/>
+        </w:tabs>
+        <w:ind w:left="5760" w:hanging="360"/>
+      </w:pPr>
+      <w:rPr>
+        <w:rFonts w:ascii="Wingdings" w:hAnsi="Wingdings" w:hint="default"/>
+        <w:sz w:val="20"/>
+      </w:rPr>
+    </w:lvl>
+    <w:lvl w:ilvl="8" w:tentative="1">
+      <w:start w:val="1"/>
+      <w:numFmt w:val="bullet"/>
+      <w:lvlText w:val=""/>
+      <w:lvlJc w:val="left"/>
+      <w:pPr>
+        <w:tabs>
+          <w:tab w:val="num" w:pos="6480"/>
+        </w:tabs>
+        <w:ind w:left="6480" w:hanging="360"/>
+      </w:pPr>
+      <w:rPr>
+        <w:rFonts w:ascii="Wingdings" w:hAnsi="Wingdings" w:hint="default"/>
+        <w:sz w:val="20"/>
+      </w:rPr>
+    </w:lvl>
+  </w:abstractNum>
+  <w:abstractNum w:abstractNumId="30" w15:restartNumberingAfterBreak="0">
     <w:nsid w:val="171C4257"/>
     <w:multiLevelType w:val="multilevel"/>
     <w:tmpl w:val="745E9632"/>
@@ -13661,7 +13784,7 @@
       </w:rPr>
     </w:lvl>
   </w:abstractNum>
-  <w:abstractNum w:abstractNumId="30" w15:restartNumberingAfterBreak="0">
+  <w:abstractNum w:abstractNumId="31" w15:restartNumberingAfterBreak="0">
     <w:nsid w:val="1799051F"/>
     <w:multiLevelType w:val="multilevel"/>
     <w:tmpl w:val="6128C7CE"/>
@@ -13810,7 +13933,7 @@
       </w:rPr>
     </w:lvl>
   </w:abstractNum>
-  <w:abstractNum w:abstractNumId="31" w15:restartNumberingAfterBreak="0">
+  <w:abstractNum w:abstractNumId="32" w15:restartNumberingAfterBreak="0">
     <w:nsid w:val="188142D2"/>
     <w:multiLevelType w:val="multilevel"/>
     <w:tmpl w:val="600E60C8"/>
@@ -13959,7 +14082,7 @@
       </w:rPr>
     </w:lvl>
   </w:abstractNum>
-  <w:abstractNum w:abstractNumId="32" w15:restartNumberingAfterBreak="0">
+  <w:abstractNum w:abstractNumId="33" w15:restartNumberingAfterBreak="0">
     <w:nsid w:val="18EE219D"/>
     <w:multiLevelType w:val="multilevel"/>
     <w:tmpl w:val="9CD4DD90"/>
@@ -14108,7 +14231,7 @@
       </w:rPr>
     </w:lvl>
   </w:abstractNum>
-  <w:abstractNum w:abstractNumId="33" w15:restartNumberingAfterBreak="0">
+  <w:abstractNum w:abstractNumId="34" w15:restartNumberingAfterBreak="0">
     <w:nsid w:val="192C6FDE"/>
     <w:multiLevelType w:val="multilevel"/>
     <w:tmpl w:val="B74A1842"/>
@@ -14257,7 +14380,7 @@
       </w:rPr>
     </w:lvl>
   </w:abstractNum>
-  <w:abstractNum w:abstractNumId="34" w15:restartNumberingAfterBreak="0">
+  <w:abstractNum w:abstractNumId="35" w15:restartNumberingAfterBreak="0">
     <w:nsid w:val="192F684C"/>
     <w:multiLevelType w:val="multilevel"/>
     <w:tmpl w:val="F82A103A"/>
@@ -14406,7 +14529,7 @@
       </w:rPr>
     </w:lvl>
   </w:abstractNum>
-  <w:abstractNum w:abstractNumId="35" w15:restartNumberingAfterBreak="0">
+  <w:abstractNum w:abstractNumId="36" w15:restartNumberingAfterBreak="0">
     <w:nsid w:val="19C26E5C"/>
     <w:multiLevelType w:val="multilevel"/>
     <w:tmpl w:val="226CEFCA"/>
@@ -14555,7 +14678,7 @@
       </w:rPr>
     </w:lvl>
   </w:abstractNum>
-  <w:abstractNum w:abstractNumId="36" w15:restartNumberingAfterBreak="0">
+  <w:abstractNum w:abstractNumId="37" w15:restartNumberingAfterBreak="0">
     <w:nsid w:val="1A097B2A"/>
     <w:multiLevelType w:val="multilevel"/>
     <w:tmpl w:val="749C0A5A"/>
@@ -14704,7 +14827,7 @@
       </w:rPr>
     </w:lvl>
   </w:abstractNum>
-  <w:abstractNum w:abstractNumId="37" w15:restartNumberingAfterBreak="0">
+  <w:abstractNum w:abstractNumId="38" w15:restartNumberingAfterBreak="0">
     <w:nsid w:val="1A0B5340"/>
     <w:multiLevelType w:val="multilevel"/>
     <w:tmpl w:val="E5EADFE8"/>
@@ -14853,7 +14976,7 @@
       </w:rPr>
     </w:lvl>
   </w:abstractNum>
-  <w:abstractNum w:abstractNumId="38" w15:restartNumberingAfterBreak="0">
+  <w:abstractNum w:abstractNumId="39" w15:restartNumberingAfterBreak="0">
     <w:nsid w:val="1A597ABA"/>
     <w:multiLevelType w:val="multilevel"/>
     <w:tmpl w:val="F56A9F32"/>
@@ -15002,7 +15125,7 @@
       </w:rPr>
     </w:lvl>
   </w:abstractNum>
-  <w:abstractNum w:abstractNumId="39" w15:restartNumberingAfterBreak="0">
+  <w:abstractNum w:abstractNumId="40" w15:restartNumberingAfterBreak="0">
     <w:nsid w:val="1B955563"/>
     <w:multiLevelType w:val="multilevel"/>
     <w:tmpl w:val="04801652"/>
@@ -15151,7 +15274,7 @@
       </w:rPr>
     </w:lvl>
   </w:abstractNum>
-  <w:abstractNum w:abstractNumId="40" w15:restartNumberingAfterBreak="0">
+  <w:abstractNum w:abstractNumId="41" w15:restartNumberingAfterBreak="0">
     <w:nsid w:val="1C1B723D"/>
     <w:multiLevelType w:val="multilevel"/>
     <w:tmpl w:val="A5C63818"/>
@@ -15300,7 +15423,7 @@
       </w:rPr>
     </w:lvl>
   </w:abstractNum>
-  <w:abstractNum w:abstractNumId="41" w15:restartNumberingAfterBreak="0">
+  <w:abstractNum w:abstractNumId="42" w15:restartNumberingAfterBreak="0">
     <w:nsid w:val="1CB62F6E"/>
     <w:multiLevelType w:val="multilevel"/>
     <w:tmpl w:val="A95A6D36"/>
@@ -15449,7 +15572,7 @@
       </w:rPr>
     </w:lvl>
   </w:abstractNum>
-  <w:abstractNum w:abstractNumId="42" w15:restartNumberingAfterBreak="0">
+  <w:abstractNum w:abstractNumId="43" w15:restartNumberingAfterBreak="0">
     <w:nsid w:val="1E5B3993"/>
     <w:multiLevelType w:val="multilevel"/>
     <w:tmpl w:val="1BF28796"/>
@@ -15598,7 +15721,7 @@
       </w:rPr>
     </w:lvl>
   </w:abstractNum>
-  <w:abstractNum w:abstractNumId="43" w15:restartNumberingAfterBreak="0">
+  <w:abstractNum w:abstractNumId="44" w15:restartNumberingAfterBreak="0">
     <w:nsid w:val="1E7765CE"/>
     <w:multiLevelType w:val="multilevel"/>
     <w:tmpl w:val="C03A22E4"/>
@@ -15747,7 +15870,7 @@
       </w:rPr>
     </w:lvl>
   </w:abstractNum>
-  <w:abstractNum w:abstractNumId="44" w15:restartNumberingAfterBreak="0">
+  <w:abstractNum w:abstractNumId="45" w15:restartNumberingAfterBreak="0">
     <w:nsid w:val="1E9B55AF"/>
     <w:multiLevelType w:val="multilevel"/>
     <w:tmpl w:val="CFE4F328"/>
@@ -15896,7 +16019,7 @@
       </w:rPr>
     </w:lvl>
   </w:abstractNum>
-  <w:abstractNum w:abstractNumId="45" w15:restartNumberingAfterBreak="0">
+  <w:abstractNum w:abstractNumId="46" w15:restartNumberingAfterBreak="0">
     <w:nsid w:val="1F5B0E3B"/>
     <w:multiLevelType w:val="multilevel"/>
     <w:tmpl w:val="4D9A603E"/>
@@ -16045,7 +16168,7 @@
       </w:rPr>
     </w:lvl>
   </w:abstractNum>
-  <w:abstractNum w:abstractNumId="46" w15:restartNumberingAfterBreak="0">
+  <w:abstractNum w:abstractNumId="47" w15:restartNumberingAfterBreak="0">
     <w:nsid w:val="20163534"/>
     <w:multiLevelType w:val="multilevel"/>
     <w:tmpl w:val="93FE095C"/>
@@ -16194,7 +16317,7 @@
       </w:rPr>
     </w:lvl>
   </w:abstractNum>
-  <w:abstractNum w:abstractNumId="47" w15:restartNumberingAfterBreak="0">
+  <w:abstractNum w:abstractNumId="48" w15:restartNumberingAfterBreak="0">
     <w:nsid w:val="203710BF"/>
     <w:multiLevelType w:val="multilevel"/>
     <w:tmpl w:val="5CC6990C"/>
@@ -16343,7 +16466,7 @@
       </w:rPr>
     </w:lvl>
   </w:abstractNum>
-  <w:abstractNum w:abstractNumId="48" w15:restartNumberingAfterBreak="0">
+  <w:abstractNum w:abstractNumId="49" w15:restartNumberingAfterBreak="0">
     <w:nsid w:val="206049D0"/>
     <w:multiLevelType w:val="multilevel"/>
     <w:tmpl w:val="090E9D60"/>
@@ -16492,7 +16615,7 @@
       </w:rPr>
     </w:lvl>
   </w:abstractNum>
-  <w:abstractNum w:abstractNumId="49" w15:restartNumberingAfterBreak="0">
+  <w:abstractNum w:abstractNumId="50" w15:restartNumberingAfterBreak="0">
     <w:nsid w:val="209538FB"/>
     <w:multiLevelType w:val="multilevel"/>
     <w:tmpl w:val="480A1EB2"/>
@@ -16641,7 +16764,7 @@
       </w:rPr>
     </w:lvl>
   </w:abstractNum>
-  <w:abstractNum w:abstractNumId="50" w15:restartNumberingAfterBreak="0">
+  <w:abstractNum w:abstractNumId="51" w15:restartNumberingAfterBreak="0">
     <w:nsid w:val="20BB6C8E"/>
     <w:multiLevelType w:val="multilevel"/>
     <w:tmpl w:val="9F921594"/>
@@ -16790,7 +16913,7 @@
       </w:rPr>
     </w:lvl>
   </w:abstractNum>
-  <w:abstractNum w:abstractNumId="51" w15:restartNumberingAfterBreak="0">
+  <w:abstractNum w:abstractNumId="52" w15:restartNumberingAfterBreak="0">
     <w:nsid w:val="21A97CF5"/>
     <w:multiLevelType w:val="multilevel"/>
     <w:tmpl w:val="11845598"/>
@@ -16903,7 +17026,7 @@
       </w:pPr>
     </w:lvl>
   </w:abstractNum>
-  <w:abstractNum w:abstractNumId="52" w15:restartNumberingAfterBreak="0">
+  <w:abstractNum w:abstractNumId="53" w15:restartNumberingAfterBreak="0">
     <w:nsid w:val="22512E9A"/>
     <w:multiLevelType w:val="multilevel"/>
     <w:tmpl w:val="02E0C81C"/>
@@ -17052,7 +17175,156 @@
       </w:rPr>
     </w:lvl>
   </w:abstractNum>
-  <w:abstractNum w:abstractNumId="53" w15:restartNumberingAfterBreak="0">
+  <w:abstractNum w:abstractNumId="54" w15:restartNumberingAfterBreak="0">
+    <w:nsid w:val="22F25175"/>
+    <w:multiLevelType w:val="multilevel"/>
+    <w:tmpl w:val="796A518E"/>
+    <w:lvl w:ilvl="0">
+      <w:start w:val="1"/>
+      <w:numFmt w:val="bullet"/>
+      <w:lvlText w:val=""/>
+      <w:lvlJc w:val="left"/>
+      <w:pPr>
+        <w:tabs>
+          <w:tab w:val="num" w:pos="720"/>
+        </w:tabs>
+        <w:ind w:left="720" w:hanging="360"/>
+      </w:pPr>
+      <w:rPr>
+        <w:rFonts w:ascii="Symbol" w:hAnsi="Symbol" w:hint="default"/>
+        <w:sz w:val="20"/>
+      </w:rPr>
+    </w:lvl>
+    <w:lvl w:ilvl="1" w:tentative="1">
+      <w:start w:val="1"/>
+      <w:numFmt w:val="bullet"/>
+      <w:lvlText w:val="o"/>
+      <w:lvlJc w:val="left"/>
+      <w:pPr>
+        <w:tabs>
+          <w:tab w:val="num" w:pos="1440"/>
+        </w:tabs>
+        <w:ind w:left="1440" w:hanging="360"/>
+      </w:pPr>
+      <w:rPr>
+        <w:rFonts w:ascii="Courier New" w:hAnsi="Courier New" w:hint="default"/>
+        <w:sz w:val="20"/>
+      </w:rPr>
+    </w:lvl>
+    <w:lvl w:ilvl="2" w:tentative="1">
+      <w:start w:val="1"/>
+      <w:numFmt w:val="bullet"/>
+      <w:lvlText w:val=""/>
+      <w:lvlJc w:val="left"/>
+      <w:pPr>
+        <w:tabs>
+          <w:tab w:val="num" w:pos="2160"/>
+        </w:tabs>
+        <w:ind w:left="2160" w:hanging="360"/>
+      </w:pPr>
+      <w:rPr>
+        <w:rFonts w:ascii="Wingdings" w:hAnsi="Wingdings" w:hint="default"/>
+        <w:sz w:val="20"/>
+      </w:rPr>
+    </w:lvl>
+    <w:lvl w:ilvl="3" w:tentative="1">
+      <w:start w:val="1"/>
+      <w:numFmt w:val="bullet"/>
+      <w:lvlText w:val=""/>
+      <w:lvlJc w:val="left"/>
+      <w:pPr>
+        <w:tabs>
+          <w:tab w:val="num" w:pos="2880"/>
+        </w:tabs>
+        <w:ind w:left="2880" w:hanging="360"/>
+      </w:pPr>
+      <w:rPr>
+        <w:rFonts w:ascii="Wingdings" w:hAnsi="Wingdings" w:hint="default"/>
+        <w:sz w:val="20"/>
+      </w:rPr>
+    </w:lvl>
+    <w:lvl w:ilvl="4" w:tentative="1">
+      <w:start w:val="1"/>
+      <w:numFmt w:val="bullet"/>
+      <w:lvlText w:val=""/>
+      <w:lvlJc w:val="left"/>
+      <w:pPr>
+        <w:tabs>
+          <w:tab w:val="num" w:pos="3600"/>
+        </w:tabs>
+        <w:ind w:left="3600" w:hanging="360"/>
+      </w:pPr>
+      <w:rPr>
+        <w:rFonts w:ascii="Wingdings" w:hAnsi="Wingdings" w:hint="default"/>
+        <w:sz w:val="20"/>
+      </w:rPr>
+    </w:lvl>
+    <w:lvl w:ilvl="5" w:tentative="1">
+      <w:start w:val="1"/>
+      <w:numFmt w:val="bullet"/>
+      <w:lvlText w:val=""/>
+      <w:lvlJc w:val="left"/>
+      <w:pPr>
+        <w:tabs>
+          <w:tab w:val="num" w:pos="4320"/>
+        </w:tabs>
+        <w:ind w:left="4320" w:hanging="360"/>
+      </w:pPr>
+      <w:rPr>
+        <w:rFonts w:ascii="Wingdings" w:hAnsi="Wingdings" w:hint="default"/>
+        <w:sz w:val="20"/>
+      </w:rPr>
+    </w:lvl>
+    <w:lvl w:ilvl="6" w:tentative="1">
+      <w:start w:val="1"/>
+      <w:numFmt w:val="bullet"/>
+      <w:lvlText w:val=""/>
+      <w:lvlJc w:val="left"/>
+      <w:pPr>
+        <w:tabs>
+          <w:tab w:val="num" w:pos="5040"/>
+        </w:tabs>
+        <w:ind w:left="5040" w:hanging="360"/>
+      </w:pPr>
+      <w:rPr>
+        <w:rFonts w:ascii="Wingdings" w:hAnsi="Wingdings" w:hint="default"/>
+        <w:sz w:val="20"/>
+      </w:rPr>
+    </w:lvl>
+    <w:lvl w:ilvl="7" w:tentative="1">
+      <w:start w:val="1"/>
+      <w:numFmt w:val="bullet"/>
+      <w:lvlText w:val=""/>
+      <w:lvlJc w:val="left"/>
+      <w:pPr>
+        <w:tabs>
+          <w:tab w:val="num" w:pos="5760"/>
+        </w:tabs>
+        <w:ind w:left="5760" w:hanging="360"/>
+      </w:pPr>
+      <w:rPr>
+        <w:rFonts w:ascii="Wingdings" w:hAnsi="Wingdings" w:hint="default"/>
+        <w:sz w:val="20"/>
+      </w:rPr>
+    </w:lvl>
+    <w:lvl w:ilvl="8" w:tentative="1">
+      <w:start w:val="1"/>
+      <w:numFmt w:val="bullet"/>
+      <w:lvlText w:val=""/>
+      <w:lvlJc w:val="left"/>
+      <w:pPr>
+        <w:tabs>
+          <w:tab w:val="num" w:pos="6480"/>
+        </w:tabs>
+        <w:ind w:left="6480" w:hanging="360"/>
+      </w:pPr>
+      <w:rPr>
+        <w:rFonts w:ascii="Wingdings" w:hAnsi="Wingdings" w:hint="default"/>
+        <w:sz w:val="20"/>
+      </w:rPr>
+    </w:lvl>
+  </w:abstractNum>
+  <w:abstractNum w:abstractNumId="55" w15:restartNumberingAfterBreak="0">
     <w:nsid w:val="23163800"/>
     <w:multiLevelType w:val="multilevel"/>
     <w:tmpl w:val="0D502EAA"/>
@@ -17201,7 +17473,7 @@
       </w:rPr>
     </w:lvl>
   </w:abstractNum>
-  <w:abstractNum w:abstractNumId="54" w15:restartNumberingAfterBreak="0">
+  <w:abstractNum w:abstractNumId="56" w15:restartNumberingAfterBreak="0">
     <w:nsid w:val="233C6AFE"/>
     <w:multiLevelType w:val="multilevel"/>
     <w:tmpl w:val="CD02634C"/>
@@ -17350,7 +17622,7 @@
       </w:rPr>
     </w:lvl>
   </w:abstractNum>
-  <w:abstractNum w:abstractNumId="55" w15:restartNumberingAfterBreak="0">
+  <w:abstractNum w:abstractNumId="57" w15:restartNumberingAfterBreak="0">
     <w:nsid w:val="23593513"/>
     <w:multiLevelType w:val="multilevel"/>
     <w:tmpl w:val="8E0E4836"/>
@@ -17499,7 +17771,7 @@
       </w:rPr>
     </w:lvl>
   </w:abstractNum>
-  <w:abstractNum w:abstractNumId="56" w15:restartNumberingAfterBreak="0">
+  <w:abstractNum w:abstractNumId="58" w15:restartNumberingAfterBreak="0">
     <w:nsid w:val="24127021"/>
     <w:multiLevelType w:val="multilevel"/>
     <w:tmpl w:val="DE6ED0F2"/>
@@ -17648,7 +17920,7 @@
       </w:rPr>
     </w:lvl>
   </w:abstractNum>
-  <w:abstractNum w:abstractNumId="57" w15:restartNumberingAfterBreak="0">
+  <w:abstractNum w:abstractNumId="59" w15:restartNumberingAfterBreak="0">
     <w:nsid w:val="246A2AD0"/>
     <w:multiLevelType w:val="multilevel"/>
     <w:tmpl w:val="4F70DA56"/>
@@ -17797,7 +18069,156 @@
       </w:rPr>
     </w:lvl>
   </w:abstractNum>
-  <w:abstractNum w:abstractNumId="58" w15:restartNumberingAfterBreak="0">
+  <w:abstractNum w:abstractNumId="60" w15:restartNumberingAfterBreak="0">
+    <w:nsid w:val="25660377"/>
+    <w:multiLevelType w:val="multilevel"/>
+    <w:tmpl w:val="39FCD6D0"/>
+    <w:lvl w:ilvl="0">
+      <w:start w:val="1"/>
+      <w:numFmt w:val="bullet"/>
+      <w:lvlText w:val=""/>
+      <w:lvlJc w:val="left"/>
+      <w:pPr>
+        <w:tabs>
+          <w:tab w:val="num" w:pos="720"/>
+        </w:tabs>
+        <w:ind w:left="720" w:hanging="360"/>
+      </w:pPr>
+      <w:rPr>
+        <w:rFonts w:ascii="Symbol" w:hAnsi="Symbol" w:hint="default"/>
+        <w:sz w:val="20"/>
+      </w:rPr>
+    </w:lvl>
+    <w:lvl w:ilvl="1" w:tentative="1">
+      <w:start w:val="1"/>
+      <w:numFmt w:val="bullet"/>
+      <w:lvlText w:val="o"/>
+      <w:lvlJc w:val="left"/>
+      <w:pPr>
+        <w:tabs>
+          <w:tab w:val="num" w:pos="1440"/>
+        </w:tabs>
+        <w:ind w:left="1440" w:hanging="360"/>
+      </w:pPr>
+      <w:rPr>
+        <w:rFonts w:ascii="Courier New" w:hAnsi="Courier New" w:hint="default"/>
+        <w:sz w:val="20"/>
+      </w:rPr>
+    </w:lvl>
+    <w:lvl w:ilvl="2" w:tentative="1">
+      <w:start w:val="1"/>
+      <w:numFmt w:val="bullet"/>
+      <w:lvlText w:val=""/>
+      <w:lvlJc w:val="left"/>
+      <w:pPr>
+        <w:tabs>
+          <w:tab w:val="num" w:pos="2160"/>
+        </w:tabs>
+        <w:ind w:left="2160" w:hanging="360"/>
+      </w:pPr>
+      <w:rPr>
+        <w:rFonts w:ascii="Wingdings" w:hAnsi="Wingdings" w:hint="default"/>
+        <w:sz w:val="20"/>
+      </w:rPr>
+    </w:lvl>
+    <w:lvl w:ilvl="3" w:tentative="1">
+      <w:start w:val="1"/>
+      <w:numFmt w:val="bullet"/>
+      <w:lvlText w:val=""/>
+      <w:lvlJc w:val="left"/>
+      <w:pPr>
+        <w:tabs>
+          <w:tab w:val="num" w:pos="2880"/>
+        </w:tabs>
+        <w:ind w:left="2880" w:hanging="360"/>
+      </w:pPr>
+      <w:rPr>
+        <w:rFonts w:ascii="Wingdings" w:hAnsi="Wingdings" w:hint="default"/>
+        <w:sz w:val="20"/>
+      </w:rPr>
+    </w:lvl>
+    <w:lvl w:ilvl="4" w:tentative="1">
+      <w:start w:val="1"/>
+      <w:numFmt w:val="bullet"/>
+      <w:lvlText w:val=""/>
+      <w:lvlJc w:val="left"/>
+      <w:pPr>
+        <w:tabs>
+          <w:tab w:val="num" w:pos="3600"/>
+        </w:tabs>
+        <w:ind w:left="3600" w:hanging="360"/>
+      </w:pPr>
+      <w:rPr>
+        <w:rFonts w:ascii="Wingdings" w:hAnsi="Wingdings" w:hint="default"/>
+        <w:sz w:val="20"/>
+      </w:rPr>
+    </w:lvl>
+    <w:lvl w:ilvl="5" w:tentative="1">
+      <w:start w:val="1"/>
+      <w:numFmt w:val="bullet"/>
+      <w:lvlText w:val=""/>
+      <w:lvlJc w:val="left"/>
+      <w:pPr>
+        <w:tabs>
+          <w:tab w:val="num" w:pos="4320"/>
+        </w:tabs>
+        <w:ind w:left="4320" w:hanging="360"/>
+      </w:pPr>
+      <w:rPr>
+        <w:rFonts w:ascii="Wingdings" w:hAnsi="Wingdings" w:hint="default"/>
+        <w:sz w:val="20"/>
+      </w:rPr>
+    </w:lvl>
+    <w:lvl w:ilvl="6" w:tentative="1">
+      <w:start w:val="1"/>
+      <w:numFmt w:val="bullet"/>
+      <w:lvlText w:val=""/>
+      <w:lvlJc w:val="left"/>
+      <w:pPr>
+        <w:tabs>
+          <w:tab w:val="num" w:pos="5040"/>
+        </w:tabs>
+        <w:ind w:left="5040" w:hanging="360"/>
+      </w:pPr>
+      <w:rPr>
+        <w:rFonts w:ascii="Wingdings" w:hAnsi="Wingdings" w:hint="default"/>
+        <w:sz w:val="20"/>
+      </w:rPr>
+    </w:lvl>
+    <w:lvl w:ilvl="7" w:tentative="1">
+      <w:start w:val="1"/>
+      <w:numFmt w:val="bullet"/>
+      <w:lvlText w:val=""/>
+      <w:lvlJc w:val="left"/>
+      <w:pPr>
+        <w:tabs>
+          <w:tab w:val="num" w:pos="5760"/>
+        </w:tabs>
+        <w:ind w:left="5760" w:hanging="360"/>
+      </w:pPr>
+      <w:rPr>
+        <w:rFonts w:ascii="Wingdings" w:hAnsi="Wingdings" w:hint="default"/>
+        <w:sz w:val="20"/>
+      </w:rPr>
+    </w:lvl>
+    <w:lvl w:ilvl="8" w:tentative="1">
+      <w:start w:val="1"/>
+      <w:numFmt w:val="bullet"/>
+      <w:lvlText w:val=""/>
+      <w:lvlJc w:val="left"/>
+      <w:pPr>
+        <w:tabs>
+          <w:tab w:val="num" w:pos="6480"/>
+        </w:tabs>
+        <w:ind w:left="6480" w:hanging="360"/>
+      </w:pPr>
+      <w:rPr>
+        <w:rFonts w:ascii="Wingdings" w:hAnsi="Wingdings" w:hint="default"/>
+        <w:sz w:val="20"/>
+      </w:rPr>
+    </w:lvl>
+  </w:abstractNum>
+  <w:abstractNum w:abstractNumId="61" w15:restartNumberingAfterBreak="0">
     <w:nsid w:val="259325C3"/>
     <w:multiLevelType w:val="multilevel"/>
     <w:tmpl w:val="B6C64BA4"/>
@@ -17946,7 +18367,7 @@
       </w:rPr>
     </w:lvl>
   </w:abstractNum>
-  <w:abstractNum w:abstractNumId="59" w15:restartNumberingAfterBreak="0">
+  <w:abstractNum w:abstractNumId="62" w15:restartNumberingAfterBreak="0">
     <w:nsid w:val="25A55ABC"/>
     <w:multiLevelType w:val="multilevel"/>
     <w:tmpl w:val="31563BCA"/>
@@ -18059,7 +18480,7 @@
       </w:pPr>
     </w:lvl>
   </w:abstractNum>
-  <w:abstractNum w:abstractNumId="60" w15:restartNumberingAfterBreak="0">
+  <w:abstractNum w:abstractNumId="63" w15:restartNumberingAfterBreak="0">
     <w:nsid w:val="25CE7E73"/>
     <w:multiLevelType w:val="multilevel"/>
     <w:tmpl w:val="B59214CE"/>
@@ -18208,7 +18629,7 @@
       </w:rPr>
     </w:lvl>
   </w:abstractNum>
-  <w:abstractNum w:abstractNumId="61" w15:restartNumberingAfterBreak="0">
+  <w:abstractNum w:abstractNumId="64" w15:restartNumberingAfterBreak="0">
     <w:nsid w:val="26FE25EB"/>
     <w:multiLevelType w:val="multilevel"/>
     <w:tmpl w:val="D212728C"/>
@@ -18357,7 +18778,156 @@
       </w:rPr>
     </w:lvl>
   </w:abstractNum>
-  <w:abstractNum w:abstractNumId="62" w15:restartNumberingAfterBreak="0">
+  <w:abstractNum w:abstractNumId="65" w15:restartNumberingAfterBreak="0">
+    <w:nsid w:val="28BF5D81"/>
+    <w:multiLevelType w:val="multilevel"/>
+    <w:tmpl w:val="F628DC9E"/>
+    <w:lvl w:ilvl="0">
+      <w:start w:val="1"/>
+      <w:numFmt w:val="bullet"/>
+      <w:lvlText w:val=""/>
+      <w:lvlJc w:val="left"/>
+      <w:pPr>
+        <w:tabs>
+          <w:tab w:val="num" w:pos="720"/>
+        </w:tabs>
+        <w:ind w:left="720" w:hanging="360"/>
+      </w:pPr>
+      <w:rPr>
+        <w:rFonts w:ascii="Symbol" w:hAnsi="Symbol" w:hint="default"/>
+        <w:sz w:val="20"/>
+      </w:rPr>
+    </w:lvl>
+    <w:lvl w:ilvl="1" w:tentative="1">
+      <w:start w:val="1"/>
+      <w:numFmt w:val="bullet"/>
+      <w:lvlText w:val="o"/>
+      <w:lvlJc w:val="left"/>
+      <w:pPr>
+        <w:tabs>
+          <w:tab w:val="num" w:pos="1440"/>
+        </w:tabs>
+        <w:ind w:left="1440" w:hanging="360"/>
+      </w:pPr>
+      <w:rPr>
+        <w:rFonts w:ascii="Courier New" w:hAnsi="Courier New" w:hint="default"/>
+        <w:sz w:val="20"/>
+      </w:rPr>
+    </w:lvl>
+    <w:lvl w:ilvl="2" w:tentative="1">
+      <w:start w:val="1"/>
+      <w:numFmt w:val="bullet"/>
+      <w:lvlText w:val=""/>
+      <w:lvlJc w:val="left"/>
+      <w:pPr>
+        <w:tabs>
+          <w:tab w:val="num" w:pos="2160"/>
+        </w:tabs>
+        <w:ind w:left="2160" w:hanging="360"/>
+      </w:pPr>
+      <w:rPr>
+        <w:rFonts w:ascii="Wingdings" w:hAnsi="Wingdings" w:hint="default"/>
+        <w:sz w:val="20"/>
+      </w:rPr>
+    </w:lvl>
+    <w:lvl w:ilvl="3" w:tentative="1">
+      <w:start w:val="1"/>
+      <w:numFmt w:val="bullet"/>
+      <w:lvlText w:val=""/>
+      <w:lvlJc w:val="left"/>
+      <w:pPr>
+        <w:tabs>
+          <w:tab w:val="num" w:pos="2880"/>
+        </w:tabs>
+        <w:ind w:left="2880" w:hanging="360"/>
+      </w:pPr>
+      <w:rPr>
+        <w:rFonts w:ascii="Wingdings" w:hAnsi="Wingdings" w:hint="default"/>
+        <w:sz w:val="20"/>
+      </w:rPr>
+    </w:lvl>
+    <w:lvl w:ilvl="4" w:tentative="1">
+      <w:start w:val="1"/>
+      <w:numFmt w:val="bullet"/>
+      <w:lvlText w:val=""/>
+      <w:lvlJc w:val="left"/>
+      <w:pPr>
+        <w:tabs>
+          <w:tab w:val="num" w:pos="3600"/>
+        </w:tabs>
+        <w:ind w:left="3600" w:hanging="360"/>
+      </w:pPr>
+      <w:rPr>
+        <w:rFonts w:ascii="Wingdings" w:hAnsi="Wingdings" w:hint="default"/>
+        <w:sz w:val="20"/>
+      </w:rPr>
+    </w:lvl>
+    <w:lvl w:ilvl="5" w:tentative="1">
+      <w:start w:val="1"/>
+      <w:numFmt w:val="bullet"/>
+      <w:lvlText w:val=""/>
+      <w:lvlJc w:val="left"/>
+      <w:pPr>
+        <w:tabs>
+          <w:tab w:val="num" w:pos="4320"/>
+        </w:tabs>
+        <w:ind w:left="4320" w:hanging="360"/>
+      </w:pPr>
+      <w:rPr>
+        <w:rFonts w:ascii="Wingdings" w:hAnsi="Wingdings" w:hint="default"/>
+        <w:sz w:val="20"/>
+      </w:rPr>
+    </w:lvl>
+    <w:lvl w:ilvl="6" w:tentative="1">
+      <w:start w:val="1"/>
+      <w:numFmt w:val="bullet"/>
+      <w:lvlText w:val=""/>
+      <w:lvlJc w:val="left"/>
+      <w:pPr>
+        <w:tabs>
+          <w:tab w:val="num" w:pos="5040"/>
+        </w:tabs>
+        <w:ind w:left="5040" w:hanging="360"/>
+      </w:pPr>
+      <w:rPr>
+        <w:rFonts w:ascii="Wingdings" w:hAnsi="Wingdings" w:hint="default"/>
+        <w:sz w:val="20"/>
+      </w:rPr>
+    </w:lvl>
+    <w:lvl w:ilvl="7" w:tentative="1">
+      <w:start w:val="1"/>
+      <w:numFmt w:val="bullet"/>
+      <w:lvlText w:val=""/>
+      <w:lvlJc w:val="left"/>
+      <w:pPr>
+        <w:tabs>
+          <w:tab w:val="num" w:pos="5760"/>
+        </w:tabs>
+        <w:ind w:left="5760" w:hanging="360"/>
+      </w:pPr>
+      <w:rPr>
+        <w:rFonts w:ascii="Wingdings" w:hAnsi="Wingdings" w:hint="default"/>
+        <w:sz w:val="20"/>
+      </w:rPr>
+    </w:lvl>
+    <w:lvl w:ilvl="8" w:tentative="1">
+      <w:start w:val="1"/>
+      <w:numFmt w:val="bullet"/>
+      <w:lvlText w:val=""/>
+      <w:lvlJc w:val="left"/>
+      <w:pPr>
+        <w:tabs>
+          <w:tab w:val="num" w:pos="6480"/>
+        </w:tabs>
+        <w:ind w:left="6480" w:hanging="360"/>
+      </w:pPr>
+      <w:rPr>
+        <w:rFonts w:ascii="Wingdings" w:hAnsi="Wingdings" w:hint="default"/>
+        <w:sz w:val="20"/>
+      </w:rPr>
+    </w:lvl>
+  </w:abstractNum>
+  <w:abstractNum w:abstractNumId="66" w15:restartNumberingAfterBreak="0">
     <w:nsid w:val="28E1728E"/>
     <w:multiLevelType w:val="multilevel"/>
     <w:tmpl w:val="F168E2F0"/>
@@ -18506,7 +19076,7 @@
       </w:rPr>
     </w:lvl>
   </w:abstractNum>
-  <w:abstractNum w:abstractNumId="63" w15:restartNumberingAfterBreak="0">
+  <w:abstractNum w:abstractNumId="67" w15:restartNumberingAfterBreak="0">
     <w:nsid w:val="28EF0E16"/>
     <w:multiLevelType w:val="multilevel"/>
     <w:tmpl w:val="23BEBC34"/>
@@ -18655,7 +19225,7 @@
       </w:rPr>
     </w:lvl>
   </w:abstractNum>
-  <w:abstractNum w:abstractNumId="64" w15:restartNumberingAfterBreak="0">
+  <w:abstractNum w:abstractNumId="68" w15:restartNumberingAfterBreak="0">
     <w:nsid w:val="29696595"/>
     <w:multiLevelType w:val="multilevel"/>
     <w:tmpl w:val="A9CA15DC"/>
@@ -18804,7 +19374,7 @@
       </w:rPr>
     </w:lvl>
   </w:abstractNum>
-  <w:abstractNum w:abstractNumId="65" w15:restartNumberingAfterBreak="0">
+  <w:abstractNum w:abstractNumId="69" w15:restartNumberingAfterBreak="0">
     <w:nsid w:val="299C1123"/>
     <w:multiLevelType w:val="multilevel"/>
     <w:tmpl w:val="235AADC4"/>
@@ -18953,7 +19523,7 @@
       </w:rPr>
     </w:lvl>
   </w:abstractNum>
-  <w:abstractNum w:abstractNumId="66" w15:restartNumberingAfterBreak="0">
+  <w:abstractNum w:abstractNumId="70" w15:restartNumberingAfterBreak="0">
     <w:nsid w:val="29F67320"/>
     <w:multiLevelType w:val="multilevel"/>
     <w:tmpl w:val="B8A4FA88"/>
@@ -19102,7 +19672,7 @@
       </w:rPr>
     </w:lvl>
   </w:abstractNum>
-  <w:abstractNum w:abstractNumId="67" w15:restartNumberingAfterBreak="0">
+  <w:abstractNum w:abstractNumId="71" w15:restartNumberingAfterBreak="0">
     <w:nsid w:val="2C8C3311"/>
     <w:multiLevelType w:val="multilevel"/>
     <w:tmpl w:val="7C44B7C2"/>
@@ -19251,7 +19821,7 @@
       </w:rPr>
     </w:lvl>
   </w:abstractNum>
-  <w:abstractNum w:abstractNumId="68" w15:restartNumberingAfterBreak="0">
+  <w:abstractNum w:abstractNumId="72" w15:restartNumberingAfterBreak="0">
     <w:nsid w:val="2D7B776E"/>
     <w:multiLevelType w:val="multilevel"/>
     <w:tmpl w:val="ECEE1184"/>
@@ -19400,7 +19970,7 @@
       </w:rPr>
     </w:lvl>
   </w:abstractNum>
-  <w:abstractNum w:abstractNumId="69" w15:restartNumberingAfterBreak="0">
+  <w:abstractNum w:abstractNumId="73" w15:restartNumberingAfterBreak="0">
     <w:nsid w:val="2E233B57"/>
     <w:multiLevelType w:val="multilevel"/>
     <w:tmpl w:val="640C9B06"/>
@@ -19549,7 +20119,7 @@
       </w:rPr>
     </w:lvl>
   </w:abstractNum>
-  <w:abstractNum w:abstractNumId="70" w15:restartNumberingAfterBreak="0">
+  <w:abstractNum w:abstractNumId="74" w15:restartNumberingAfterBreak="0">
     <w:nsid w:val="2E7340A4"/>
     <w:multiLevelType w:val="multilevel"/>
     <w:tmpl w:val="0CCAEFC6"/>
@@ -19698,7 +20268,156 @@
       </w:rPr>
     </w:lvl>
   </w:abstractNum>
-  <w:abstractNum w:abstractNumId="71" w15:restartNumberingAfterBreak="0">
+  <w:abstractNum w:abstractNumId="75" w15:restartNumberingAfterBreak="0">
+    <w:nsid w:val="2F202021"/>
+    <w:multiLevelType w:val="multilevel"/>
+    <w:tmpl w:val="89B8EB64"/>
+    <w:lvl w:ilvl="0">
+      <w:start w:val="1"/>
+      <w:numFmt w:val="bullet"/>
+      <w:lvlText w:val=""/>
+      <w:lvlJc w:val="left"/>
+      <w:pPr>
+        <w:tabs>
+          <w:tab w:val="num" w:pos="720"/>
+        </w:tabs>
+        <w:ind w:left="720" w:hanging="360"/>
+      </w:pPr>
+      <w:rPr>
+        <w:rFonts w:ascii="Symbol" w:hAnsi="Symbol" w:hint="default"/>
+        <w:sz w:val="20"/>
+      </w:rPr>
+    </w:lvl>
+    <w:lvl w:ilvl="1" w:tentative="1">
+      <w:start w:val="1"/>
+      <w:numFmt w:val="bullet"/>
+      <w:lvlText w:val="o"/>
+      <w:lvlJc w:val="left"/>
+      <w:pPr>
+        <w:tabs>
+          <w:tab w:val="num" w:pos="1440"/>
+        </w:tabs>
+        <w:ind w:left="1440" w:hanging="360"/>
+      </w:pPr>
+      <w:rPr>
+        <w:rFonts w:ascii="Courier New" w:hAnsi="Courier New" w:hint="default"/>
+        <w:sz w:val="20"/>
+      </w:rPr>
+    </w:lvl>
+    <w:lvl w:ilvl="2" w:tentative="1">
+      <w:start w:val="1"/>
+      <w:numFmt w:val="bullet"/>
+      <w:lvlText w:val=""/>
+      <w:lvlJc w:val="left"/>
+      <w:pPr>
+        <w:tabs>
+          <w:tab w:val="num" w:pos="2160"/>
+        </w:tabs>
+        <w:ind w:left="2160" w:hanging="360"/>
+      </w:pPr>
+      <w:rPr>
+        <w:rFonts w:ascii="Wingdings" w:hAnsi="Wingdings" w:hint="default"/>
+        <w:sz w:val="20"/>
+      </w:rPr>
+    </w:lvl>
+    <w:lvl w:ilvl="3" w:tentative="1">
+      <w:start w:val="1"/>
+      <w:numFmt w:val="bullet"/>
+      <w:lvlText w:val=""/>
+      <w:lvlJc w:val="left"/>
+      <w:pPr>
+        <w:tabs>
+          <w:tab w:val="num" w:pos="2880"/>
+        </w:tabs>
+        <w:ind w:left="2880" w:hanging="360"/>
+      </w:pPr>
+      <w:rPr>
+        <w:rFonts w:ascii="Wingdings" w:hAnsi="Wingdings" w:hint="default"/>
+        <w:sz w:val="20"/>
+      </w:rPr>
+    </w:lvl>
+    <w:lvl w:ilvl="4" w:tentative="1">
+      <w:start w:val="1"/>
+      <w:numFmt w:val="bullet"/>
+      <w:lvlText w:val=""/>
+      <w:lvlJc w:val="left"/>
+      <w:pPr>
+        <w:tabs>
+          <w:tab w:val="num" w:pos="3600"/>
+        </w:tabs>
+        <w:ind w:left="3600" w:hanging="360"/>
+      </w:pPr>
+      <w:rPr>
+        <w:rFonts w:ascii="Wingdings" w:hAnsi="Wingdings" w:hint="default"/>
+        <w:sz w:val="20"/>
+      </w:rPr>
+    </w:lvl>
+    <w:lvl w:ilvl="5" w:tentative="1">
+      <w:start w:val="1"/>
+      <w:numFmt w:val="bullet"/>
+      <w:lvlText w:val=""/>
+      <w:lvlJc w:val="left"/>
+      <w:pPr>
+        <w:tabs>
+          <w:tab w:val="num" w:pos="4320"/>
+        </w:tabs>
+        <w:ind w:left="4320" w:hanging="360"/>
+      </w:pPr>
+      <w:rPr>
+        <w:rFonts w:ascii="Wingdings" w:hAnsi="Wingdings" w:hint="default"/>
+        <w:sz w:val="20"/>
+      </w:rPr>
+    </w:lvl>
+    <w:lvl w:ilvl="6" w:tentative="1">
+      <w:start w:val="1"/>
+      <w:numFmt w:val="bullet"/>
+      <w:lvlText w:val=""/>
+      <w:lvlJc w:val="left"/>
+      <w:pPr>
+        <w:tabs>
+          <w:tab w:val="num" w:pos="5040"/>
+        </w:tabs>
+        <w:ind w:left="5040" w:hanging="360"/>
+      </w:pPr>
+      <w:rPr>
+        <w:rFonts w:ascii="Wingdings" w:hAnsi="Wingdings" w:hint="default"/>
+        <w:sz w:val="20"/>
+      </w:rPr>
+    </w:lvl>
+    <w:lvl w:ilvl="7" w:tentative="1">
+      <w:start w:val="1"/>
+      <w:numFmt w:val="bullet"/>
+      <w:lvlText w:val=""/>
+      <w:lvlJc w:val="left"/>
+      <w:pPr>
+        <w:tabs>
+          <w:tab w:val="num" w:pos="5760"/>
+        </w:tabs>
+        <w:ind w:left="5760" w:hanging="360"/>
+      </w:pPr>
+      <w:rPr>
+        <w:rFonts w:ascii="Wingdings" w:hAnsi="Wingdings" w:hint="default"/>
+        <w:sz w:val="20"/>
+      </w:rPr>
+    </w:lvl>
+    <w:lvl w:ilvl="8" w:tentative="1">
+      <w:start w:val="1"/>
+      <w:numFmt w:val="bullet"/>
+      <w:lvlText w:val=""/>
+      <w:lvlJc w:val="left"/>
+      <w:pPr>
+        <w:tabs>
+          <w:tab w:val="num" w:pos="6480"/>
+        </w:tabs>
+        <w:ind w:left="6480" w:hanging="360"/>
+      </w:pPr>
+      <w:rPr>
+        <w:rFonts w:ascii="Wingdings" w:hAnsi="Wingdings" w:hint="default"/>
+        <w:sz w:val="20"/>
+      </w:rPr>
+    </w:lvl>
+  </w:abstractNum>
+  <w:abstractNum w:abstractNumId="76" w15:restartNumberingAfterBreak="0">
     <w:nsid w:val="2F237DB7"/>
     <w:multiLevelType w:val="multilevel"/>
     <w:tmpl w:val="3F8C6BB2"/>
@@ -19847,7 +20566,7 @@
       </w:rPr>
     </w:lvl>
   </w:abstractNum>
-  <w:abstractNum w:abstractNumId="72" w15:restartNumberingAfterBreak="0">
+  <w:abstractNum w:abstractNumId="77" w15:restartNumberingAfterBreak="0">
     <w:nsid w:val="2F784721"/>
     <w:multiLevelType w:val="multilevel"/>
     <w:tmpl w:val="FD80E1EC"/>
@@ -19996,7 +20715,7 @@
       </w:rPr>
     </w:lvl>
   </w:abstractNum>
-  <w:abstractNum w:abstractNumId="73" w15:restartNumberingAfterBreak="0">
+  <w:abstractNum w:abstractNumId="78" w15:restartNumberingAfterBreak="0">
     <w:nsid w:val="2FC2522A"/>
     <w:multiLevelType w:val="multilevel"/>
     <w:tmpl w:val="B81A556E"/>
@@ -20145,7 +20864,7 @@
       </w:rPr>
     </w:lvl>
   </w:abstractNum>
-  <w:abstractNum w:abstractNumId="74" w15:restartNumberingAfterBreak="0">
+  <w:abstractNum w:abstractNumId="79" w15:restartNumberingAfterBreak="0">
     <w:nsid w:val="301E25FD"/>
     <w:multiLevelType w:val="multilevel"/>
     <w:tmpl w:val="49C0B53A"/>
@@ -20294,7 +21013,7 @@
       </w:rPr>
     </w:lvl>
   </w:abstractNum>
-  <w:abstractNum w:abstractNumId="75" w15:restartNumberingAfterBreak="0">
+  <w:abstractNum w:abstractNumId="80" w15:restartNumberingAfterBreak="0">
     <w:nsid w:val="32035690"/>
     <w:multiLevelType w:val="multilevel"/>
     <w:tmpl w:val="46E08274"/>
@@ -20443,7 +21162,7 @@
       </w:rPr>
     </w:lvl>
   </w:abstractNum>
-  <w:abstractNum w:abstractNumId="76" w15:restartNumberingAfterBreak="0">
+  <w:abstractNum w:abstractNumId="81" w15:restartNumberingAfterBreak="0">
     <w:nsid w:val="32A23A9D"/>
     <w:multiLevelType w:val="multilevel"/>
     <w:tmpl w:val="CE5C2140"/>
@@ -20592,7 +21311,7 @@
       </w:rPr>
     </w:lvl>
   </w:abstractNum>
-  <w:abstractNum w:abstractNumId="77" w15:restartNumberingAfterBreak="0">
+  <w:abstractNum w:abstractNumId="82" w15:restartNumberingAfterBreak="0">
     <w:nsid w:val="32CD19BC"/>
     <w:multiLevelType w:val="multilevel"/>
     <w:tmpl w:val="FB441A4C"/>
@@ -20741,7 +21460,7 @@
       </w:rPr>
     </w:lvl>
   </w:abstractNum>
-  <w:abstractNum w:abstractNumId="78" w15:restartNumberingAfterBreak="0">
+  <w:abstractNum w:abstractNumId="83" w15:restartNumberingAfterBreak="0">
     <w:nsid w:val="33EA5BAE"/>
     <w:multiLevelType w:val="multilevel"/>
     <w:tmpl w:val="E036268C"/>
@@ -20890,7 +21609,7 @@
       </w:rPr>
     </w:lvl>
   </w:abstractNum>
-  <w:abstractNum w:abstractNumId="79" w15:restartNumberingAfterBreak="0">
+  <w:abstractNum w:abstractNumId="84" w15:restartNumberingAfterBreak="0">
     <w:nsid w:val="34347BF1"/>
     <w:multiLevelType w:val="multilevel"/>
     <w:tmpl w:val="30269692"/>
@@ -21039,7 +21758,7 @@
       </w:rPr>
     </w:lvl>
   </w:abstractNum>
-  <w:abstractNum w:abstractNumId="80" w15:restartNumberingAfterBreak="0">
+  <w:abstractNum w:abstractNumId="85" w15:restartNumberingAfterBreak="0">
     <w:nsid w:val="34804764"/>
     <w:multiLevelType w:val="multilevel"/>
     <w:tmpl w:val="0ED8F64C"/>
@@ -21188,7 +21907,7 @@
       </w:rPr>
     </w:lvl>
   </w:abstractNum>
-  <w:abstractNum w:abstractNumId="81" w15:restartNumberingAfterBreak="0">
+  <w:abstractNum w:abstractNumId="86" w15:restartNumberingAfterBreak="0">
     <w:nsid w:val="34AE3DC9"/>
     <w:multiLevelType w:val="multilevel"/>
     <w:tmpl w:val="158E649E"/>
@@ -21337,7 +22056,7 @@
       </w:rPr>
     </w:lvl>
   </w:abstractNum>
-  <w:abstractNum w:abstractNumId="82" w15:restartNumberingAfterBreak="0">
+  <w:abstractNum w:abstractNumId="87" w15:restartNumberingAfterBreak="0">
     <w:nsid w:val="34DC196B"/>
     <w:multiLevelType w:val="multilevel"/>
     <w:tmpl w:val="9048AE56"/>
@@ -21486,7 +22205,7 @@
       </w:rPr>
     </w:lvl>
   </w:abstractNum>
-  <w:abstractNum w:abstractNumId="83" w15:restartNumberingAfterBreak="0">
+  <w:abstractNum w:abstractNumId="88" w15:restartNumberingAfterBreak="0">
     <w:nsid w:val="352927D9"/>
     <w:multiLevelType w:val="multilevel"/>
     <w:tmpl w:val="CB5CFF54"/>
@@ -21635,7 +22354,7 @@
       </w:rPr>
     </w:lvl>
   </w:abstractNum>
-  <w:abstractNum w:abstractNumId="84" w15:restartNumberingAfterBreak="0">
+  <w:abstractNum w:abstractNumId="89" w15:restartNumberingAfterBreak="0">
     <w:nsid w:val="35680CA4"/>
     <w:multiLevelType w:val="multilevel"/>
     <w:tmpl w:val="1E34061E"/>
@@ -21784,7 +22503,7 @@
       </w:rPr>
     </w:lvl>
   </w:abstractNum>
-  <w:abstractNum w:abstractNumId="85" w15:restartNumberingAfterBreak="0">
+  <w:abstractNum w:abstractNumId="90" w15:restartNumberingAfterBreak="0">
     <w:nsid w:val="37213BF3"/>
     <w:multiLevelType w:val="multilevel"/>
     <w:tmpl w:val="3858E9AC"/>
@@ -21933,7 +22652,7 @@
       </w:rPr>
     </w:lvl>
   </w:abstractNum>
-  <w:abstractNum w:abstractNumId="86" w15:restartNumberingAfterBreak="0">
+  <w:abstractNum w:abstractNumId="91" w15:restartNumberingAfterBreak="0">
     <w:nsid w:val="37A3291E"/>
     <w:multiLevelType w:val="multilevel"/>
     <w:tmpl w:val="612EA35C"/>
@@ -22082,7 +22801,7 @@
       </w:rPr>
     </w:lvl>
   </w:abstractNum>
-  <w:abstractNum w:abstractNumId="87" w15:restartNumberingAfterBreak="0">
+  <w:abstractNum w:abstractNumId="92" w15:restartNumberingAfterBreak="0">
     <w:nsid w:val="37B1492C"/>
     <w:multiLevelType w:val="multilevel"/>
     <w:tmpl w:val="ADA421D6"/>
@@ -22231,7 +22950,7 @@
       </w:rPr>
     </w:lvl>
   </w:abstractNum>
-  <w:abstractNum w:abstractNumId="88" w15:restartNumberingAfterBreak="0">
+  <w:abstractNum w:abstractNumId="93" w15:restartNumberingAfterBreak="0">
     <w:nsid w:val="380B4F68"/>
     <w:multiLevelType w:val="multilevel"/>
     <w:tmpl w:val="25B260F0"/>
@@ -22380,7 +23099,7 @@
       </w:rPr>
     </w:lvl>
   </w:abstractNum>
-  <w:abstractNum w:abstractNumId="89" w15:restartNumberingAfterBreak="0">
+  <w:abstractNum w:abstractNumId="94" w15:restartNumberingAfterBreak="0">
     <w:nsid w:val="384F7632"/>
     <w:multiLevelType w:val="multilevel"/>
     <w:tmpl w:val="508EEFEE"/>
@@ -22529,7 +23248,7 @@
       </w:rPr>
     </w:lvl>
   </w:abstractNum>
-  <w:abstractNum w:abstractNumId="90" w15:restartNumberingAfterBreak="0">
+  <w:abstractNum w:abstractNumId="95" w15:restartNumberingAfterBreak="0">
     <w:nsid w:val="38B549F7"/>
     <w:multiLevelType w:val="multilevel"/>
     <w:tmpl w:val="77F44E06"/>
@@ -22678,7 +23397,7 @@
       </w:rPr>
     </w:lvl>
   </w:abstractNum>
-  <w:abstractNum w:abstractNumId="91" w15:restartNumberingAfterBreak="0">
+  <w:abstractNum w:abstractNumId="96" w15:restartNumberingAfterBreak="0">
     <w:nsid w:val="391641B7"/>
     <w:multiLevelType w:val="multilevel"/>
     <w:tmpl w:val="9E64D74A"/>
@@ -22827,7 +23546,7 @@
       </w:rPr>
     </w:lvl>
   </w:abstractNum>
-  <w:abstractNum w:abstractNumId="92" w15:restartNumberingAfterBreak="0">
+  <w:abstractNum w:abstractNumId="97" w15:restartNumberingAfterBreak="0">
     <w:nsid w:val="39B052AE"/>
     <w:multiLevelType w:val="multilevel"/>
     <w:tmpl w:val="66F4222C"/>
@@ -22976,7 +23695,7 @@
       </w:rPr>
     </w:lvl>
   </w:abstractNum>
-  <w:abstractNum w:abstractNumId="93" w15:restartNumberingAfterBreak="0">
+  <w:abstractNum w:abstractNumId="98" w15:restartNumberingAfterBreak="0">
     <w:nsid w:val="39C20057"/>
     <w:multiLevelType w:val="multilevel"/>
     <w:tmpl w:val="568ED9E2"/>
@@ -23125,7 +23844,7 @@
       </w:rPr>
     </w:lvl>
   </w:abstractNum>
-  <w:abstractNum w:abstractNumId="94" w15:restartNumberingAfterBreak="0">
+  <w:abstractNum w:abstractNumId="99" w15:restartNumberingAfterBreak="0">
     <w:nsid w:val="39E6753D"/>
     <w:multiLevelType w:val="multilevel"/>
     <w:tmpl w:val="00C0FDAA"/>
@@ -23274,7 +23993,7 @@
       </w:rPr>
     </w:lvl>
   </w:abstractNum>
-  <w:abstractNum w:abstractNumId="95" w15:restartNumberingAfterBreak="0">
+  <w:abstractNum w:abstractNumId="100" w15:restartNumberingAfterBreak="0">
     <w:nsid w:val="39EB2EAE"/>
     <w:multiLevelType w:val="multilevel"/>
     <w:tmpl w:val="E8E08CAE"/>
@@ -23423,7 +24142,156 @@
       </w:rPr>
     </w:lvl>
   </w:abstractNum>
-  <w:abstractNum w:abstractNumId="96" w15:restartNumberingAfterBreak="0">
+  <w:abstractNum w:abstractNumId="101" w15:restartNumberingAfterBreak="0">
+    <w:nsid w:val="3A2257F7"/>
+    <w:multiLevelType w:val="multilevel"/>
+    <w:tmpl w:val="BFD6FEA2"/>
+    <w:lvl w:ilvl="0">
+      <w:start w:val="1"/>
+      <w:numFmt w:val="bullet"/>
+      <w:lvlText w:val=""/>
+      <w:lvlJc w:val="left"/>
+      <w:pPr>
+        <w:tabs>
+          <w:tab w:val="num" w:pos="720"/>
+        </w:tabs>
+        <w:ind w:left="720" w:hanging="360"/>
+      </w:pPr>
+      <w:rPr>
+        <w:rFonts w:ascii="Symbol" w:hAnsi="Symbol" w:hint="default"/>
+        <w:sz w:val="20"/>
+      </w:rPr>
+    </w:lvl>
+    <w:lvl w:ilvl="1" w:tentative="1">
+      <w:start w:val="1"/>
+      <w:numFmt w:val="bullet"/>
+      <w:lvlText w:val="o"/>
+      <w:lvlJc w:val="left"/>
+      <w:pPr>
+        <w:tabs>
+          <w:tab w:val="num" w:pos="1440"/>
+        </w:tabs>
+        <w:ind w:left="1440" w:hanging="360"/>
+      </w:pPr>
+      <w:rPr>
+        <w:rFonts w:ascii="Courier New" w:hAnsi="Courier New" w:hint="default"/>
+        <w:sz w:val="20"/>
+      </w:rPr>
+    </w:lvl>
+    <w:lvl w:ilvl="2" w:tentative="1">
+      <w:start w:val="1"/>
+      <w:numFmt w:val="bullet"/>
+      <w:lvlText w:val=""/>
+      <w:lvlJc w:val="left"/>
+      <w:pPr>
+        <w:tabs>
+          <w:tab w:val="num" w:pos="2160"/>
+        </w:tabs>
+        <w:ind w:left="2160" w:hanging="360"/>
+      </w:pPr>
+      <w:rPr>
+        <w:rFonts w:ascii="Wingdings" w:hAnsi="Wingdings" w:hint="default"/>
+        <w:sz w:val="20"/>
+      </w:rPr>
+    </w:lvl>
+    <w:lvl w:ilvl="3" w:tentative="1">
+      <w:start w:val="1"/>
+      <w:numFmt w:val="bullet"/>
+      <w:lvlText w:val=""/>
+      <w:lvlJc w:val="left"/>
+      <w:pPr>
+        <w:tabs>
+          <w:tab w:val="num" w:pos="2880"/>
+        </w:tabs>
+        <w:ind w:left="2880" w:hanging="360"/>
+      </w:pPr>
+      <w:rPr>
+        <w:rFonts w:ascii="Wingdings" w:hAnsi="Wingdings" w:hint="default"/>
+        <w:sz w:val="20"/>
+      </w:rPr>
+    </w:lvl>
+    <w:lvl w:ilvl="4" w:tentative="1">
+      <w:start w:val="1"/>
+      <w:numFmt w:val="bullet"/>
+      <w:lvlText w:val=""/>
+      <w:lvlJc w:val="left"/>
+      <w:pPr>
+        <w:tabs>
+          <w:tab w:val="num" w:pos="3600"/>
+        </w:tabs>
+        <w:ind w:left="3600" w:hanging="360"/>
+      </w:pPr>
+      <w:rPr>
+        <w:rFonts w:ascii="Wingdings" w:hAnsi="Wingdings" w:hint="default"/>
+        <w:sz w:val="20"/>
+      </w:rPr>
+    </w:lvl>
+    <w:lvl w:ilvl="5" w:tentative="1">
+      <w:start w:val="1"/>
+      <w:numFmt w:val="bullet"/>
+      <w:lvlText w:val=""/>
+      <w:lvlJc w:val="left"/>
+      <w:pPr>
+        <w:tabs>
+          <w:tab w:val="num" w:pos="4320"/>
+        </w:tabs>
+        <w:ind w:left="4320" w:hanging="360"/>
+      </w:pPr>
+      <w:rPr>
+        <w:rFonts w:ascii="Wingdings" w:hAnsi="Wingdings" w:hint="default"/>
+        <w:sz w:val="20"/>
+      </w:rPr>
+    </w:lvl>
+    <w:lvl w:ilvl="6" w:tentative="1">
+      <w:start w:val="1"/>
+      <w:numFmt w:val="bullet"/>
+      <w:lvlText w:val=""/>
+      <w:lvlJc w:val="left"/>
+      <w:pPr>
+        <w:tabs>
+          <w:tab w:val="num" w:pos="5040"/>
+        </w:tabs>
+        <w:ind w:left="5040" w:hanging="360"/>
+      </w:pPr>
+      <w:rPr>
+        <w:rFonts w:ascii="Wingdings" w:hAnsi="Wingdings" w:hint="default"/>
+        <w:sz w:val="20"/>
+      </w:rPr>
+    </w:lvl>
+    <w:lvl w:ilvl="7" w:tentative="1">
+      <w:start w:val="1"/>
+      <w:numFmt w:val="bullet"/>
+      <w:lvlText w:val=""/>
+      <w:lvlJc w:val="left"/>
+      <w:pPr>
+        <w:tabs>
+          <w:tab w:val="num" w:pos="5760"/>
+        </w:tabs>
+        <w:ind w:left="5760" w:hanging="360"/>
+      </w:pPr>
+      <w:rPr>
+        <w:rFonts w:ascii="Wingdings" w:hAnsi="Wingdings" w:hint="default"/>
+        <w:sz w:val="20"/>
+      </w:rPr>
+    </w:lvl>
+    <w:lvl w:ilvl="8" w:tentative="1">
+      <w:start w:val="1"/>
+      <w:numFmt w:val="bullet"/>
+      <w:lvlText w:val=""/>
+      <w:lvlJc w:val="left"/>
+      <w:pPr>
+        <w:tabs>
+          <w:tab w:val="num" w:pos="6480"/>
+        </w:tabs>
+        <w:ind w:left="6480" w:hanging="360"/>
+      </w:pPr>
+      <w:rPr>
+        <w:rFonts w:ascii="Wingdings" w:hAnsi="Wingdings" w:hint="default"/>
+        <w:sz w:val="20"/>
+      </w:rPr>
+    </w:lvl>
+  </w:abstractNum>
+  <w:abstractNum w:abstractNumId="102" w15:restartNumberingAfterBreak="0">
     <w:nsid w:val="3A807DD2"/>
     <w:multiLevelType w:val="multilevel"/>
     <w:tmpl w:val="54BE7702"/>
@@ -23572,7 +24440,7 @@
       </w:rPr>
     </w:lvl>
   </w:abstractNum>
-  <w:abstractNum w:abstractNumId="97" w15:restartNumberingAfterBreak="0">
+  <w:abstractNum w:abstractNumId="103" w15:restartNumberingAfterBreak="0">
     <w:nsid w:val="3BCC356E"/>
     <w:multiLevelType w:val="multilevel"/>
     <w:tmpl w:val="0B446D36"/>
@@ -23685,7 +24553,156 @@
       </w:pPr>
     </w:lvl>
   </w:abstractNum>
-  <w:abstractNum w:abstractNumId="98" w15:restartNumberingAfterBreak="0">
+  <w:abstractNum w:abstractNumId="104" w15:restartNumberingAfterBreak="0">
+    <w:nsid w:val="3C4720E2"/>
+    <w:multiLevelType w:val="multilevel"/>
+    <w:tmpl w:val="8E0017A0"/>
+    <w:lvl w:ilvl="0">
+      <w:start w:val="1"/>
+      <w:numFmt w:val="bullet"/>
+      <w:lvlText w:val=""/>
+      <w:lvlJc w:val="left"/>
+      <w:pPr>
+        <w:tabs>
+          <w:tab w:val="num" w:pos="720"/>
+        </w:tabs>
+        <w:ind w:left="720" w:hanging="360"/>
+      </w:pPr>
+      <w:rPr>
+        <w:rFonts w:ascii="Symbol" w:hAnsi="Symbol" w:hint="default"/>
+        <w:sz w:val="20"/>
+      </w:rPr>
+    </w:lvl>
+    <w:lvl w:ilvl="1" w:tentative="1">
+      <w:start w:val="1"/>
+      <w:numFmt w:val="bullet"/>
+      <w:lvlText w:val="o"/>
+      <w:lvlJc w:val="left"/>
+      <w:pPr>
+        <w:tabs>
+          <w:tab w:val="num" w:pos="1440"/>
+        </w:tabs>
+        <w:ind w:left="1440" w:hanging="360"/>
+      </w:pPr>
+      <w:rPr>
+        <w:rFonts w:ascii="Courier New" w:hAnsi="Courier New" w:hint="default"/>
+        <w:sz w:val="20"/>
+      </w:rPr>
+    </w:lvl>
+    <w:lvl w:ilvl="2" w:tentative="1">
+      <w:start w:val="1"/>
+      <w:numFmt w:val="bullet"/>
+      <w:lvlText w:val=""/>
+      <w:lvlJc w:val="left"/>
+      <w:pPr>
+        <w:tabs>
+          <w:tab w:val="num" w:pos="2160"/>
+        </w:tabs>
+        <w:ind w:left="2160" w:hanging="360"/>
+      </w:pPr>
+      <w:rPr>
+        <w:rFonts w:ascii="Wingdings" w:hAnsi="Wingdings" w:hint="default"/>
+        <w:sz w:val="20"/>
+      </w:rPr>
+    </w:lvl>
+    <w:lvl w:ilvl="3" w:tentative="1">
+      <w:start w:val="1"/>
+      <w:numFmt w:val="bullet"/>
+      <w:lvlText w:val=""/>
+      <w:lvlJc w:val="left"/>
+      <w:pPr>
+        <w:tabs>
+          <w:tab w:val="num" w:pos="2880"/>
+        </w:tabs>
+        <w:ind w:left="2880" w:hanging="360"/>
+      </w:pPr>
+      <w:rPr>
+        <w:rFonts w:ascii="Wingdings" w:hAnsi="Wingdings" w:hint="default"/>
+        <w:sz w:val="20"/>
+      </w:rPr>
+    </w:lvl>
+    <w:lvl w:ilvl="4" w:tentative="1">
+      <w:start w:val="1"/>
+      <w:numFmt w:val="bullet"/>
+      <w:lvlText w:val=""/>
+      <w:lvlJc w:val="left"/>
+      <w:pPr>
+        <w:tabs>
+          <w:tab w:val="num" w:pos="3600"/>
+        </w:tabs>
+        <w:ind w:left="3600" w:hanging="360"/>
+      </w:pPr>
+      <w:rPr>
+        <w:rFonts w:ascii="Wingdings" w:hAnsi="Wingdings" w:hint="default"/>
+        <w:sz w:val="20"/>
+      </w:rPr>
+    </w:lvl>
+    <w:lvl w:ilvl="5" w:tentative="1">
+      <w:start w:val="1"/>
+      <w:numFmt w:val="bullet"/>
+      <w:lvlText w:val=""/>
+      <w:lvlJc w:val="left"/>
+      <w:pPr>
+        <w:tabs>
+          <w:tab w:val="num" w:pos="4320"/>
+        </w:tabs>
+        <w:ind w:left="4320" w:hanging="360"/>
+      </w:pPr>
+      <w:rPr>
+        <w:rFonts w:ascii="Wingdings" w:hAnsi="Wingdings" w:hint="default"/>
+        <w:sz w:val="20"/>
+      </w:rPr>
+    </w:lvl>
+    <w:lvl w:ilvl="6" w:tentative="1">
+      <w:start w:val="1"/>
+      <w:numFmt w:val="bullet"/>
+      <w:lvlText w:val=""/>
+      <w:lvlJc w:val="left"/>
+      <w:pPr>
+        <w:tabs>
+          <w:tab w:val="num" w:pos="5040"/>
+        </w:tabs>
+        <w:ind w:left="5040" w:hanging="360"/>
+      </w:pPr>
+      <w:rPr>
+        <w:rFonts w:ascii="Wingdings" w:hAnsi="Wingdings" w:hint="default"/>
+        <w:sz w:val="20"/>
+      </w:rPr>
+    </w:lvl>
+    <w:lvl w:ilvl="7" w:tentative="1">
+      <w:start w:val="1"/>
+      <w:numFmt w:val="bullet"/>
+      <w:lvlText w:val=""/>
+      <w:lvlJc w:val="left"/>
+      <w:pPr>
+        <w:tabs>
+          <w:tab w:val="num" w:pos="5760"/>
+        </w:tabs>
+        <w:ind w:left="5760" w:hanging="360"/>
+      </w:pPr>
+      <w:rPr>
+        <w:rFonts w:ascii="Wingdings" w:hAnsi="Wingdings" w:hint="default"/>
+        <w:sz w:val="20"/>
+      </w:rPr>
+    </w:lvl>
+    <w:lvl w:ilvl="8" w:tentative="1">
+      <w:start w:val="1"/>
+      <w:numFmt w:val="bullet"/>
+      <w:lvlText w:val=""/>
+      <w:lvlJc w:val="left"/>
+      <w:pPr>
+        <w:tabs>
+          <w:tab w:val="num" w:pos="6480"/>
+        </w:tabs>
+        <w:ind w:left="6480" w:hanging="360"/>
+      </w:pPr>
+      <w:rPr>
+        <w:rFonts w:ascii="Wingdings" w:hAnsi="Wingdings" w:hint="default"/>
+        <w:sz w:val="20"/>
+      </w:rPr>
+    </w:lvl>
+  </w:abstractNum>
+  <w:abstractNum w:abstractNumId="105" w15:restartNumberingAfterBreak="0">
     <w:nsid w:val="3D4E1A65"/>
     <w:multiLevelType w:val="multilevel"/>
     <w:tmpl w:val="AF8AE0E8"/>
@@ -23834,7 +24851,7 @@
       </w:rPr>
     </w:lvl>
   </w:abstractNum>
-  <w:abstractNum w:abstractNumId="99" w15:restartNumberingAfterBreak="0">
+  <w:abstractNum w:abstractNumId="106" w15:restartNumberingAfterBreak="0">
     <w:nsid w:val="3D716AAD"/>
     <w:multiLevelType w:val="multilevel"/>
     <w:tmpl w:val="895C3646"/>
@@ -23983,7 +25000,7 @@
       </w:rPr>
     </w:lvl>
   </w:abstractNum>
-  <w:abstractNum w:abstractNumId="100" w15:restartNumberingAfterBreak="0">
+  <w:abstractNum w:abstractNumId="107" w15:restartNumberingAfterBreak="0">
     <w:nsid w:val="3DBC291B"/>
     <w:multiLevelType w:val="multilevel"/>
     <w:tmpl w:val="4CD050A2"/>
@@ -24132,7 +25149,7 @@
       </w:rPr>
     </w:lvl>
   </w:abstractNum>
-  <w:abstractNum w:abstractNumId="101" w15:restartNumberingAfterBreak="0">
+  <w:abstractNum w:abstractNumId="108" w15:restartNumberingAfterBreak="0">
     <w:nsid w:val="3DDF50AC"/>
     <w:multiLevelType w:val="multilevel"/>
     <w:tmpl w:val="3280D0C0"/>
@@ -24281,7 +25298,7 @@
       </w:rPr>
     </w:lvl>
   </w:abstractNum>
-  <w:abstractNum w:abstractNumId="102" w15:restartNumberingAfterBreak="0">
+  <w:abstractNum w:abstractNumId="109" w15:restartNumberingAfterBreak="0">
     <w:nsid w:val="3EA17329"/>
     <w:multiLevelType w:val="multilevel"/>
     <w:tmpl w:val="888268CE"/>
@@ -24430,7 +25447,7 @@
       </w:rPr>
     </w:lvl>
   </w:abstractNum>
-  <w:abstractNum w:abstractNumId="103" w15:restartNumberingAfterBreak="0">
+  <w:abstractNum w:abstractNumId="110" w15:restartNumberingAfterBreak="0">
     <w:nsid w:val="3F706ACF"/>
     <w:multiLevelType w:val="multilevel"/>
     <w:tmpl w:val="9EDCE982"/>
@@ -24579,7 +25596,7 @@
       </w:rPr>
     </w:lvl>
   </w:abstractNum>
-  <w:abstractNum w:abstractNumId="104" w15:restartNumberingAfterBreak="0">
+  <w:abstractNum w:abstractNumId="111" w15:restartNumberingAfterBreak="0">
     <w:nsid w:val="40506E5E"/>
     <w:multiLevelType w:val="multilevel"/>
     <w:tmpl w:val="D552471A"/>
@@ -24728,7 +25745,7 @@
       </w:rPr>
     </w:lvl>
   </w:abstractNum>
-  <w:abstractNum w:abstractNumId="105" w15:restartNumberingAfterBreak="0">
+  <w:abstractNum w:abstractNumId="112" w15:restartNumberingAfterBreak="0">
     <w:nsid w:val="41884F96"/>
     <w:multiLevelType w:val="multilevel"/>
     <w:tmpl w:val="DA58090E"/>
@@ -24877,7 +25894,7 @@
       </w:rPr>
     </w:lvl>
   </w:abstractNum>
-  <w:abstractNum w:abstractNumId="106" w15:restartNumberingAfterBreak="0">
+  <w:abstractNum w:abstractNumId="113" w15:restartNumberingAfterBreak="0">
     <w:nsid w:val="422140E2"/>
     <w:multiLevelType w:val="multilevel"/>
     <w:tmpl w:val="A032076C"/>
@@ -25026,7 +26043,7 @@
       </w:rPr>
     </w:lvl>
   </w:abstractNum>
-  <w:abstractNum w:abstractNumId="107" w15:restartNumberingAfterBreak="0">
+  <w:abstractNum w:abstractNumId="114" w15:restartNumberingAfterBreak="0">
     <w:nsid w:val="424A5E73"/>
     <w:multiLevelType w:val="multilevel"/>
     <w:tmpl w:val="7C58E356"/>
@@ -25175,7 +26192,7 @@
       </w:rPr>
     </w:lvl>
   </w:abstractNum>
-  <w:abstractNum w:abstractNumId="108" w15:restartNumberingAfterBreak="0">
+  <w:abstractNum w:abstractNumId="115" w15:restartNumberingAfterBreak="0">
     <w:nsid w:val="427013D4"/>
     <w:multiLevelType w:val="multilevel"/>
     <w:tmpl w:val="B67E9D44"/>
@@ -25324,7 +26341,7 @@
       </w:rPr>
     </w:lvl>
   </w:abstractNum>
-  <w:abstractNum w:abstractNumId="109" w15:restartNumberingAfterBreak="0">
+  <w:abstractNum w:abstractNumId="116" w15:restartNumberingAfterBreak="0">
     <w:nsid w:val="428A6ABF"/>
     <w:multiLevelType w:val="multilevel"/>
     <w:tmpl w:val="F14A2880"/>
@@ -25473,7 +26490,7 @@
       </w:rPr>
     </w:lvl>
   </w:abstractNum>
-  <w:abstractNum w:abstractNumId="110" w15:restartNumberingAfterBreak="0">
+  <w:abstractNum w:abstractNumId="117" w15:restartNumberingAfterBreak="0">
     <w:nsid w:val="42AC0C50"/>
     <w:multiLevelType w:val="multilevel"/>
     <w:tmpl w:val="205E1A00"/>
@@ -25622,7 +26639,7 @@
       </w:rPr>
     </w:lvl>
   </w:abstractNum>
-  <w:abstractNum w:abstractNumId="111" w15:restartNumberingAfterBreak="0">
+  <w:abstractNum w:abstractNumId="118" w15:restartNumberingAfterBreak="0">
     <w:nsid w:val="43695A7C"/>
     <w:multiLevelType w:val="multilevel"/>
     <w:tmpl w:val="0D0A9FC6"/>
@@ -25771,7 +26788,7 @@
       </w:rPr>
     </w:lvl>
   </w:abstractNum>
-  <w:abstractNum w:abstractNumId="112" w15:restartNumberingAfterBreak="0">
+  <w:abstractNum w:abstractNumId="119" w15:restartNumberingAfterBreak="0">
     <w:nsid w:val="43C64F3A"/>
     <w:multiLevelType w:val="multilevel"/>
     <w:tmpl w:val="77765A80"/>
@@ -25920,7 +26937,7 @@
       </w:rPr>
     </w:lvl>
   </w:abstractNum>
-  <w:abstractNum w:abstractNumId="113" w15:restartNumberingAfterBreak="0">
+  <w:abstractNum w:abstractNumId="120" w15:restartNumberingAfterBreak="0">
     <w:nsid w:val="43DB6708"/>
     <w:multiLevelType w:val="multilevel"/>
     <w:tmpl w:val="B4362850"/>
@@ -26069,7 +27086,7 @@
       </w:rPr>
     </w:lvl>
   </w:abstractNum>
-  <w:abstractNum w:abstractNumId="114" w15:restartNumberingAfterBreak="0">
+  <w:abstractNum w:abstractNumId="121" w15:restartNumberingAfterBreak="0">
     <w:nsid w:val="44054519"/>
     <w:multiLevelType w:val="multilevel"/>
     <w:tmpl w:val="17406E02"/>
@@ -26218,7 +27235,7 @@
       </w:rPr>
     </w:lvl>
   </w:abstractNum>
-  <w:abstractNum w:abstractNumId="115" w15:restartNumberingAfterBreak="0">
+  <w:abstractNum w:abstractNumId="122" w15:restartNumberingAfterBreak="0">
     <w:nsid w:val="4454078A"/>
     <w:multiLevelType w:val="multilevel"/>
     <w:tmpl w:val="F2123A18"/>
@@ -26367,7 +27384,156 @@
       </w:rPr>
     </w:lvl>
   </w:abstractNum>
-  <w:abstractNum w:abstractNumId="116" w15:restartNumberingAfterBreak="0">
+  <w:abstractNum w:abstractNumId="123" w15:restartNumberingAfterBreak="0">
+    <w:nsid w:val="44E67D8C"/>
+    <w:multiLevelType w:val="multilevel"/>
+    <w:tmpl w:val="497EBC6E"/>
+    <w:lvl w:ilvl="0">
+      <w:start w:val="1"/>
+      <w:numFmt w:val="bullet"/>
+      <w:lvlText w:val=""/>
+      <w:lvlJc w:val="left"/>
+      <w:pPr>
+        <w:tabs>
+          <w:tab w:val="num" w:pos="720"/>
+        </w:tabs>
+        <w:ind w:left="720" w:hanging="360"/>
+      </w:pPr>
+      <w:rPr>
+        <w:rFonts w:ascii="Symbol" w:hAnsi="Symbol" w:hint="default"/>
+        <w:sz w:val="20"/>
+      </w:rPr>
+    </w:lvl>
+    <w:lvl w:ilvl="1" w:tentative="1">
+      <w:start w:val="1"/>
+      <w:numFmt w:val="bullet"/>
+      <w:lvlText w:val="o"/>
+      <w:lvlJc w:val="left"/>
+      <w:pPr>
+        <w:tabs>
+          <w:tab w:val="num" w:pos="1440"/>
+        </w:tabs>
+        <w:ind w:left="1440" w:hanging="360"/>
+      </w:pPr>
+      <w:rPr>
+        <w:rFonts w:ascii="Courier New" w:hAnsi="Courier New" w:hint="default"/>
+        <w:sz w:val="20"/>
+      </w:rPr>
+    </w:lvl>
+    <w:lvl w:ilvl="2" w:tentative="1">
+      <w:start w:val="1"/>
+      <w:numFmt w:val="bullet"/>
+      <w:lvlText w:val=""/>
+      <w:lvlJc w:val="left"/>
+      <w:pPr>
+        <w:tabs>
+          <w:tab w:val="num" w:pos="2160"/>
+        </w:tabs>
+        <w:ind w:left="2160" w:hanging="360"/>
+      </w:pPr>
+      <w:rPr>
+        <w:rFonts w:ascii="Wingdings" w:hAnsi="Wingdings" w:hint="default"/>
+        <w:sz w:val="20"/>
+      </w:rPr>
+    </w:lvl>
+    <w:lvl w:ilvl="3" w:tentative="1">
+      <w:start w:val="1"/>
+      <w:numFmt w:val="bullet"/>
+      <w:lvlText w:val=""/>
+      <w:lvlJc w:val="left"/>
+      <w:pPr>
+        <w:tabs>
+          <w:tab w:val="num" w:pos="2880"/>
+        </w:tabs>
+        <w:ind w:left="2880" w:hanging="360"/>
+      </w:pPr>
+      <w:rPr>
+        <w:rFonts w:ascii="Wingdings" w:hAnsi="Wingdings" w:hint="default"/>
+        <w:sz w:val="20"/>
+      </w:rPr>
+    </w:lvl>
+    <w:lvl w:ilvl="4" w:tentative="1">
+      <w:start w:val="1"/>
+      <w:numFmt w:val="bullet"/>
+      <w:lvlText w:val=""/>
+      <w:lvlJc w:val="left"/>
+      <w:pPr>
+        <w:tabs>
+          <w:tab w:val="num" w:pos="3600"/>
+        </w:tabs>
+        <w:ind w:left="3600" w:hanging="360"/>
+      </w:pPr>
+      <w:rPr>
+        <w:rFonts w:ascii="Wingdings" w:hAnsi="Wingdings" w:hint="default"/>
+        <w:sz w:val="20"/>
+      </w:rPr>
+    </w:lvl>
+    <w:lvl w:ilvl="5" w:tentative="1">
+      <w:start w:val="1"/>
+      <w:numFmt w:val="bullet"/>
+      <w:lvlText w:val=""/>
+      <w:lvlJc w:val="left"/>
+      <w:pPr>
+        <w:tabs>
+          <w:tab w:val="num" w:pos="4320"/>
+        </w:tabs>
+        <w:ind w:left="4320" w:hanging="360"/>
+      </w:pPr>
+      <w:rPr>
+        <w:rFonts w:ascii="Wingdings" w:hAnsi="Wingdings" w:hint="default"/>
+        <w:sz w:val="20"/>
+      </w:rPr>
+    </w:lvl>
+    <w:lvl w:ilvl="6" w:tentative="1">
+      <w:start w:val="1"/>
+      <w:numFmt w:val="bullet"/>
+      <w:lvlText w:val=""/>
+      <w:lvlJc w:val="left"/>
+      <w:pPr>
+        <w:tabs>
+          <w:tab w:val="num" w:pos="5040"/>
+        </w:tabs>
+        <w:ind w:left="5040" w:hanging="360"/>
+      </w:pPr>
+      <w:rPr>
+        <w:rFonts w:ascii="Wingdings" w:hAnsi="Wingdings" w:hint="default"/>
+        <w:sz w:val="20"/>
+      </w:rPr>
+    </w:lvl>
+    <w:lvl w:ilvl="7" w:tentative="1">
+      <w:start w:val="1"/>
+      <w:numFmt w:val="bullet"/>
+      <w:lvlText w:val=""/>
+      <w:lvlJc w:val="left"/>
+      <w:pPr>
+        <w:tabs>
+          <w:tab w:val="num" w:pos="5760"/>
+        </w:tabs>
+        <w:ind w:left="5760" w:hanging="360"/>
+      </w:pPr>
+      <w:rPr>
+        <w:rFonts w:ascii="Wingdings" w:hAnsi="Wingdings" w:hint="default"/>
+        <w:sz w:val="20"/>
+      </w:rPr>
+    </w:lvl>
+    <w:lvl w:ilvl="8" w:tentative="1">
+      <w:start w:val="1"/>
+      <w:numFmt w:val="bullet"/>
+      <w:lvlText w:val=""/>
+      <w:lvlJc w:val="left"/>
+      <w:pPr>
+        <w:tabs>
+          <w:tab w:val="num" w:pos="6480"/>
+        </w:tabs>
+        <w:ind w:left="6480" w:hanging="360"/>
+      </w:pPr>
+      <w:rPr>
+        <w:rFonts w:ascii="Wingdings" w:hAnsi="Wingdings" w:hint="default"/>
+        <w:sz w:val="20"/>
+      </w:rPr>
+    </w:lvl>
+  </w:abstractNum>
+  <w:abstractNum w:abstractNumId="124" w15:restartNumberingAfterBreak="0">
     <w:nsid w:val="45093DCF"/>
     <w:multiLevelType w:val="multilevel"/>
     <w:tmpl w:val="C1E6250C"/>
@@ -26516,7 +27682,156 @@
       </w:rPr>
     </w:lvl>
   </w:abstractNum>
-  <w:abstractNum w:abstractNumId="117" w15:restartNumberingAfterBreak="0">
+  <w:abstractNum w:abstractNumId="125" w15:restartNumberingAfterBreak="0">
+    <w:nsid w:val="45EA5D15"/>
+    <w:multiLevelType w:val="multilevel"/>
+    <w:tmpl w:val="4F560A06"/>
+    <w:lvl w:ilvl="0">
+      <w:start w:val="1"/>
+      <w:numFmt w:val="bullet"/>
+      <w:lvlText w:val=""/>
+      <w:lvlJc w:val="left"/>
+      <w:pPr>
+        <w:tabs>
+          <w:tab w:val="num" w:pos="720"/>
+        </w:tabs>
+        <w:ind w:left="720" w:hanging="360"/>
+      </w:pPr>
+      <w:rPr>
+        <w:rFonts w:ascii="Symbol" w:hAnsi="Symbol" w:hint="default"/>
+        <w:sz w:val="20"/>
+      </w:rPr>
+    </w:lvl>
+    <w:lvl w:ilvl="1" w:tentative="1">
+      <w:start w:val="1"/>
+      <w:numFmt w:val="bullet"/>
+      <w:lvlText w:val="o"/>
+      <w:lvlJc w:val="left"/>
+      <w:pPr>
+        <w:tabs>
+          <w:tab w:val="num" w:pos="1440"/>
+        </w:tabs>
+        <w:ind w:left="1440" w:hanging="360"/>
+      </w:pPr>
+      <w:rPr>
+        <w:rFonts w:ascii="Courier New" w:hAnsi="Courier New" w:hint="default"/>
+        <w:sz w:val="20"/>
+      </w:rPr>
+    </w:lvl>
+    <w:lvl w:ilvl="2" w:tentative="1">
+      <w:start w:val="1"/>
+      <w:numFmt w:val="bullet"/>
+      <w:lvlText w:val=""/>
+      <w:lvlJc w:val="left"/>
+      <w:pPr>
+        <w:tabs>
+          <w:tab w:val="num" w:pos="2160"/>
+        </w:tabs>
+        <w:ind w:left="2160" w:hanging="360"/>
+      </w:pPr>
+      <w:rPr>
+        <w:rFonts w:ascii="Wingdings" w:hAnsi="Wingdings" w:hint="default"/>
+        <w:sz w:val="20"/>
+      </w:rPr>
+    </w:lvl>
+    <w:lvl w:ilvl="3" w:tentative="1">
+      <w:start w:val="1"/>
+      <w:numFmt w:val="bullet"/>
+      <w:lvlText w:val=""/>
+      <w:lvlJc w:val="left"/>
+      <w:pPr>
+        <w:tabs>
+          <w:tab w:val="num" w:pos="2880"/>
+        </w:tabs>
+        <w:ind w:left="2880" w:hanging="360"/>
+      </w:pPr>
+      <w:rPr>
+        <w:rFonts w:ascii="Wingdings" w:hAnsi="Wingdings" w:hint="default"/>
+        <w:sz w:val="20"/>
+      </w:rPr>
+    </w:lvl>
+    <w:lvl w:ilvl="4" w:tentative="1">
+      <w:start w:val="1"/>
+      <w:numFmt w:val="bullet"/>
+      <w:lvlText w:val=""/>
+      <w:lvlJc w:val="left"/>
+      <w:pPr>
+        <w:tabs>
+          <w:tab w:val="num" w:pos="3600"/>
+        </w:tabs>
+        <w:ind w:left="3600" w:hanging="360"/>
+      </w:pPr>
+      <w:rPr>
+        <w:rFonts w:ascii="Wingdings" w:hAnsi="Wingdings" w:hint="default"/>
+        <w:sz w:val="20"/>
+      </w:rPr>
+    </w:lvl>
+    <w:lvl w:ilvl="5" w:tentative="1">
+      <w:start w:val="1"/>
+      <w:numFmt w:val="bullet"/>
+      <w:lvlText w:val=""/>
+      <w:lvlJc w:val="left"/>
+      <w:pPr>
+        <w:tabs>
+          <w:tab w:val="num" w:pos="4320"/>
+        </w:tabs>
+        <w:ind w:left="4320" w:hanging="360"/>
+      </w:pPr>
+      <w:rPr>
+        <w:rFonts w:ascii="Wingdings" w:hAnsi="Wingdings" w:hint="default"/>
+        <w:sz w:val="20"/>
+      </w:rPr>
+    </w:lvl>
+    <w:lvl w:ilvl="6" w:tentative="1">
+      <w:start w:val="1"/>
+      <w:numFmt w:val="bullet"/>
+      <w:lvlText w:val=""/>
+      <w:lvlJc w:val="left"/>
+      <w:pPr>
+        <w:tabs>
+          <w:tab w:val="num" w:pos="5040"/>
+        </w:tabs>
+        <w:ind w:left="5040" w:hanging="360"/>
+      </w:pPr>
+      <w:rPr>
+        <w:rFonts w:ascii="Wingdings" w:hAnsi="Wingdings" w:hint="default"/>
+        <w:sz w:val="20"/>
+      </w:rPr>
+    </w:lvl>
+    <w:lvl w:ilvl="7" w:tentative="1">
+      <w:start w:val="1"/>
+      <w:numFmt w:val="bullet"/>
+      <w:lvlText w:val=""/>
+      <w:lvlJc w:val="left"/>
+      <w:pPr>
+        <w:tabs>
+          <w:tab w:val="num" w:pos="5760"/>
+        </w:tabs>
+        <w:ind w:left="5760" w:hanging="360"/>
+      </w:pPr>
+      <w:rPr>
+        <w:rFonts w:ascii="Wingdings" w:hAnsi="Wingdings" w:hint="default"/>
+        <w:sz w:val="20"/>
+      </w:rPr>
+    </w:lvl>
+    <w:lvl w:ilvl="8" w:tentative="1">
+      <w:start w:val="1"/>
+      <w:numFmt w:val="bullet"/>
+      <w:lvlText w:val=""/>
+      <w:lvlJc w:val="left"/>
+      <w:pPr>
+        <w:tabs>
+          <w:tab w:val="num" w:pos="6480"/>
+        </w:tabs>
+        <w:ind w:left="6480" w:hanging="360"/>
+      </w:pPr>
+      <w:rPr>
+        <w:rFonts w:ascii="Wingdings" w:hAnsi="Wingdings" w:hint="default"/>
+        <w:sz w:val="20"/>
+      </w:rPr>
+    </w:lvl>
+  </w:abstractNum>
+  <w:abstractNum w:abstractNumId="126" w15:restartNumberingAfterBreak="0">
     <w:nsid w:val="46310A6A"/>
     <w:multiLevelType w:val="multilevel"/>
     <w:tmpl w:val="5AA4CA94"/>
@@ -26665,7 +27980,7 @@
       </w:rPr>
     </w:lvl>
   </w:abstractNum>
-  <w:abstractNum w:abstractNumId="118" w15:restartNumberingAfterBreak="0">
+  <w:abstractNum w:abstractNumId="127" w15:restartNumberingAfterBreak="0">
     <w:nsid w:val="4666764B"/>
     <w:multiLevelType w:val="multilevel"/>
     <w:tmpl w:val="CEA2AC12"/>
@@ -26814,7 +28129,7 @@
       </w:rPr>
     </w:lvl>
   </w:abstractNum>
-  <w:abstractNum w:abstractNumId="119" w15:restartNumberingAfterBreak="0">
+  <w:abstractNum w:abstractNumId="128" w15:restartNumberingAfterBreak="0">
     <w:nsid w:val="468D4CC0"/>
     <w:multiLevelType w:val="multilevel"/>
     <w:tmpl w:val="446679C6"/>
@@ -26963,7 +28278,7 @@
       </w:rPr>
     </w:lvl>
   </w:abstractNum>
-  <w:abstractNum w:abstractNumId="120" w15:restartNumberingAfterBreak="0">
+  <w:abstractNum w:abstractNumId="129" w15:restartNumberingAfterBreak="0">
     <w:nsid w:val="489C53A7"/>
     <w:multiLevelType w:val="multilevel"/>
     <w:tmpl w:val="D2906F56"/>
@@ -27112,7 +28427,7 @@
       </w:rPr>
     </w:lvl>
   </w:abstractNum>
-  <w:abstractNum w:abstractNumId="121" w15:restartNumberingAfterBreak="0">
+  <w:abstractNum w:abstractNumId="130" w15:restartNumberingAfterBreak="0">
     <w:nsid w:val="48A22FCB"/>
     <w:multiLevelType w:val="multilevel"/>
     <w:tmpl w:val="919EF788"/>
@@ -27261,7 +28576,156 @@
       </w:rPr>
     </w:lvl>
   </w:abstractNum>
-  <w:abstractNum w:abstractNumId="122" w15:restartNumberingAfterBreak="0">
+  <w:abstractNum w:abstractNumId="131" w15:restartNumberingAfterBreak="0">
+    <w:nsid w:val="48B04C87"/>
+    <w:multiLevelType w:val="multilevel"/>
+    <w:tmpl w:val="1B2CBB22"/>
+    <w:lvl w:ilvl="0">
+      <w:start w:val="1"/>
+      <w:numFmt w:val="bullet"/>
+      <w:lvlText w:val=""/>
+      <w:lvlJc w:val="left"/>
+      <w:pPr>
+        <w:tabs>
+          <w:tab w:val="num" w:pos="720"/>
+        </w:tabs>
+        <w:ind w:left="720" w:hanging="360"/>
+      </w:pPr>
+      <w:rPr>
+        <w:rFonts w:ascii="Symbol" w:hAnsi="Symbol" w:hint="default"/>
+        <w:sz w:val="20"/>
+      </w:rPr>
+    </w:lvl>
+    <w:lvl w:ilvl="1" w:tentative="1">
+      <w:start w:val="1"/>
+      <w:numFmt w:val="bullet"/>
+      <w:lvlText w:val="o"/>
+      <w:lvlJc w:val="left"/>
+      <w:pPr>
+        <w:tabs>
+          <w:tab w:val="num" w:pos="1440"/>
+        </w:tabs>
+        <w:ind w:left="1440" w:hanging="360"/>
+      </w:pPr>
+      <w:rPr>
+        <w:rFonts w:ascii="Courier New" w:hAnsi="Courier New" w:hint="default"/>
+        <w:sz w:val="20"/>
+      </w:rPr>
+    </w:lvl>
+    <w:lvl w:ilvl="2" w:tentative="1">
+      <w:start w:val="1"/>
+      <w:numFmt w:val="bullet"/>
+      <w:lvlText w:val=""/>
+      <w:lvlJc w:val="left"/>
+      <w:pPr>
+        <w:tabs>
+          <w:tab w:val="num" w:pos="2160"/>
+        </w:tabs>
+        <w:ind w:left="2160" w:hanging="360"/>
+      </w:pPr>
+      <w:rPr>
+        <w:rFonts w:ascii="Wingdings" w:hAnsi="Wingdings" w:hint="default"/>
+        <w:sz w:val="20"/>
+      </w:rPr>
+    </w:lvl>
+    <w:lvl w:ilvl="3" w:tentative="1">
+      <w:start w:val="1"/>
+      <w:numFmt w:val="bullet"/>
+      <w:lvlText w:val=""/>
+      <w:lvlJc w:val="left"/>
+      <w:pPr>
+        <w:tabs>
+          <w:tab w:val="num" w:pos="2880"/>
+        </w:tabs>
+        <w:ind w:left="2880" w:hanging="360"/>
+      </w:pPr>
+      <w:rPr>
+        <w:rFonts w:ascii="Wingdings" w:hAnsi="Wingdings" w:hint="default"/>
+        <w:sz w:val="20"/>
+      </w:rPr>
+    </w:lvl>
+    <w:lvl w:ilvl="4" w:tentative="1">
+      <w:start w:val="1"/>
+      <w:numFmt w:val="bullet"/>
+      <w:lvlText w:val=""/>
+      <w:lvlJc w:val="left"/>
+      <w:pPr>
+        <w:tabs>
+          <w:tab w:val="num" w:pos="3600"/>
+        </w:tabs>
+        <w:ind w:left="3600" w:hanging="360"/>
+      </w:pPr>
+      <w:rPr>
+        <w:rFonts w:ascii="Wingdings" w:hAnsi="Wingdings" w:hint="default"/>
+        <w:sz w:val="20"/>
+      </w:rPr>
+    </w:lvl>
+    <w:lvl w:ilvl="5" w:tentative="1">
+      <w:start w:val="1"/>
+      <w:numFmt w:val="bullet"/>
+      <w:lvlText w:val=""/>
+      <w:lvlJc w:val="left"/>
+      <w:pPr>
+        <w:tabs>
+          <w:tab w:val="num" w:pos="4320"/>
+        </w:tabs>
+        <w:ind w:left="4320" w:hanging="360"/>
+      </w:pPr>
+      <w:rPr>
+        <w:rFonts w:ascii="Wingdings" w:hAnsi="Wingdings" w:hint="default"/>
+        <w:sz w:val="20"/>
+      </w:rPr>
+    </w:lvl>
+    <w:lvl w:ilvl="6" w:tentative="1">
+      <w:start w:val="1"/>
+      <w:numFmt w:val="bullet"/>
+      <w:lvlText w:val=""/>
+      <w:lvlJc w:val="left"/>
+      <w:pPr>
+        <w:tabs>
+          <w:tab w:val="num" w:pos="5040"/>
+        </w:tabs>
+        <w:ind w:left="5040" w:hanging="360"/>
+      </w:pPr>
+      <w:rPr>
+        <w:rFonts w:ascii="Wingdings" w:hAnsi="Wingdings" w:hint="default"/>
+        <w:sz w:val="20"/>
+      </w:rPr>
+    </w:lvl>
+    <w:lvl w:ilvl="7" w:tentative="1">
+      <w:start w:val="1"/>
+      <w:numFmt w:val="bullet"/>
+      <w:lvlText w:val=""/>
+      <w:lvlJc w:val="left"/>
+      <w:pPr>
+        <w:tabs>
+          <w:tab w:val="num" w:pos="5760"/>
+        </w:tabs>
+        <w:ind w:left="5760" w:hanging="360"/>
+      </w:pPr>
+      <w:rPr>
+        <w:rFonts w:ascii="Wingdings" w:hAnsi="Wingdings" w:hint="default"/>
+        <w:sz w:val="20"/>
+      </w:rPr>
+    </w:lvl>
+    <w:lvl w:ilvl="8" w:tentative="1">
+      <w:start w:val="1"/>
+      <w:numFmt w:val="bullet"/>
+      <w:lvlText w:val=""/>
+      <w:lvlJc w:val="left"/>
+      <w:pPr>
+        <w:tabs>
+          <w:tab w:val="num" w:pos="6480"/>
+        </w:tabs>
+        <w:ind w:left="6480" w:hanging="360"/>
+      </w:pPr>
+      <w:rPr>
+        <w:rFonts w:ascii="Wingdings" w:hAnsi="Wingdings" w:hint="default"/>
+        <w:sz w:val="20"/>
+      </w:rPr>
+    </w:lvl>
+  </w:abstractNum>
+  <w:abstractNum w:abstractNumId="132" w15:restartNumberingAfterBreak="0">
     <w:nsid w:val="48F92EE9"/>
     <w:multiLevelType w:val="multilevel"/>
     <w:tmpl w:val="C4EE7554"/>
@@ -27410,7 +28874,7 @@
       </w:rPr>
     </w:lvl>
   </w:abstractNum>
-  <w:abstractNum w:abstractNumId="123" w15:restartNumberingAfterBreak="0">
+  <w:abstractNum w:abstractNumId="133" w15:restartNumberingAfterBreak="0">
     <w:nsid w:val="492D0C65"/>
     <w:multiLevelType w:val="multilevel"/>
     <w:tmpl w:val="6A3E3558"/>
@@ -27559,7 +29023,7 @@
       </w:rPr>
     </w:lvl>
   </w:abstractNum>
-  <w:abstractNum w:abstractNumId="124" w15:restartNumberingAfterBreak="0">
+  <w:abstractNum w:abstractNumId="134" w15:restartNumberingAfterBreak="0">
     <w:nsid w:val="4A40410F"/>
     <w:multiLevelType w:val="multilevel"/>
     <w:tmpl w:val="62887934"/>
@@ -27708,7 +29172,7 @@
       </w:rPr>
     </w:lvl>
   </w:abstractNum>
-  <w:abstractNum w:abstractNumId="125" w15:restartNumberingAfterBreak="0">
+  <w:abstractNum w:abstractNumId="135" w15:restartNumberingAfterBreak="0">
     <w:nsid w:val="4A5859C6"/>
     <w:multiLevelType w:val="multilevel"/>
     <w:tmpl w:val="8B20B1B8"/>
@@ -27857,7 +29321,305 @@
       </w:rPr>
     </w:lvl>
   </w:abstractNum>
-  <w:abstractNum w:abstractNumId="126" w15:restartNumberingAfterBreak="0">
+  <w:abstractNum w:abstractNumId="136" w15:restartNumberingAfterBreak="0">
+    <w:nsid w:val="4AD042A3"/>
+    <w:multiLevelType w:val="multilevel"/>
+    <w:tmpl w:val="5D420C34"/>
+    <w:lvl w:ilvl="0">
+      <w:start w:val="1"/>
+      <w:numFmt w:val="bullet"/>
+      <w:lvlText w:val=""/>
+      <w:lvlJc w:val="left"/>
+      <w:pPr>
+        <w:tabs>
+          <w:tab w:val="num" w:pos="720"/>
+        </w:tabs>
+        <w:ind w:left="720" w:hanging="360"/>
+      </w:pPr>
+      <w:rPr>
+        <w:rFonts w:ascii="Symbol" w:hAnsi="Symbol" w:hint="default"/>
+        <w:sz w:val="20"/>
+      </w:rPr>
+    </w:lvl>
+    <w:lvl w:ilvl="1" w:tentative="1">
+      <w:start w:val="1"/>
+      <w:numFmt w:val="bullet"/>
+      <w:lvlText w:val="o"/>
+      <w:lvlJc w:val="left"/>
+      <w:pPr>
+        <w:tabs>
+          <w:tab w:val="num" w:pos="1440"/>
+        </w:tabs>
+        <w:ind w:left="1440" w:hanging="360"/>
+      </w:pPr>
+      <w:rPr>
+        <w:rFonts w:ascii="Courier New" w:hAnsi="Courier New" w:hint="default"/>
+        <w:sz w:val="20"/>
+      </w:rPr>
+    </w:lvl>
+    <w:lvl w:ilvl="2" w:tentative="1">
+      <w:start w:val="1"/>
+      <w:numFmt w:val="bullet"/>
+      <w:lvlText w:val=""/>
+      <w:lvlJc w:val="left"/>
+      <w:pPr>
+        <w:tabs>
+          <w:tab w:val="num" w:pos="2160"/>
+        </w:tabs>
+        <w:ind w:left="2160" w:hanging="360"/>
+      </w:pPr>
+      <w:rPr>
+        <w:rFonts w:ascii="Wingdings" w:hAnsi="Wingdings" w:hint="default"/>
+        <w:sz w:val="20"/>
+      </w:rPr>
+    </w:lvl>
+    <w:lvl w:ilvl="3" w:tentative="1">
+      <w:start w:val="1"/>
+      <w:numFmt w:val="bullet"/>
+      <w:lvlText w:val=""/>
+      <w:lvlJc w:val="left"/>
+      <w:pPr>
+        <w:tabs>
+          <w:tab w:val="num" w:pos="2880"/>
+        </w:tabs>
+        <w:ind w:left="2880" w:hanging="360"/>
+      </w:pPr>
+      <w:rPr>
+        <w:rFonts w:ascii="Wingdings" w:hAnsi="Wingdings" w:hint="default"/>
+        <w:sz w:val="20"/>
+      </w:rPr>
+    </w:lvl>
+    <w:lvl w:ilvl="4" w:tentative="1">
+      <w:start w:val="1"/>
+      <w:numFmt w:val="bullet"/>
+      <w:lvlText w:val=""/>
+      <w:lvlJc w:val="left"/>
+      <w:pPr>
+        <w:tabs>
+          <w:tab w:val="num" w:pos="3600"/>
+        </w:tabs>
+        <w:ind w:left="3600" w:hanging="360"/>
+      </w:pPr>
+      <w:rPr>
+        <w:rFonts w:ascii="Wingdings" w:hAnsi="Wingdings" w:hint="default"/>
+        <w:sz w:val="20"/>
+      </w:rPr>
+    </w:lvl>
+    <w:lvl w:ilvl="5" w:tentative="1">
+      <w:start w:val="1"/>
+      <w:numFmt w:val="bullet"/>
+      <w:lvlText w:val=""/>
+      <w:lvlJc w:val="left"/>
+      <w:pPr>
+        <w:tabs>
+          <w:tab w:val="num" w:pos="4320"/>
+        </w:tabs>
+        <w:ind w:left="4320" w:hanging="360"/>
+      </w:pPr>
+      <w:rPr>
+        <w:rFonts w:ascii="Wingdings" w:hAnsi="Wingdings" w:hint="default"/>
+        <w:sz w:val="20"/>
+      </w:rPr>
+    </w:lvl>
+    <w:lvl w:ilvl="6" w:tentative="1">
+      <w:start w:val="1"/>
+      <w:numFmt w:val="bullet"/>
+      <w:lvlText w:val=""/>
+      <w:lvlJc w:val="left"/>
+      <w:pPr>
+        <w:tabs>
+          <w:tab w:val="num" w:pos="5040"/>
+        </w:tabs>
+        <w:ind w:left="5040" w:hanging="360"/>
+      </w:pPr>
+      <w:rPr>
+        <w:rFonts w:ascii="Wingdings" w:hAnsi="Wingdings" w:hint="default"/>
+        <w:sz w:val="20"/>
+      </w:rPr>
+    </w:lvl>
+    <w:lvl w:ilvl="7" w:tentative="1">
+      <w:start w:val="1"/>
+      <w:numFmt w:val="bullet"/>
+      <w:lvlText w:val=""/>
+      <w:lvlJc w:val="left"/>
+      <w:pPr>
+        <w:tabs>
+          <w:tab w:val="num" w:pos="5760"/>
+        </w:tabs>
+        <w:ind w:left="5760" w:hanging="360"/>
+      </w:pPr>
+      <w:rPr>
+        <w:rFonts w:ascii="Wingdings" w:hAnsi="Wingdings" w:hint="default"/>
+        <w:sz w:val="20"/>
+      </w:rPr>
+    </w:lvl>
+    <w:lvl w:ilvl="8" w:tentative="1">
+      <w:start w:val="1"/>
+      <w:numFmt w:val="bullet"/>
+      <w:lvlText w:val=""/>
+      <w:lvlJc w:val="left"/>
+      <w:pPr>
+        <w:tabs>
+          <w:tab w:val="num" w:pos="6480"/>
+        </w:tabs>
+        <w:ind w:left="6480" w:hanging="360"/>
+      </w:pPr>
+      <w:rPr>
+        <w:rFonts w:ascii="Wingdings" w:hAnsi="Wingdings" w:hint="default"/>
+        <w:sz w:val="20"/>
+      </w:rPr>
+    </w:lvl>
+  </w:abstractNum>
+  <w:abstractNum w:abstractNumId="137" w15:restartNumberingAfterBreak="0">
+    <w:nsid w:val="4CB201B2"/>
+    <w:multiLevelType w:val="multilevel"/>
+    <w:tmpl w:val="4D6C8EF8"/>
+    <w:lvl w:ilvl="0">
+      <w:start w:val="1"/>
+      <w:numFmt w:val="bullet"/>
+      <w:lvlText w:val=""/>
+      <w:lvlJc w:val="left"/>
+      <w:pPr>
+        <w:tabs>
+          <w:tab w:val="num" w:pos="720"/>
+        </w:tabs>
+        <w:ind w:left="720" w:hanging="360"/>
+      </w:pPr>
+      <w:rPr>
+        <w:rFonts w:ascii="Symbol" w:hAnsi="Symbol" w:hint="default"/>
+        <w:sz w:val="20"/>
+      </w:rPr>
+    </w:lvl>
+    <w:lvl w:ilvl="1" w:tentative="1">
+      <w:start w:val="1"/>
+      <w:numFmt w:val="bullet"/>
+      <w:lvlText w:val="o"/>
+      <w:lvlJc w:val="left"/>
+      <w:pPr>
+        <w:tabs>
+          <w:tab w:val="num" w:pos="1440"/>
+        </w:tabs>
+        <w:ind w:left="1440" w:hanging="360"/>
+      </w:pPr>
+      <w:rPr>
+        <w:rFonts w:ascii="Courier New" w:hAnsi="Courier New" w:hint="default"/>
+        <w:sz w:val="20"/>
+      </w:rPr>
+    </w:lvl>
+    <w:lvl w:ilvl="2" w:tentative="1">
+      <w:start w:val="1"/>
+      <w:numFmt w:val="bullet"/>
+      <w:lvlText w:val=""/>
+      <w:lvlJc w:val="left"/>
+      <w:pPr>
+        <w:tabs>
+          <w:tab w:val="num" w:pos="2160"/>
+        </w:tabs>
+        <w:ind w:left="2160" w:hanging="360"/>
+      </w:pPr>
+      <w:rPr>
+        <w:rFonts w:ascii="Wingdings" w:hAnsi="Wingdings" w:hint="default"/>
+        <w:sz w:val="20"/>
+      </w:rPr>
+    </w:lvl>
+    <w:lvl w:ilvl="3" w:tentative="1">
+      <w:start w:val="1"/>
+      <w:numFmt w:val="bullet"/>
+      <w:lvlText w:val=""/>
+      <w:lvlJc w:val="left"/>
+      <w:pPr>
+        <w:tabs>
+          <w:tab w:val="num" w:pos="2880"/>
+        </w:tabs>
+        <w:ind w:left="2880" w:hanging="360"/>
+      </w:pPr>
+      <w:rPr>
+        <w:rFonts w:ascii="Wingdings" w:hAnsi="Wingdings" w:hint="default"/>
+        <w:sz w:val="20"/>
+      </w:rPr>
+    </w:lvl>
+    <w:lvl w:ilvl="4" w:tentative="1">
+      <w:start w:val="1"/>
+      <w:numFmt w:val="bullet"/>
+      <w:lvlText w:val=""/>
+      <w:lvlJc w:val="left"/>
+      <w:pPr>
+        <w:tabs>
+          <w:tab w:val="num" w:pos="3600"/>
+        </w:tabs>
+        <w:ind w:left="3600" w:hanging="360"/>
+      </w:pPr>
+      <w:rPr>
+        <w:rFonts w:ascii="Wingdings" w:hAnsi="Wingdings" w:hint="default"/>
+        <w:sz w:val="20"/>
+      </w:rPr>
+    </w:lvl>
+    <w:lvl w:ilvl="5" w:tentative="1">
+      <w:start w:val="1"/>
+      <w:numFmt w:val="bullet"/>
+      <w:lvlText w:val=""/>
+      <w:lvlJc w:val="left"/>
+      <w:pPr>
+        <w:tabs>
+          <w:tab w:val="num" w:pos="4320"/>
+        </w:tabs>
+        <w:ind w:left="4320" w:hanging="360"/>
+      </w:pPr>
+      <w:rPr>
+        <w:rFonts w:ascii="Wingdings" w:hAnsi="Wingdings" w:hint="default"/>
+        <w:sz w:val="20"/>
+      </w:rPr>
+    </w:lvl>
+    <w:lvl w:ilvl="6" w:tentative="1">
+      <w:start w:val="1"/>
+      <w:numFmt w:val="bullet"/>
+      <w:lvlText w:val=""/>
+      <w:lvlJc w:val="left"/>
+      <w:pPr>
+        <w:tabs>
+          <w:tab w:val="num" w:pos="5040"/>
+        </w:tabs>
+        <w:ind w:left="5040" w:hanging="360"/>
+      </w:pPr>
+      <w:rPr>
+        <w:rFonts w:ascii="Wingdings" w:hAnsi="Wingdings" w:hint="default"/>
+        <w:sz w:val="20"/>
+      </w:rPr>
+    </w:lvl>
+    <w:lvl w:ilvl="7" w:tentative="1">
+      <w:start w:val="1"/>
+      <w:numFmt w:val="bullet"/>
+      <w:lvlText w:val=""/>
+      <w:lvlJc w:val="left"/>
+      <w:pPr>
+        <w:tabs>
+          <w:tab w:val="num" w:pos="5760"/>
+        </w:tabs>
+        <w:ind w:left="5760" w:hanging="360"/>
+      </w:pPr>
+      <w:rPr>
+        <w:rFonts w:ascii="Wingdings" w:hAnsi="Wingdings" w:hint="default"/>
+        <w:sz w:val="20"/>
+      </w:rPr>
+    </w:lvl>
+    <w:lvl w:ilvl="8" w:tentative="1">
+      <w:start w:val="1"/>
+      <w:numFmt w:val="bullet"/>
+      <w:lvlText w:val=""/>
+      <w:lvlJc w:val="left"/>
+      <w:pPr>
+        <w:tabs>
+          <w:tab w:val="num" w:pos="6480"/>
+        </w:tabs>
+        <w:ind w:left="6480" w:hanging="360"/>
+      </w:pPr>
+      <w:rPr>
+        <w:rFonts w:ascii="Wingdings" w:hAnsi="Wingdings" w:hint="default"/>
+        <w:sz w:val="20"/>
+      </w:rPr>
+    </w:lvl>
+  </w:abstractNum>
+  <w:abstractNum w:abstractNumId="138" w15:restartNumberingAfterBreak="0">
     <w:nsid w:val="4CC5681B"/>
     <w:multiLevelType w:val="multilevel"/>
     <w:tmpl w:val="3B442C4E"/>
@@ -28006,7 +29768,7 @@
       </w:rPr>
     </w:lvl>
   </w:abstractNum>
-  <w:abstractNum w:abstractNumId="127" w15:restartNumberingAfterBreak="0">
+  <w:abstractNum w:abstractNumId="139" w15:restartNumberingAfterBreak="0">
     <w:nsid w:val="4CDB2945"/>
     <w:multiLevelType w:val="multilevel"/>
     <w:tmpl w:val="087E029C"/>
@@ -28155,7 +29917,7 @@
       </w:rPr>
     </w:lvl>
   </w:abstractNum>
-  <w:abstractNum w:abstractNumId="128" w15:restartNumberingAfterBreak="0">
+  <w:abstractNum w:abstractNumId="140" w15:restartNumberingAfterBreak="0">
     <w:nsid w:val="4D236C99"/>
     <w:multiLevelType w:val="multilevel"/>
     <w:tmpl w:val="DC28896E"/>
@@ -28304,7 +30066,7 @@
       </w:rPr>
     </w:lvl>
   </w:abstractNum>
-  <w:abstractNum w:abstractNumId="129" w15:restartNumberingAfterBreak="0">
+  <w:abstractNum w:abstractNumId="141" w15:restartNumberingAfterBreak="0">
     <w:nsid w:val="4DA31B44"/>
     <w:multiLevelType w:val="multilevel"/>
     <w:tmpl w:val="9260FD06"/>
@@ -28453,7 +30215,7 @@
       </w:rPr>
     </w:lvl>
   </w:abstractNum>
-  <w:abstractNum w:abstractNumId="130" w15:restartNumberingAfterBreak="0">
+  <w:abstractNum w:abstractNumId="142" w15:restartNumberingAfterBreak="0">
     <w:nsid w:val="4DCD6550"/>
     <w:multiLevelType w:val="multilevel"/>
     <w:tmpl w:val="D5908CF8"/>
@@ -28602,7 +30364,7 @@
       </w:rPr>
     </w:lvl>
   </w:abstractNum>
-  <w:abstractNum w:abstractNumId="131" w15:restartNumberingAfterBreak="0">
+  <w:abstractNum w:abstractNumId="143" w15:restartNumberingAfterBreak="0">
     <w:nsid w:val="4F25004F"/>
     <w:multiLevelType w:val="multilevel"/>
     <w:tmpl w:val="FFDAF818"/>
@@ -28715,7 +30477,7 @@
       </w:pPr>
     </w:lvl>
   </w:abstractNum>
-  <w:abstractNum w:abstractNumId="132" w15:restartNumberingAfterBreak="0">
+  <w:abstractNum w:abstractNumId="144" w15:restartNumberingAfterBreak="0">
     <w:nsid w:val="4FFD5438"/>
     <w:multiLevelType w:val="multilevel"/>
     <w:tmpl w:val="52529B7A"/>
@@ -28864,7 +30626,7 @@
       </w:rPr>
     </w:lvl>
   </w:abstractNum>
-  <w:abstractNum w:abstractNumId="133" w15:restartNumberingAfterBreak="0">
+  <w:abstractNum w:abstractNumId="145" w15:restartNumberingAfterBreak="0">
     <w:nsid w:val="502B51C0"/>
     <w:multiLevelType w:val="multilevel"/>
     <w:tmpl w:val="12104294"/>
@@ -29013,7 +30775,7 @@
       </w:rPr>
     </w:lvl>
   </w:abstractNum>
-  <w:abstractNum w:abstractNumId="134" w15:restartNumberingAfterBreak="0">
+  <w:abstractNum w:abstractNumId="146" w15:restartNumberingAfterBreak="0">
     <w:nsid w:val="503A1609"/>
     <w:multiLevelType w:val="multilevel"/>
     <w:tmpl w:val="F95001A2"/>
@@ -29162,7 +30924,7 @@
       </w:rPr>
     </w:lvl>
   </w:abstractNum>
-  <w:abstractNum w:abstractNumId="135" w15:restartNumberingAfterBreak="0">
+  <w:abstractNum w:abstractNumId="147" w15:restartNumberingAfterBreak="0">
     <w:nsid w:val="50DE20CD"/>
     <w:multiLevelType w:val="multilevel"/>
     <w:tmpl w:val="2DD0D82E"/>
@@ -29311,7 +31073,7 @@
       </w:rPr>
     </w:lvl>
   </w:abstractNum>
-  <w:abstractNum w:abstractNumId="136" w15:restartNumberingAfterBreak="0">
+  <w:abstractNum w:abstractNumId="148" w15:restartNumberingAfterBreak="0">
     <w:nsid w:val="51420C92"/>
     <w:multiLevelType w:val="multilevel"/>
     <w:tmpl w:val="FCF4BBBE"/>
@@ -29460,7 +31222,7 @@
       </w:rPr>
     </w:lvl>
   </w:abstractNum>
-  <w:abstractNum w:abstractNumId="137" w15:restartNumberingAfterBreak="0">
+  <w:abstractNum w:abstractNumId="149" w15:restartNumberingAfterBreak="0">
     <w:nsid w:val="515B66C3"/>
     <w:multiLevelType w:val="multilevel"/>
     <w:tmpl w:val="0FAEC470"/>
@@ -29609,7 +31371,7 @@
       </w:rPr>
     </w:lvl>
   </w:abstractNum>
-  <w:abstractNum w:abstractNumId="138" w15:restartNumberingAfterBreak="0">
+  <w:abstractNum w:abstractNumId="150" w15:restartNumberingAfterBreak="0">
     <w:nsid w:val="519E71EB"/>
     <w:multiLevelType w:val="multilevel"/>
     <w:tmpl w:val="07221910"/>
@@ -29758,7 +31520,7 @@
       </w:rPr>
     </w:lvl>
   </w:abstractNum>
-  <w:abstractNum w:abstractNumId="139" w15:restartNumberingAfterBreak="0">
+  <w:abstractNum w:abstractNumId="151" w15:restartNumberingAfterBreak="0">
     <w:nsid w:val="51BE39AA"/>
     <w:multiLevelType w:val="multilevel"/>
     <w:tmpl w:val="C2DE4F54"/>
@@ -29907,7 +31669,7 @@
       </w:rPr>
     </w:lvl>
   </w:abstractNum>
-  <w:abstractNum w:abstractNumId="140" w15:restartNumberingAfterBreak="0">
+  <w:abstractNum w:abstractNumId="152" w15:restartNumberingAfterBreak="0">
     <w:nsid w:val="524B5039"/>
     <w:multiLevelType w:val="multilevel"/>
     <w:tmpl w:val="C4B04CD4"/>
@@ -30056,7 +31818,7 @@
       </w:rPr>
     </w:lvl>
   </w:abstractNum>
-  <w:abstractNum w:abstractNumId="141" w15:restartNumberingAfterBreak="0">
+  <w:abstractNum w:abstractNumId="153" w15:restartNumberingAfterBreak="0">
     <w:nsid w:val="52500D94"/>
     <w:multiLevelType w:val="multilevel"/>
     <w:tmpl w:val="57281934"/>
@@ -30205,7 +31967,7 @@
       </w:rPr>
     </w:lvl>
   </w:abstractNum>
-  <w:abstractNum w:abstractNumId="142" w15:restartNumberingAfterBreak="0">
+  <w:abstractNum w:abstractNumId="154" w15:restartNumberingAfterBreak="0">
     <w:nsid w:val="527D4944"/>
     <w:multiLevelType w:val="multilevel"/>
     <w:tmpl w:val="FA4E04A2"/>
@@ -30354,7 +32116,7 @@
       </w:rPr>
     </w:lvl>
   </w:abstractNum>
-  <w:abstractNum w:abstractNumId="143" w15:restartNumberingAfterBreak="0">
+  <w:abstractNum w:abstractNumId="155" w15:restartNumberingAfterBreak="0">
     <w:nsid w:val="53995811"/>
     <w:multiLevelType w:val="multilevel"/>
     <w:tmpl w:val="8B70D270"/>
@@ -30503,7 +32265,7 @@
       </w:rPr>
     </w:lvl>
   </w:abstractNum>
-  <w:abstractNum w:abstractNumId="144" w15:restartNumberingAfterBreak="0">
+  <w:abstractNum w:abstractNumId="156" w15:restartNumberingAfterBreak="0">
     <w:nsid w:val="53BB0744"/>
     <w:multiLevelType w:val="multilevel"/>
     <w:tmpl w:val="B8145A26"/>
@@ -30652,7 +32414,7 @@
       </w:rPr>
     </w:lvl>
   </w:abstractNum>
-  <w:abstractNum w:abstractNumId="145" w15:restartNumberingAfterBreak="0">
+  <w:abstractNum w:abstractNumId="157" w15:restartNumberingAfterBreak="0">
     <w:nsid w:val="53D43830"/>
     <w:multiLevelType w:val="multilevel"/>
     <w:tmpl w:val="941EBE88"/>
@@ -30801,7 +32563,7 @@
       </w:rPr>
     </w:lvl>
   </w:abstractNum>
-  <w:abstractNum w:abstractNumId="146" w15:restartNumberingAfterBreak="0">
+  <w:abstractNum w:abstractNumId="158" w15:restartNumberingAfterBreak="0">
     <w:nsid w:val="53DF484E"/>
     <w:multiLevelType w:val="multilevel"/>
     <w:tmpl w:val="2E6C6AB6"/>
@@ -30950,7 +32712,7 @@
       </w:rPr>
     </w:lvl>
   </w:abstractNum>
-  <w:abstractNum w:abstractNumId="147" w15:restartNumberingAfterBreak="0">
+  <w:abstractNum w:abstractNumId="159" w15:restartNumberingAfterBreak="0">
     <w:nsid w:val="54004256"/>
     <w:multiLevelType w:val="multilevel"/>
     <w:tmpl w:val="2CAC1316"/>
@@ -31099,7 +32861,7 @@
       </w:rPr>
     </w:lvl>
   </w:abstractNum>
-  <w:abstractNum w:abstractNumId="148" w15:restartNumberingAfterBreak="0">
+  <w:abstractNum w:abstractNumId="160" w15:restartNumberingAfterBreak="0">
     <w:nsid w:val="540506A2"/>
     <w:multiLevelType w:val="multilevel"/>
     <w:tmpl w:val="3528C25C"/>
@@ -31248,7 +33010,7 @@
       </w:rPr>
     </w:lvl>
   </w:abstractNum>
-  <w:abstractNum w:abstractNumId="149" w15:restartNumberingAfterBreak="0">
+  <w:abstractNum w:abstractNumId="161" w15:restartNumberingAfterBreak="0">
     <w:nsid w:val="5424346D"/>
     <w:multiLevelType w:val="multilevel"/>
     <w:tmpl w:val="FFAE3FD0"/>
@@ -31397,7 +33159,7 @@
       </w:rPr>
     </w:lvl>
   </w:abstractNum>
-  <w:abstractNum w:abstractNumId="150" w15:restartNumberingAfterBreak="0">
+  <w:abstractNum w:abstractNumId="162" w15:restartNumberingAfterBreak="0">
     <w:nsid w:val="54E81ECA"/>
     <w:multiLevelType w:val="multilevel"/>
     <w:tmpl w:val="A3B62DE6"/>
@@ -31546,7 +33308,7 @@
       </w:rPr>
     </w:lvl>
   </w:abstractNum>
-  <w:abstractNum w:abstractNumId="151" w15:restartNumberingAfterBreak="0">
+  <w:abstractNum w:abstractNumId="163" w15:restartNumberingAfterBreak="0">
     <w:nsid w:val="55003884"/>
     <w:multiLevelType w:val="multilevel"/>
     <w:tmpl w:val="CAAE16D6"/>
@@ -31695,7 +33457,7 @@
       </w:rPr>
     </w:lvl>
   </w:abstractNum>
-  <w:abstractNum w:abstractNumId="152" w15:restartNumberingAfterBreak="0">
+  <w:abstractNum w:abstractNumId="164" w15:restartNumberingAfterBreak="0">
     <w:nsid w:val="55974A53"/>
     <w:multiLevelType w:val="multilevel"/>
     <w:tmpl w:val="4D24E19A"/>
@@ -31844,7 +33606,7 @@
       </w:rPr>
     </w:lvl>
   </w:abstractNum>
-  <w:abstractNum w:abstractNumId="153" w15:restartNumberingAfterBreak="0">
+  <w:abstractNum w:abstractNumId="165" w15:restartNumberingAfterBreak="0">
     <w:nsid w:val="55E167B0"/>
     <w:multiLevelType w:val="multilevel"/>
     <w:tmpl w:val="0EF8BBC6"/>
@@ -31993,7 +33755,7 @@
       </w:rPr>
     </w:lvl>
   </w:abstractNum>
-  <w:abstractNum w:abstractNumId="154" w15:restartNumberingAfterBreak="0">
+  <w:abstractNum w:abstractNumId="166" w15:restartNumberingAfterBreak="0">
     <w:nsid w:val="55E61C1C"/>
     <w:multiLevelType w:val="multilevel"/>
     <w:tmpl w:val="34A2AFD8"/>
@@ -32142,7 +33904,7 @@
       </w:rPr>
     </w:lvl>
   </w:abstractNum>
-  <w:abstractNum w:abstractNumId="155" w15:restartNumberingAfterBreak="0">
+  <w:abstractNum w:abstractNumId="167" w15:restartNumberingAfterBreak="0">
     <w:nsid w:val="560B2E4D"/>
     <w:multiLevelType w:val="multilevel"/>
     <w:tmpl w:val="D94614EC"/>
@@ -32291,7 +34053,7 @@
       </w:rPr>
     </w:lvl>
   </w:abstractNum>
-  <w:abstractNum w:abstractNumId="156" w15:restartNumberingAfterBreak="0">
+  <w:abstractNum w:abstractNumId="168" w15:restartNumberingAfterBreak="0">
     <w:nsid w:val="56414B75"/>
     <w:multiLevelType w:val="multilevel"/>
     <w:tmpl w:val="26A8681E"/>
@@ -32440,7 +34202,7 @@
       </w:rPr>
     </w:lvl>
   </w:abstractNum>
-  <w:abstractNum w:abstractNumId="157" w15:restartNumberingAfterBreak="0">
+  <w:abstractNum w:abstractNumId="169" w15:restartNumberingAfterBreak="0">
     <w:nsid w:val="56710562"/>
     <w:multiLevelType w:val="multilevel"/>
     <w:tmpl w:val="7680915C"/>
@@ -32589,7 +34351,7 @@
       </w:rPr>
     </w:lvl>
   </w:abstractNum>
-  <w:abstractNum w:abstractNumId="158" w15:restartNumberingAfterBreak="0">
+  <w:abstractNum w:abstractNumId="170" w15:restartNumberingAfterBreak="0">
     <w:nsid w:val="56757F4D"/>
     <w:multiLevelType w:val="multilevel"/>
     <w:tmpl w:val="19924DE2"/>
@@ -32702,7 +34464,7 @@
       </w:pPr>
     </w:lvl>
   </w:abstractNum>
-  <w:abstractNum w:abstractNumId="159" w15:restartNumberingAfterBreak="0">
+  <w:abstractNum w:abstractNumId="171" w15:restartNumberingAfterBreak="0">
     <w:nsid w:val="573D752E"/>
     <w:multiLevelType w:val="multilevel"/>
     <w:tmpl w:val="8AFEC82A"/>
@@ -32851,7 +34613,7 @@
       </w:rPr>
     </w:lvl>
   </w:abstractNum>
-  <w:abstractNum w:abstractNumId="160" w15:restartNumberingAfterBreak="0">
+  <w:abstractNum w:abstractNumId="172" w15:restartNumberingAfterBreak="0">
     <w:nsid w:val="57E12E2F"/>
     <w:multiLevelType w:val="multilevel"/>
     <w:tmpl w:val="1BE22D22"/>
@@ -33000,7 +34762,7 @@
       </w:rPr>
     </w:lvl>
   </w:abstractNum>
-  <w:abstractNum w:abstractNumId="161" w15:restartNumberingAfterBreak="0">
+  <w:abstractNum w:abstractNumId="173" w15:restartNumberingAfterBreak="0">
     <w:nsid w:val="59764CEA"/>
     <w:multiLevelType w:val="multilevel"/>
     <w:tmpl w:val="F50456AA"/>
@@ -33149,7 +34911,7 @@
       </w:rPr>
     </w:lvl>
   </w:abstractNum>
-  <w:abstractNum w:abstractNumId="162" w15:restartNumberingAfterBreak="0">
+  <w:abstractNum w:abstractNumId="174" w15:restartNumberingAfterBreak="0">
     <w:nsid w:val="59862CC4"/>
     <w:multiLevelType w:val="multilevel"/>
     <w:tmpl w:val="0926790C"/>
@@ -33298,7 +35060,7 @@
       </w:rPr>
     </w:lvl>
   </w:abstractNum>
-  <w:abstractNum w:abstractNumId="163" w15:restartNumberingAfterBreak="0">
+  <w:abstractNum w:abstractNumId="175" w15:restartNumberingAfterBreak="0">
     <w:nsid w:val="5990259F"/>
     <w:multiLevelType w:val="multilevel"/>
     <w:tmpl w:val="1284B7EC"/>
@@ -33447,7 +35209,7 @@
       </w:rPr>
     </w:lvl>
   </w:abstractNum>
-  <w:abstractNum w:abstractNumId="164" w15:restartNumberingAfterBreak="0">
+  <w:abstractNum w:abstractNumId="176" w15:restartNumberingAfterBreak="0">
     <w:nsid w:val="599E54C4"/>
     <w:multiLevelType w:val="multilevel"/>
     <w:tmpl w:val="4106DFC6"/>
@@ -33596,7 +35358,7 @@
       </w:rPr>
     </w:lvl>
   </w:abstractNum>
-  <w:abstractNum w:abstractNumId="165" w15:restartNumberingAfterBreak="0">
+  <w:abstractNum w:abstractNumId="177" w15:restartNumberingAfterBreak="0">
     <w:nsid w:val="59BF3357"/>
     <w:multiLevelType w:val="multilevel"/>
     <w:tmpl w:val="9EE43A5C"/>
@@ -33745,7 +35507,7 @@
       </w:rPr>
     </w:lvl>
   </w:abstractNum>
-  <w:abstractNum w:abstractNumId="166" w15:restartNumberingAfterBreak="0">
+  <w:abstractNum w:abstractNumId="178" w15:restartNumberingAfterBreak="0">
     <w:nsid w:val="59DC1A16"/>
     <w:multiLevelType w:val="multilevel"/>
     <w:tmpl w:val="F04090AE"/>
@@ -33894,7 +35656,156 @@
       </w:rPr>
     </w:lvl>
   </w:abstractNum>
-  <w:abstractNum w:abstractNumId="167" w15:restartNumberingAfterBreak="0">
+  <w:abstractNum w:abstractNumId="179" w15:restartNumberingAfterBreak="0">
+    <w:nsid w:val="59DD42ED"/>
+    <w:multiLevelType w:val="multilevel"/>
+    <w:tmpl w:val="A6AA57A0"/>
+    <w:lvl w:ilvl="0">
+      <w:start w:val="1"/>
+      <w:numFmt w:val="bullet"/>
+      <w:lvlText w:val=""/>
+      <w:lvlJc w:val="left"/>
+      <w:pPr>
+        <w:tabs>
+          <w:tab w:val="num" w:pos="720"/>
+        </w:tabs>
+        <w:ind w:left="720" w:hanging="360"/>
+      </w:pPr>
+      <w:rPr>
+        <w:rFonts w:ascii="Symbol" w:hAnsi="Symbol" w:hint="default"/>
+        <w:sz w:val="20"/>
+      </w:rPr>
+    </w:lvl>
+    <w:lvl w:ilvl="1" w:tentative="1">
+      <w:start w:val="1"/>
+      <w:numFmt w:val="bullet"/>
+      <w:lvlText w:val="o"/>
+      <w:lvlJc w:val="left"/>
+      <w:pPr>
+        <w:tabs>
+          <w:tab w:val="num" w:pos="1440"/>
+        </w:tabs>
+        <w:ind w:left="1440" w:hanging="360"/>
+      </w:pPr>
+      <w:rPr>
+        <w:rFonts w:ascii="Courier New" w:hAnsi="Courier New" w:hint="default"/>
+        <w:sz w:val="20"/>
+      </w:rPr>
+    </w:lvl>
+    <w:lvl w:ilvl="2" w:tentative="1">
+      <w:start w:val="1"/>
+      <w:numFmt w:val="bullet"/>
+      <w:lvlText w:val=""/>
+      <w:lvlJc w:val="left"/>
+      <w:pPr>
+        <w:tabs>
+          <w:tab w:val="num" w:pos="2160"/>
+        </w:tabs>
+        <w:ind w:left="2160" w:hanging="360"/>
+      </w:pPr>
+      <w:rPr>
+        <w:rFonts w:ascii="Wingdings" w:hAnsi="Wingdings" w:hint="default"/>
+        <w:sz w:val="20"/>
+      </w:rPr>
+    </w:lvl>
+    <w:lvl w:ilvl="3" w:tentative="1">
+      <w:start w:val="1"/>
+      <w:numFmt w:val="bullet"/>
+      <w:lvlText w:val=""/>
+      <w:lvlJc w:val="left"/>
+      <w:pPr>
+        <w:tabs>
+          <w:tab w:val="num" w:pos="2880"/>
+        </w:tabs>
+        <w:ind w:left="2880" w:hanging="360"/>
+      </w:pPr>
+      <w:rPr>
+        <w:rFonts w:ascii="Wingdings" w:hAnsi="Wingdings" w:hint="default"/>
+        <w:sz w:val="20"/>
+      </w:rPr>
+    </w:lvl>
+    <w:lvl w:ilvl="4" w:tentative="1">
+      <w:start w:val="1"/>
+      <w:numFmt w:val="bullet"/>
+      <w:lvlText w:val=""/>
+      <w:lvlJc w:val="left"/>
+      <w:pPr>
+        <w:tabs>
+          <w:tab w:val="num" w:pos="3600"/>
+        </w:tabs>
+        <w:ind w:left="3600" w:hanging="360"/>
+      </w:pPr>
+      <w:rPr>
+        <w:rFonts w:ascii="Wingdings" w:hAnsi="Wingdings" w:hint="default"/>
+        <w:sz w:val="20"/>
+      </w:rPr>
+    </w:lvl>
+    <w:lvl w:ilvl="5" w:tentative="1">
+      <w:start w:val="1"/>
+      <w:numFmt w:val="bullet"/>
+      <w:lvlText w:val=""/>
+      <w:lvlJc w:val="left"/>
+      <w:pPr>
+        <w:tabs>
+          <w:tab w:val="num" w:pos="4320"/>
+        </w:tabs>
+        <w:ind w:left="4320" w:hanging="360"/>
+      </w:pPr>
+      <w:rPr>
+        <w:rFonts w:ascii="Wingdings" w:hAnsi="Wingdings" w:hint="default"/>
+        <w:sz w:val="20"/>
+      </w:rPr>
+    </w:lvl>
+    <w:lvl w:ilvl="6" w:tentative="1">
+      <w:start w:val="1"/>
+      <w:numFmt w:val="bullet"/>
+      <w:lvlText w:val=""/>
+      <w:lvlJc w:val="left"/>
+      <w:pPr>
+        <w:tabs>
+          <w:tab w:val="num" w:pos="5040"/>
+        </w:tabs>
+        <w:ind w:left="5040" w:hanging="360"/>
+      </w:pPr>
+      <w:rPr>
+        <w:rFonts w:ascii="Wingdings" w:hAnsi="Wingdings" w:hint="default"/>
+        <w:sz w:val="20"/>
+      </w:rPr>
+    </w:lvl>
+    <w:lvl w:ilvl="7" w:tentative="1">
+      <w:start w:val="1"/>
+      <w:numFmt w:val="bullet"/>
+      <w:lvlText w:val=""/>
+      <w:lvlJc w:val="left"/>
+      <w:pPr>
+        <w:tabs>
+          <w:tab w:val="num" w:pos="5760"/>
+        </w:tabs>
+        <w:ind w:left="5760" w:hanging="360"/>
+      </w:pPr>
+      <w:rPr>
+        <w:rFonts w:ascii="Wingdings" w:hAnsi="Wingdings" w:hint="default"/>
+        <w:sz w:val="20"/>
+      </w:rPr>
+    </w:lvl>
+    <w:lvl w:ilvl="8" w:tentative="1">
+      <w:start w:val="1"/>
+      <w:numFmt w:val="bullet"/>
+      <w:lvlText w:val=""/>
+      <w:lvlJc w:val="left"/>
+      <w:pPr>
+        <w:tabs>
+          <w:tab w:val="num" w:pos="6480"/>
+        </w:tabs>
+        <w:ind w:left="6480" w:hanging="360"/>
+      </w:pPr>
+      <w:rPr>
+        <w:rFonts w:ascii="Wingdings" w:hAnsi="Wingdings" w:hint="default"/>
+        <w:sz w:val="20"/>
+      </w:rPr>
+    </w:lvl>
+  </w:abstractNum>
+  <w:abstractNum w:abstractNumId="180" w15:restartNumberingAfterBreak="0">
     <w:nsid w:val="5AD606EF"/>
     <w:multiLevelType w:val="multilevel"/>
     <w:tmpl w:val="53B6E1D0"/>
@@ -34043,7 +35954,7 @@
       </w:rPr>
     </w:lvl>
   </w:abstractNum>
-  <w:abstractNum w:abstractNumId="168" w15:restartNumberingAfterBreak="0">
+  <w:abstractNum w:abstractNumId="181" w15:restartNumberingAfterBreak="0">
     <w:nsid w:val="5BC60BE0"/>
     <w:multiLevelType w:val="multilevel"/>
     <w:tmpl w:val="91F83B44"/>
@@ -34192,7 +36103,156 @@
       </w:rPr>
     </w:lvl>
   </w:abstractNum>
-  <w:abstractNum w:abstractNumId="169" w15:restartNumberingAfterBreak="0">
+  <w:abstractNum w:abstractNumId="182" w15:restartNumberingAfterBreak="0">
+    <w:nsid w:val="5BF93600"/>
+    <w:multiLevelType w:val="multilevel"/>
+    <w:tmpl w:val="A2E6EFB6"/>
+    <w:lvl w:ilvl="0">
+      <w:start w:val="1"/>
+      <w:numFmt w:val="bullet"/>
+      <w:lvlText w:val=""/>
+      <w:lvlJc w:val="left"/>
+      <w:pPr>
+        <w:tabs>
+          <w:tab w:val="num" w:pos="720"/>
+        </w:tabs>
+        <w:ind w:left="720" w:hanging="360"/>
+      </w:pPr>
+      <w:rPr>
+        <w:rFonts w:ascii="Symbol" w:hAnsi="Symbol" w:hint="default"/>
+        <w:sz w:val="20"/>
+      </w:rPr>
+    </w:lvl>
+    <w:lvl w:ilvl="1" w:tentative="1">
+      <w:start w:val="1"/>
+      <w:numFmt w:val="bullet"/>
+      <w:lvlText w:val="o"/>
+      <w:lvlJc w:val="left"/>
+      <w:pPr>
+        <w:tabs>
+          <w:tab w:val="num" w:pos="1440"/>
+        </w:tabs>
+        <w:ind w:left="1440" w:hanging="360"/>
+      </w:pPr>
+      <w:rPr>
+        <w:rFonts w:ascii="Courier New" w:hAnsi="Courier New" w:hint="default"/>
+        <w:sz w:val="20"/>
+      </w:rPr>
+    </w:lvl>
+    <w:lvl w:ilvl="2" w:tentative="1">
+      <w:start w:val="1"/>
+      <w:numFmt w:val="bullet"/>
+      <w:lvlText w:val=""/>
+      <w:lvlJc w:val="left"/>
+      <w:pPr>
+        <w:tabs>
+          <w:tab w:val="num" w:pos="2160"/>
+        </w:tabs>
+        <w:ind w:left="2160" w:hanging="360"/>
+      </w:pPr>
+      <w:rPr>
+        <w:rFonts w:ascii="Wingdings" w:hAnsi="Wingdings" w:hint="default"/>
+        <w:sz w:val="20"/>
+      </w:rPr>
+    </w:lvl>
+    <w:lvl w:ilvl="3" w:tentative="1">
+      <w:start w:val="1"/>
+      <w:numFmt w:val="bullet"/>
+      <w:lvlText w:val=""/>
+      <w:lvlJc w:val="left"/>
+      <w:pPr>
+        <w:tabs>
+          <w:tab w:val="num" w:pos="2880"/>
+        </w:tabs>
+        <w:ind w:left="2880" w:hanging="360"/>
+      </w:pPr>
+      <w:rPr>
+        <w:rFonts w:ascii="Wingdings" w:hAnsi="Wingdings" w:hint="default"/>
+        <w:sz w:val="20"/>
+      </w:rPr>
+    </w:lvl>
+    <w:lvl w:ilvl="4" w:tentative="1">
+      <w:start w:val="1"/>
+      <w:numFmt w:val="bullet"/>
+      <w:lvlText w:val=""/>
+      <w:lvlJc w:val="left"/>
+      <w:pPr>
+        <w:tabs>
+          <w:tab w:val="num" w:pos="3600"/>
+        </w:tabs>
+        <w:ind w:left="3600" w:hanging="360"/>
+      </w:pPr>
+      <w:rPr>
+        <w:rFonts w:ascii="Wingdings" w:hAnsi="Wingdings" w:hint="default"/>
+        <w:sz w:val="20"/>
+      </w:rPr>
+    </w:lvl>
+    <w:lvl w:ilvl="5" w:tentative="1">
+      <w:start w:val="1"/>
+      <w:numFmt w:val="bullet"/>
+      <w:lvlText w:val=""/>
+      <w:lvlJc w:val="left"/>
+      <w:pPr>
+        <w:tabs>
+          <w:tab w:val="num" w:pos="4320"/>
+        </w:tabs>
+        <w:ind w:left="4320" w:hanging="360"/>
+      </w:pPr>
+      <w:rPr>
+        <w:rFonts w:ascii="Wingdings" w:hAnsi="Wingdings" w:hint="default"/>
+        <w:sz w:val="20"/>
+      </w:rPr>
+    </w:lvl>
+    <w:lvl w:ilvl="6" w:tentative="1">
+      <w:start w:val="1"/>
+      <w:numFmt w:val="bullet"/>
+      <w:lvlText w:val=""/>
+      <w:lvlJc w:val="left"/>
+      <w:pPr>
+        <w:tabs>
+          <w:tab w:val="num" w:pos="5040"/>
+        </w:tabs>
+        <w:ind w:left="5040" w:hanging="360"/>
+      </w:pPr>
+      <w:rPr>
+        <w:rFonts w:ascii="Wingdings" w:hAnsi="Wingdings" w:hint="default"/>
+        <w:sz w:val="20"/>
+      </w:rPr>
+    </w:lvl>
+    <w:lvl w:ilvl="7" w:tentative="1">
+      <w:start w:val="1"/>
+      <w:numFmt w:val="bullet"/>
+      <w:lvlText w:val=""/>
+      <w:lvlJc w:val="left"/>
+      <w:pPr>
+        <w:tabs>
+          <w:tab w:val="num" w:pos="5760"/>
+        </w:tabs>
+        <w:ind w:left="5760" w:hanging="360"/>
+      </w:pPr>
+      <w:rPr>
+        <w:rFonts w:ascii="Wingdings" w:hAnsi="Wingdings" w:hint="default"/>
+        <w:sz w:val="20"/>
+      </w:rPr>
+    </w:lvl>
+    <w:lvl w:ilvl="8" w:tentative="1">
+      <w:start w:val="1"/>
+      <w:numFmt w:val="bullet"/>
+      <w:lvlText w:val=""/>
+      <w:lvlJc w:val="left"/>
+      <w:pPr>
+        <w:tabs>
+          <w:tab w:val="num" w:pos="6480"/>
+        </w:tabs>
+        <w:ind w:left="6480" w:hanging="360"/>
+      </w:pPr>
+      <w:rPr>
+        <w:rFonts w:ascii="Wingdings" w:hAnsi="Wingdings" w:hint="default"/>
+        <w:sz w:val="20"/>
+      </w:rPr>
+    </w:lvl>
+  </w:abstractNum>
+  <w:abstractNum w:abstractNumId="183" w15:restartNumberingAfterBreak="0">
     <w:nsid w:val="5C393E18"/>
     <w:multiLevelType w:val="multilevel"/>
     <w:tmpl w:val="C1E0487E"/>
@@ -34341,7 +36401,7 @@
       </w:rPr>
     </w:lvl>
   </w:abstractNum>
-  <w:abstractNum w:abstractNumId="170" w15:restartNumberingAfterBreak="0">
+  <w:abstractNum w:abstractNumId="184" w15:restartNumberingAfterBreak="0">
     <w:nsid w:val="5C822ACF"/>
     <w:multiLevelType w:val="multilevel"/>
     <w:tmpl w:val="0B728AEA"/>
@@ -34454,7 +36514,7 @@
       </w:pPr>
     </w:lvl>
   </w:abstractNum>
-  <w:abstractNum w:abstractNumId="171" w15:restartNumberingAfterBreak="0">
+  <w:abstractNum w:abstractNumId="185" w15:restartNumberingAfterBreak="0">
     <w:nsid w:val="5D98657F"/>
     <w:multiLevelType w:val="multilevel"/>
     <w:tmpl w:val="FE98C894"/>
@@ -34603,7 +36663,156 @@
       </w:rPr>
     </w:lvl>
   </w:abstractNum>
-  <w:abstractNum w:abstractNumId="172" w15:restartNumberingAfterBreak="0">
+  <w:abstractNum w:abstractNumId="186" w15:restartNumberingAfterBreak="0">
+    <w:nsid w:val="5E2630A0"/>
+    <w:multiLevelType w:val="multilevel"/>
+    <w:tmpl w:val="67E2E65E"/>
+    <w:lvl w:ilvl="0">
+      <w:start w:val="1"/>
+      <w:numFmt w:val="bullet"/>
+      <w:lvlText w:val=""/>
+      <w:lvlJc w:val="left"/>
+      <w:pPr>
+        <w:tabs>
+          <w:tab w:val="num" w:pos="720"/>
+        </w:tabs>
+        <w:ind w:left="720" w:hanging="360"/>
+      </w:pPr>
+      <w:rPr>
+        <w:rFonts w:ascii="Symbol" w:hAnsi="Symbol" w:hint="default"/>
+        <w:sz w:val="20"/>
+      </w:rPr>
+    </w:lvl>
+    <w:lvl w:ilvl="1" w:tentative="1">
+      <w:start w:val="1"/>
+      <w:numFmt w:val="bullet"/>
+      <w:lvlText w:val="o"/>
+      <w:lvlJc w:val="left"/>
+      <w:pPr>
+        <w:tabs>
+          <w:tab w:val="num" w:pos="1440"/>
+        </w:tabs>
+        <w:ind w:left="1440" w:hanging="360"/>
+      </w:pPr>
+      <w:rPr>
+        <w:rFonts w:ascii="Courier New" w:hAnsi="Courier New" w:hint="default"/>
+        <w:sz w:val="20"/>
+      </w:rPr>
+    </w:lvl>
+    <w:lvl w:ilvl="2" w:tentative="1">
+      <w:start w:val="1"/>
+      <w:numFmt w:val="bullet"/>
+      <w:lvlText w:val=""/>
+      <w:lvlJc w:val="left"/>
+      <w:pPr>
+        <w:tabs>
+          <w:tab w:val="num" w:pos="2160"/>
+        </w:tabs>
+        <w:ind w:left="2160" w:hanging="360"/>
+      </w:pPr>
+      <w:rPr>
+        <w:rFonts w:ascii="Wingdings" w:hAnsi="Wingdings" w:hint="default"/>
+        <w:sz w:val="20"/>
+      </w:rPr>
+    </w:lvl>
+    <w:lvl w:ilvl="3" w:tentative="1">
+      <w:start w:val="1"/>
+      <w:numFmt w:val="bullet"/>
+      <w:lvlText w:val=""/>
+      <w:lvlJc w:val="left"/>
+      <w:pPr>
+        <w:tabs>
+          <w:tab w:val="num" w:pos="2880"/>
+        </w:tabs>
+        <w:ind w:left="2880" w:hanging="360"/>
+      </w:pPr>
+      <w:rPr>
+        <w:rFonts w:ascii="Wingdings" w:hAnsi="Wingdings" w:hint="default"/>
+        <w:sz w:val="20"/>
+      </w:rPr>
+    </w:lvl>
+    <w:lvl w:ilvl="4" w:tentative="1">
+      <w:start w:val="1"/>
+      <w:numFmt w:val="bullet"/>
+      <w:lvlText w:val=""/>
+      <w:lvlJc w:val="left"/>
+      <w:pPr>
+        <w:tabs>
+          <w:tab w:val="num" w:pos="3600"/>
+        </w:tabs>
+        <w:ind w:left="3600" w:hanging="360"/>
+      </w:pPr>
+      <w:rPr>
+        <w:rFonts w:ascii="Wingdings" w:hAnsi="Wingdings" w:hint="default"/>
+        <w:sz w:val="20"/>
+      </w:rPr>
+    </w:lvl>
+    <w:lvl w:ilvl="5" w:tentative="1">
+      <w:start w:val="1"/>
+      <w:numFmt w:val="bullet"/>
+      <w:lvlText w:val=""/>
+      <w:lvlJc w:val="left"/>
+      <w:pPr>
+        <w:tabs>
+          <w:tab w:val="num" w:pos="4320"/>
+        </w:tabs>
+        <w:ind w:left="4320" w:hanging="360"/>
+      </w:pPr>
+      <w:rPr>
+        <w:rFonts w:ascii="Wingdings" w:hAnsi="Wingdings" w:hint="default"/>
+        <w:sz w:val="20"/>
+      </w:rPr>
+    </w:lvl>
+    <w:lvl w:ilvl="6" w:tentative="1">
+      <w:start w:val="1"/>
+      <w:numFmt w:val="bullet"/>
+      <w:lvlText w:val=""/>
+      <w:lvlJc w:val="left"/>
+      <w:pPr>
+        <w:tabs>
+          <w:tab w:val="num" w:pos="5040"/>
+        </w:tabs>
+        <w:ind w:left="5040" w:hanging="360"/>
+      </w:pPr>
+      <w:rPr>
+        <w:rFonts w:ascii="Wingdings" w:hAnsi="Wingdings" w:hint="default"/>
+        <w:sz w:val="20"/>
+      </w:rPr>
+    </w:lvl>
+    <w:lvl w:ilvl="7" w:tentative="1">
+      <w:start w:val="1"/>
+      <w:numFmt w:val="bullet"/>
+      <w:lvlText w:val=""/>
+      <w:lvlJc w:val="left"/>
+      <w:pPr>
+        <w:tabs>
+          <w:tab w:val="num" w:pos="5760"/>
+        </w:tabs>
+        <w:ind w:left="5760" w:hanging="360"/>
+      </w:pPr>
+      <w:rPr>
+        <w:rFonts w:ascii="Wingdings" w:hAnsi="Wingdings" w:hint="default"/>
+        <w:sz w:val="20"/>
+      </w:rPr>
+    </w:lvl>
+    <w:lvl w:ilvl="8" w:tentative="1">
+      <w:start w:val="1"/>
+      <w:numFmt w:val="bullet"/>
+      <w:lvlText w:val=""/>
+      <w:lvlJc w:val="left"/>
+      <w:pPr>
+        <w:tabs>
+          <w:tab w:val="num" w:pos="6480"/>
+        </w:tabs>
+        <w:ind w:left="6480" w:hanging="360"/>
+      </w:pPr>
+      <w:rPr>
+        <w:rFonts w:ascii="Wingdings" w:hAnsi="Wingdings" w:hint="default"/>
+        <w:sz w:val="20"/>
+      </w:rPr>
+    </w:lvl>
+  </w:abstractNum>
+  <w:abstractNum w:abstractNumId="187" w15:restartNumberingAfterBreak="0">
     <w:nsid w:val="5EE71D41"/>
     <w:multiLevelType w:val="multilevel"/>
     <w:tmpl w:val="F15CDF86"/>
@@ -34752,7 +36961,7 @@
       </w:rPr>
     </w:lvl>
   </w:abstractNum>
-  <w:abstractNum w:abstractNumId="173" w15:restartNumberingAfterBreak="0">
+  <w:abstractNum w:abstractNumId="188" w15:restartNumberingAfterBreak="0">
     <w:nsid w:val="5F8408B7"/>
     <w:multiLevelType w:val="multilevel"/>
     <w:tmpl w:val="E92E24C2"/>
@@ -34901,7 +37110,7 @@
       </w:rPr>
     </w:lvl>
   </w:abstractNum>
-  <w:abstractNum w:abstractNumId="174" w15:restartNumberingAfterBreak="0">
+  <w:abstractNum w:abstractNumId="189" w15:restartNumberingAfterBreak="0">
     <w:nsid w:val="602B0C19"/>
     <w:multiLevelType w:val="multilevel"/>
     <w:tmpl w:val="95708D70"/>
@@ -35050,7 +37259,7 @@
       </w:rPr>
     </w:lvl>
   </w:abstractNum>
-  <w:abstractNum w:abstractNumId="175" w15:restartNumberingAfterBreak="0">
+  <w:abstractNum w:abstractNumId="190" w15:restartNumberingAfterBreak="0">
     <w:nsid w:val="60C404E7"/>
     <w:multiLevelType w:val="multilevel"/>
     <w:tmpl w:val="7250C078"/>
@@ -35199,7 +37408,7 @@
       </w:rPr>
     </w:lvl>
   </w:abstractNum>
-  <w:abstractNum w:abstractNumId="176" w15:restartNumberingAfterBreak="0">
+  <w:abstractNum w:abstractNumId="191" w15:restartNumberingAfterBreak="0">
     <w:nsid w:val="60E87D10"/>
     <w:multiLevelType w:val="multilevel"/>
     <w:tmpl w:val="5A3ABA66"/>
@@ -35348,7 +37557,7 @@
       </w:rPr>
     </w:lvl>
   </w:abstractNum>
-  <w:abstractNum w:abstractNumId="177" w15:restartNumberingAfterBreak="0">
+  <w:abstractNum w:abstractNumId="192" w15:restartNumberingAfterBreak="0">
     <w:nsid w:val="614F5083"/>
     <w:multiLevelType w:val="multilevel"/>
     <w:tmpl w:val="1296691E"/>
@@ -35497,7 +37706,7 @@
       </w:rPr>
     </w:lvl>
   </w:abstractNum>
-  <w:abstractNum w:abstractNumId="178" w15:restartNumberingAfterBreak="0">
+  <w:abstractNum w:abstractNumId="193" w15:restartNumberingAfterBreak="0">
     <w:nsid w:val="625A57E9"/>
     <w:multiLevelType w:val="multilevel"/>
     <w:tmpl w:val="7B144B3A"/>
@@ -35646,7 +37855,7 @@
       </w:rPr>
     </w:lvl>
   </w:abstractNum>
-  <w:abstractNum w:abstractNumId="179" w15:restartNumberingAfterBreak="0">
+  <w:abstractNum w:abstractNumId="194" w15:restartNumberingAfterBreak="0">
     <w:nsid w:val="62DD0FEF"/>
     <w:multiLevelType w:val="multilevel"/>
     <w:tmpl w:val="04127C86"/>
@@ -35795,7 +38004,7 @@
       </w:rPr>
     </w:lvl>
   </w:abstractNum>
-  <w:abstractNum w:abstractNumId="180" w15:restartNumberingAfterBreak="0">
+  <w:abstractNum w:abstractNumId="195" w15:restartNumberingAfterBreak="0">
     <w:nsid w:val="63E46F30"/>
     <w:multiLevelType w:val="multilevel"/>
     <w:tmpl w:val="C87EFD4A"/>
@@ -35944,7 +38153,7 @@
       </w:rPr>
     </w:lvl>
   </w:abstractNum>
-  <w:abstractNum w:abstractNumId="181" w15:restartNumberingAfterBreak="0">
+  <w:abstractNum w:abstractNumId="196" w15:restartNumberingAfterBreak="0">
     <w:nsid w:val="64C76E34"/>
     <w:multiLevelType w:val="multilevel"/>
     <w:tmpl w:val="0F32660E"/>
@@ -36093,7 +38302,7 @@
       </w:rPr>
     </w:lvl>
   </w:abstractNum>
-  <w:abstractNum w:abstractNumId="182" w15:restartNumberingAfterBreak="0">
+  <w:abstractNum w:abstractNumId="197" w15:restartNumberingAfterBreak="0">
     <w:nsid w:val="651D617E"/>
     <w:multiLevelType w:val="multilevel"/>
     <w:tmpl w:val="D53C1734"/>
@@ -36242,7 +38451,156 @@
       </w:rPr>
     </w:lvl>
   </w:abstractNum>
-  <w:abstractNum w:abstractNumId="183" w15:restartNumberingAfterBreak="0">
+  <w:abstractNum w:abstractNumId="198" w15:restartNumberingAfterBreak="0">
+    <w:nsid w:val="6539004E"/>
+    <w:multiLevelType w:val="multilevel"/>
+    <w:tmpl w:val="B72801F6"/>
+    <w:lvl w:ilvl="0">
+      <w:start w:val="1"/>
+      <w:numFmt w:val="bullet"/>
+      <w:lvlText w:val=""/>
+      <w:lvlJc w:val="left"/>
+      <w:pPr>
+        <w:tabs>
+          <w:tab w:val="num" w:pos="720"/>
+        </w:tabs>
+        <w:ind w:left="720" w:hanging="360"/>
+      </w:pPr>
+      <w:rPr>
+        <w:rFonts w:ascii="Symbol" w:hAnsi="Symbol" w:hint="default"/>
+        <w:sz w:val="20"/>
+      </w:rPr>
+    </w:lvl>
+    <w:lvl w:ilvl="1" w:tentative="1">
+      <w:start w:val="1"/>
+      <w:numFmt w:val="bullet"/>
+      <w:lvlText w:val="o"/>
+      <w:lvlJc w:val="left"/>
+      <w:pPr>
+        <w:tabs>
+          <w:tab w:val="num" w:pos="1440"/>
+        </w:tabs>
+        <w:ind w:left="1440" w:hanging="360"/>
+      </w:pPr>
+      <w:rPr>
+        <w:rFonts w:ascii="Courier New" w:hAnsi="Courier New" w:hint="default"/>
+        <w:sz w:val="20"/>
+      </w:rPr>
+    </w:lvl>
+    <w:lvl w:ilvl="2" w:tentative="1">
+      <w:start w:val="1"/>
+      <w:numFmt w:val="bullet"/>
+      <w:lvlText w:val=""/>
+      <w:lvlJc w:val="left"/>
+      <w:pPr>
+        <w:tabs>
+          <w:tab w:val="num" w:pos="2160"/>
+        </w:tabs>
+        <w:ind w:left="2160" w:hanging="360"/>
+      </w:pPr>
+      <w:rPr>
+        <w:rFonts w:ascii="Wingdings" w:hAnsi="Wingdings" w:hint="default"/>
+        <w:sz w:val="20"/>
+      </w:rPr>
+    </w:lvl>
+    <w:lvl w:ilvl="3" w:tentative="1">
+      <w:start w:val="1"/>
+      <w:numFmt w:val="bullet"/>
+      <w:lvlText w:val=""/>
+      <w:lvlJc w:val="left"/>
+      <w:pPr>
+        <w:tabs>
+          <w:tab w:val="num" w:pos="2880"/>
+        </w:tabs>
+        <w:ind w:left="2880" w:hanging="360"/>
+      </w:pPr>
+      <w:rPr>
+        <w:rFonts w:ascii="Wingdings" w:hAnsi="Wingdings" w:hint="default"/>
+        <w:sz w:val="20"/>
+      </w:rPr>
+    </w:lvl>
+    <w:lvl w:ilvl="4" w:tentative="1">
+      <w:start w:val="1"/>
+      <w:numFmt w:val="bullet"/>
+      <w:lvlText w:val=""/>
+      <w:lvlJc w:val="left"/>
+      <w:pPr>
+        <w:tabs>
+          <w:tab w:val="num" w:pos="3600"/>
+        </w:tabs>
+        <w:ind w:left="3600" w:hanging="360"/>
+      </w:pPr>
+      <w:rPr>
+        <w:rFonts w:ascii="Wingdings" w:hAnsi="Wingdings" w:hint="default"/>
+        <w:sz w:val="20"/>
+      </w:rPr>
+    </w:lvl>
+    <w:lvl w:ilvl="5" w:tentative="1">
+      <w:start w:val="1"/>
+      <w:numFmt w:val="bullet"/>
+      <w:lvlText w:val=""/>
+      <w:lvlJc w:val="left"/>
+      <w:pPr>
+        <w:tabs>
+          <w:tab w:val="num" w:pos="4320"/>
+        </w:tabs>
+        <w:ind w:left="4320" w:hanging="360"/>
+      </w:pPr>
+      <w:rPr>
+        <w:rFonts w:ascii="Wingdings" w:hAnsi="Wingdings" w:hint="default"/>
+        <w:sz w:val="20"/>
+      </w:rPr>
+    </w:lvl>
+    <w:lvl w:ilvl="6" w:tentative="1">
+      <w:start w:val="1"/>
+      <w:numFmt w:val="bullet"/>
+      <w:lvlText w:val=""/>
+      <w:lvlJc w:val="left"/>
+      <w:pPr>
+        <w:tabs>
+          <w:tab w:val="num" w:pos="5040"/>
+        </w:tabs>
+        <w:ind w:left="5040" w:hanging="360"/>
+      </w:pPr>
+      <w:rPr>
+        <w:rFonts w:ascii="Wingdings" w:hAnsi="Wingdings" w:hint="default"/>
+        <w:sz w:val="20"/>
+      </w:rPr>
+    </w:lvl>
+    <w:lvl w:ilvl="7" w:tentative="1">
+      <w:start w:val="1"/>
+      <w:numFmt w:val="bullet"/>
+      <w:lvlText w:val=""/>
+      <w:lvlJc w:val="left"/>
+      <w:pPr>
+        <w:tabs>
+          <w:tab w:val="num" w:pos="5760"/>
+        </w:tabs>
+        <w:ind w:left="5760" w:hanging="360"/>
+      </w:pPr>
+      <w:rPr>
+        <w:rFonts w:ascii="Wingdings" w:hAnsi="Wingdings" w:hint="default"/>
+        <w:sz w:val="20"/>
+      </w:rPr>
+    </w:lvl>
+    <w:lvl w:ilvl="8" w:tentative="1">
+      <w:start w:val="1"/>
+      <w:numFmt w:val="bullet"/>
+      <w:lvlText w:val=""/>
+      <w:lvlJc w:val="left"/>
+      <w:pPr>
+        <w:tabs>
+          <w:tab w:val="num" w:pos="6480"/>
+        </w:tabs>
+        <w:ind w:left="6480" w:hanging="360"/>
+      </w:pPr>
+      <w:rPr>
+        <w:rFonts w:ascii="Wingdings" w:hAnsi="Wingdings" w:hint="default"/>
+        <w:sz w:val="20"/>
+      </w:rPr>
+    </w:lvl>
+  </w:abstractNum>
+  <w:abstractNum w:abstractNumId="199" w15:restartNumberingAfterBreak="0">
     <w:nsid w:val="655E2192"/>
     <w:multiLevelType w:val="multilevel"/>
     <w:tmpl w:val="1D968B3E"/>
@@ -36391,7 +38749,7 @@
       </w:rPr>
     </w:lvl>
   </w:abstractNum>
-  <w:abstractNum w:abstractNumId="184" w15:restartNumberingAfterBreak="0">
+  <w:abstractNum w:abstractNumId="200" w15:restartNumberingAfterBreak="0">
     <w:nsid w:val="65745BF4"/>
     <w:multiLevelType w:val="multilevel"/>
     <w:tmpl w:val="E44CFA4A"/>
@@ -36540,7 +38898,7 @@
       </w:rPr>
     </w:lvl>
   </w:abstractNum>
-  <w:abstractNum w:abstractNumId="185" w15:restartNumberingAfterBreak="0">
+  <w:abstractNum w:abstractNumId="201" w15:restartNumberingAfterBreak="0">
     <w:nsid w:val="65C34975"/>
     <w:multiLevelType w:val="multilevel"/>
     <w:tmpl w:val="7F8A446C"/>
@@ -36689,7 +39047,7 @@
       </w:rPr>
     </w:lvl>
   </w:abstractNum>
-  <w:abstractNum w:abstractNumId="186" w15:restartNumberingAfterBreak="0">
+  <w:abstractNum w:abstractNumId="202" w15:restartNumberingAfterBreak="0">
     <w:nsid w:val="65E014BD"/>
     <w:multiLevelType w:val="multilevel"/>
     <w:tmpl w:val="9FA89C34"/>
@@ -36838,7 +39196,7 @@
       </w:rPr>
     </w:lvl>
   </w:abstractNum>
-  <w:abstractNum w:abstractNumId="187" w15:restartNumberingAfterBreak="0">
+  <w:abstractNum w:abstractNumId="203" w15:restartNumberingAfterBreak="0">
     <w:nsid w:val="693E2C25"/>
     <w:multiLevelType w:val="multilevel"/>
     <w:tmpl w:val="95EAD860"/>
@@ -36987,7 +39345,7 @@
       </w:rPr>
     </w:lvl>
   </w:abstractNum>
-  <w:abstractNum w:abstractNumId="188" w15:restartNumberingAfterBreak="0">
+  <w:abstractNum w:abstractNumId="204" w15:restartNumberingAfterBreak="0">
     <w:nsid w:val="69F81239"/>
     <w:multiLevelType w:val="multilevel"/>
     <w:tmpl w:val="847AA7B0"/>
@@ -37136,7 +39494,7 @@
       </w:rPr>
     </w:lvl>
   </w:abstractNum>
-  <w:abstractNum w:abstractNumId="189" w15:restartNumberingAfterBreak="0">
+  <w:abstractNum w:abstractNumId="205" w15:restartNumberingAfterBreak="0">
     <w:nsid w:val="6A434B51"/>
     <w:multiLevelType w:val="multilevel"/>
     <w:tmpl w:val="39D03AB6"/>
@@ -37285,7 +39643,7 @@
       </w:rPr>
     </w:lvl>
   </w:abstractNum>
-  <w:abstractNum w:abstractNumId="190" w15:restartNumberingAfterBreak="0">
+  <w:abstractNum w:abstractNumId="206" w15:restartNumberingAfterBreak="0">
     <w:nsid w:val="6CBB06EB"/>
     <w:multiLevelType w:val="multilevel"/>
     <w:tmpl w:val="1B4A6C62"/>
@@ -37398,7 +39756,7 @@
       </w:pPr>
     </w:lvl>
   </w:abstractNum>
-  <w:abstractNum w:abstractNumId="191" w15:restartNumberingAfterBreak="0">
+  <w:abstractNum w:abstractNumId="207" w15:restartNumberingAfterBreak="0">
     <w:nsid w:val="6CD46303"/>
     <w:multiLevelType w:val="multilevel"/>
     <w:tmpl w:val="6FE04E4C"/>
@@ -37547,7 +39905,7 @@
       </w:rPr>
     </w:lvl>
   </w:abstractNum>
-  <w:abstractNum w:abstractNumId="192" w15:restartNumberingAfterBreak="0">
+  <w:abstractNum w:abstractNumId="208" w15:restartNumberingAfterBreak="0">
     <w:nsid w:val="6E9F0FA2"/>
     <w:multiLevelType w:val="multilevel"/>
     <w:tmpl w:val="E12AB1F8"/>
@@ -37696,7 +40054,7 @@
       </w:rPr>
     </w:lvl>
   </w:abstractNum>
-  <w:abstractNum w:abstractNumId="193" w15:restartNumberingAfterBreak="0">
+  <w:abstractNum w:abstractNumId="209" w15:restartNumberingAfterBreak="0">
     <w:nsid w:val="6EC70DA5"/>
     <w:multiLevelType w:val="multilevel"/>
     <w:tmpl w:val="4D704A08"/>
@@ -37845,7 +40203,7 @@
       </w:rPr>
     </w:lvl>
   </w:abstractNum>
-  <w:abstractNum w:abstractNumId="194" w15:restartNumberingAfterBreak="0">
+  <w:abstractNum w:abstractNumId="210" w15:restartNumberingAfterBreak="0">
     <w:nsid w:val="6F0A2BC1"/>
     <w:multiLevelType w:val="multilevel"/>
     <w:tmpl w:val="B218F616"/>
@@ -37994,7 +40352,120 @@
       </w:rPr>
     </w:lvl>
   </w:abstractNum>
-  <w:abstractNum w:abstractNumId="195" w15:restartNumberingAfterBreak="0">
+  <w:abstractNum w:abstractNumId="211" w15:restartNumberingAfterBreak="0">
+    <w:nsid w:val="6F0D1A76"/>
+    <w:multiLevelType w:val="multilevel"/>
+    <w:tmpl w:val="CA641B3A"/>
+    <w:lvl w:ilvl="0">
+      <w:start w:val="1"/>
+      <w:numFmt w:val="decimal"/>
+      <w:lvlText w:val="%1."/>
+      <w:lvlJc w:val="left"/>
+      <w:pPr>
+        <w:tabs>
+          <w:tab w:val="num" w:pos="720"/>
+        </w:tabs>
+        <w:ind w:left="720" w:hanging="360"/>
+      </w:pPr>
+    </w:lvl>
+    <w:lvl w:ilvl="1" w:tentative="1">
+      <w:start w:val="1"/>
+      <w:numFmt w:val="decimal"/>
+      <w:lvlText w:val="%2."/>
+      <w:lvlJc w:val="left"/>
+      <w:pPr>
+        <w:tabs>
+          <w:tab w:val="num" w:pos="1440"/>
+        </w:tabs>
+        <w:ind w:left="1440" w:hanging="360"/>
+      </w:pPr>
+    </w:lvl>
+    <w:lvl w:ilvl="2" w:tentative="1">
+      <w:start w:val="1"/>
+      <w:numFmt w:val="decimal"/>
+      <w:lvlText w:val="%3."/>
+      <w:lvlJc w:val="left"/>
+      <w:pPr>
+        <w:tabs>
+          <w:tab w:val="num" w:pos="2160"/>
+        </w:tabs>
+        <w:ind w:left="2160" w:hanging="360"/>
+      </w:pPr>
+    </w:lvl>
+    <w:lvl w:ilvl="3" w:tentative="1">
+      <w:start w:val="1"/>
+      <w:numFmt w:val="decimal"/>
+      <w:lvlText w:val="%4."/>
+      <w:lvlJc w:val="left"/>
+      <w:pPr>
+        <w:tabs>
+          <w:tab w:val="num" w:pos="2880"/>
+        </w:tabs>
+        <w:ind w:left="2880" w:hanging="360"/>
+      </w:pPr>
+    </w:lvl>
+    <w:lvl w:ilvl="4" w:tentative="1">
+      <w:start w:val="1"/>
+      <w:numFmt w:val="decimal"/>
+      <w:lvlText w:val="%5."/>
+      <w:lvlJc w:val="left"/>
+      <w:pPr>
+        <w:tabs>
+          <w:tab w:val="num" w:pos="3600"/>
+        </w:tabs>
+        <w:ind w:left="3600" w:hanging="360"/>
+      </w:pPr>
+    </w:lvl>
+    <w:lvl w:ilvl="5" w:tentative="1">
+      <w:start w:val="1"/>
+      <w:numFmt w:val="decimal"/>
+      <w:lvlText w:val="%6."/>
+      <w:lvlJc w:val="left"/>
+      <w:pPr>
+        <w:tabs>
+          <w:tab w:val="num" w:pos="4320"/>
+        </w:tabs>
+        <w:ind w:left="4320" w:hanging="360"/>
+      </w:pPr>
+    </w:lvl>
+    <w:lvl w:ilvl="6" w:tentative="1">
+      <w:start w:val="1"/>
+      <w:numFmt w:val="decimal"/>
+      <w:lvlText w:val="%7."/>
+      <w:lvlJc w:val="left"/>
+      <w:pPr>
+        <w:tabs>
+          <w:tab w:val="num" w:pos="5040"/>
+        </w:tabs>
+        <w:ind w:left="5040" w:hanging="360"/>
+      </w:pPr>
+    </w:lvl>
+    <w:lvl w:ilvl="7" w:tentative="1">
+      <w:start w:val="1"/>
+      <w:numFmt w:val="decimal"/>
+      <w:lvlText w:val="%8."/>
+      <w:lvlJc w:val="left"/>
+      <w:pPr>
+        <w:tabs>
+          <w:tab w:val="num" w:pos="5760"/>
+        </w:tabs>
+        <w:ind w:left="5760" w:hanging="360"/>
+      </w:pPr>
+    </w:lvl>
+    <w:lvl w:ilvl="8" w:tentative="1">
+      <w:start w:val="1"/>
+      <w:numFmt w:val="decimal"/>
+      <w:lvlText w:val="%9."/>
+      <w:lvlJc w:val="left"/>
+      <w:pPr>
+        <w:tabs>
+          <w:tab w:val="num" w:pos="6480"/>
+        </w:tabs>
+        <w:ind w:left="6480" w:hanging="360"/>
+      </w:pPr>
+    </w:lvl>
+  </w:abstractNum>
+  <w:abstractNum w:abstractNumId="212" w15:restartNumberingAfterBreak="0">
     <w:nsid w:val="721D0DD4"/>
     <w:multiLevelType w:val="multilevel"/>
     <w:tmpl w:val="77E88BC4"/>
@@ -38143,7 +40614,7 @@
       </w:rPr>
     </w:lvl>
   </w:abstractNum>
-  <w:abstractNum w:abstractNumId="196" w15:restartNumberingAfterBreak="0">
+  <w:abstractNum w:abstractNumId="213" w15:restartNumberingAfterBreak="0">
     <w:nsid w:val="72A277CD"/>
     <w:multiLevelType w:val="multilevel"/>
     <w:tmpl w:val="90940C5C"/>
@@ -38256,7 +40727,7 @@
       </w:pPr>
     </w:lvl>
   </w:abstractNum>
-  <w:abstractNum w:abstractNumId="197" w15:restartNumberingAfterBreak="0">
+  <w:abstractNum w:abstractNumId="214" w15:restartNumberingAfterBreak="0">
     <w:nsid w:val="72EE6283"/>
     <w:multiLevelType w:val="multilevel"/>
     <w:tmpl w:val="2E3C2C70"/>
@@ -38405,7 +40876,7 @@
       </w:rPr>
     </w:lvl>
   </w:abstractNum>
-  <w:abstractNum w:abstractNumId="198" w15:restartNumberingAfterBreak="0">
+  <w:abstractNum w:abstractNumId="215" w15:restartNumberingAfterBreak="0">
     <w:nsid w:val="73235C3D"/>
     <w:multiLevelType w:val="multilevel"/>
     <w:tmpl w:val="C11E1010"/>
@@ -38554,7 +41025,7 @@
       </w:rPr>
     </w:lvl>
   </w:abstractNum>
-  <w:abstractNum w:abstractNumId="199" w15:restartNumberingAfterBreak="0">
+  <w:abstractNum w:abstractNumId="216" w15:restartNumberingAfterBreak="0">
     <w:nsid w:val="736E1A1F"/>
     <w:multiLevelType w:val="multilevel"/>
     <w:tmpl w:val="80BE97D0"/>
@@ -38703,7 +41174,7 @@
       </w:rPr>
     </w:lvl>
   </w:abstractNum>
-  <w:abstractNum w:abstractNumId="200" w15:restartNumberingAfterBreak="0">
+  <w:abstractNum w:abstractNumId="217" w15:restartNumberingAfterBreak="0">
     <w:nsid w:val="73C055DD"/>
     <w:multiLevelType w:val="multilevel"/>
     <w:tmpl w:val="6BDAF4D8"/>
@@ -38852,7 +41323,7 @@
       </w:rPr>
     </w:lvl>
   </w:abstractNum>
-  <w:abstractNum w:abstractNumId="201" w15:restartNumberingAfterBreak="0">
+  <w:abstractNum w:abstractNumId="218" w15:restartNumberingAfterBreak="0">
     <w:nsid w:val="754C2F72"/>
     <w:multiLevelType w:val="multilevel"/>
     <w:tmpl w:val="E89EB6B8"/>
@@ -39001,7 +41472,7 @@
       </w:rPr>
     </w:lvl>
   </w:abstractNum>
-  <w:abstractNum w:abstractNumId="202" w15:restartNumberingAfterBreak="0">
+  <w:abstractNum w:abstractNumId="219" w15:restartNumberingAfterBreak="0">
     <w:nsid w:val="75C84490"/>
     <w:multiLevelType w:val="multilevel"/>
     <w:tmpl w:val="F46EE912"/>
@@ -39114,7 +41585,7 @@
       </w:pPr>
     </w:lvl>
   </w:abstractNum>
-  <w:abstractNum w:abstractNumId="203" w15:restartNumberingAfterBreak="0">
+  <w:abstractNum w:abstractNumId="220" w15:restartNumberingAfterBreak="0">
     <w:nsid w:val="768818E0"/>
     <w:multiLevelType w:val="multilevel"/>
     <w:tmpl w:val="EBD8684A"/>
@@ -39263,7 +41734,7 @@
       </w:rPr>
     </w:lvl>
   </w:abstractNum>
-  <w:abstractNum w:abstractNumId="204" w15:restartNumberingAfterBreak="0">
+  <w:abstractNum w:abstractNumId="221" w15:restartNumberingAfterBreak="0">
     <w:nsid w:val="77467927"/>
     <w:multiLevelType w:val="multilevel"/>
     <w:tmpl w:val="463E08A0"/>
@@ -39412,7 +41883,7 @@
       </w:rPr>
     </w:lvl>
   </w:abstractNum>
-  <w:abstractNum w:abstractNumId="205" w15:restartNumberingAfterBreak="0">
+  <w:abstractNum w:abstractNumId="222" w15:restartNumberingAfterBreak="0">
     <w:nsid w:val="77861CE6"/>
     <w:multiLevelType w:val="multilevel"/>
     <w:tmpl w:val="D5A0E116"/>
@@ -39561,7 +42032,7 @@
       </w:rPr>
     </w:lvl>
   </w:abstractNum>
-  <w:abstractNum w:abstractNumId="206" w15:restartNumberingAfterBreak="0">
+  <w:abstractNum w:abstractNumId="223" w15:restartNumberingAfterBreak="0">
     <w:nsid w:val="77F304A9"/>
     <w:multiLevelType w:val="multilevel"/>
     <w:tmpl w:val="0686A304"/>
@@ -39710,7 +42181,7 @@
       </w:rPr>
     </w:lvl>
   </w:abstractNum>
-  <w:abstractNum w:abstractNumId="207" w15:restartNumberingAfterBreak="0">
+  <w:abstractNum w:abstractNumId="224" w15:restartNumberingAfterBreak="0">
     <w:nsid w:val="78094893"/>
     <w:multiLevelType w:val="multilevel"/>
     <w:tmpl w:val="E1E25010"/>
@@ -39859,7 +42330,7 @@
       </w:rPr>
     </w:lvl>
   </w:abstractNum>
-  <w:abstractNum w:abstractNumId="208" w15:restartNumberingAfterBreak="0">
+  <w:abstractNum w:abstractNumId="225" w15:restartNumberingAfterBreak="0">
     <w:nsid w:val="78EF2B55"/>
     <w:multiLevelType w:val="multilevel"/>
     <w:tmpl w:val="28469360"/>
@@ -40008,7 +42479,7 @@
       </w:rPr>
     </w:lvl>
   </w:abstractNum>
-  <w:abstractNum w:abstractNumId="209" w15:restartNumberingAfterBreak="0">
+  <w:abstractNum w:abstractNumId="226" w15:restartNumberingAfterBreak="0">
     <w:nsid w:val="78F52C8A"/>
     <w:multiLevelType w:val="multilevel"/>
     <w:tmpl w:val="D0386BC4"/>
@@ -40157,7 +42628,7 @@
       </w:rPr>
     </w:lvl>
   </w:abstractNum>
-  <w:abstractNum w:abstractNumId="210" w15:restartNumberingAfterBreak="0">
+  <w:abstractNum w:abstractNumId="227" w15:restartNumberingAfterBreak="0">
     <w:nsid w:val="79772992"/>
     <w:multiLevelType w:val="multilevel"/>
     <w:tmpl w:val="EE7CB578"/>
@@ -40306,7 +42777,7 @@
       </w:rPr>
     </w:lvl>
   </w:abstractNum>
-  <w:abstractNum w:abstractNumId="211" w15:restartNumberingAfterBreak="0">
+  <w:abstractNum w:abstractNumId="228" w15:restartNumberingAfterBreak="0">
     <w:nsid w:val="797B3EEA"/>
     <w:multiLevelType w:val="multilevel"/>
     <w:tmpl w:val="B22AA854"/>
@@ -40455,7 +42926,7 @@
       </w:rPr>
     </w:lvl>
   </w:abstractNum>
-  <w:abstractNum w:abstractNumId="212" w15:restartNumberingAfterBreak="0">
+  <w:abstractNum w:abstractNumId="229" w15:restartNumberingAfterBreak="0">
     <w:nsid w:val="79F5719E"/>
     <w:multiLevelType w:val="multilevel"/>
     <w:tmpl w:val="FE46830C"/>
@@ -40604,7 +43075,156 @@
       </w:rPr>
     </w:lvl>
   </w:abstractNum>
-  <w:abstractNum w:abstractNumId="213" w15:restartNumberingAfterBreak="0">
+  <w:abstractNum w:abstractNumId="230" w15:restartNumberingAfterBreak="0">
+    <w:nsid w:val="7A1B4365"/>
+    <w:multiLevelType w:val="multilevel"/>
+    <w:tmpl w:val="6F5A4512"/>
+    <w:lvl w:ilvl="0">
+      <w:start w:val="1"/>
+      <w:numFmt w:val="bullet"/>
+      <w:lvlText w:val=""/>
+      <w:lvlJc w:val="left"/>
+      <w:pPr>
+        <w:tabs>
+          <w:tab w:val="num" w:pos="720"/>
+        </w:tabs>
+        <w:ind w:left="720" w:hanging="360"/>
+      </w:pPr>
+      <w:rPr>
+        <w:rFonts w:ascii="Symbol" w:hAnsi="Symbol" w:hint="default"/>
+        <w:sz w:val="20"/>
+      </w:rPr>
+    </w:lvl>
+    <w:lvl w:ilvl="1" w:tentative="1">
+      <w:start w:val="1"/>
+      <w:numFmt w:val="bullet"/>
+      <w:lvlText w:val="o"/>
+      <w:lvlJc w:val="left"/>
+      <w:pPr>
+        <w:tabs>
+          <w:tab w:val="num" w:pos="1440"/>
+        </w:tabs>
+        <w:ind w:left="1440" w:hanging="360"/>
+      </w:pPr>
+      <w:rPr>
+        <w:rFonts w:ascii="Courier New" w:hAnsi="Courier New" w:hint="default"/>
+        <w:sz w:val="20"/>
+      </w:rPr>
+    </w:lvl>
+    <w:lvl w:ilvl="2" w:tentative="1">
+      <w:start w:val="1"/>
+      <w:numFmt w:val="bullet"/>
+      <w:lvlText w:val=""/>
+      <w:lvlJc w:val="left"/>
+      <w:pPr>
+        <w:tabs>
+          <w:tab w:val="num" w:pos="2160"/>
+        </w:tabs>
+        <w:ind w:left="2160" w:hanging="360"/>
+      </w:pPr>
+      <w:rPr>
+        <w:rFonts w:ascii="Wingdings" w:hAnsi="Wingdings" w:hint="default"/>
+        <w:sz w:val="20"/>
+      </w:rPr>
+    </w:lvl>
+    <w:lvl w:ilvl="3" w:tentative="1">
+      <w:start w:val="1"/>
+      <w:numFmt w:val="bullet"/>
+      <w:lvlText w:val=""/>
+      <w:lvlJc w:val="left"/>
+      <w:pPr>
+        <w:tabs>
+          <w:tab w:val="num" w:pos="2880"/>
+        </w:tabs>
+        <w:ind w:left="2880" w:hanging="360"/>
+      </w:pPr>
+      <w:rPr>
+        <w:rFonts w:ascii="Wingdings" w:hAnsi="Wingdings" w:hint="default"/>
+        <w:sz w:val="20"/>
+      </w:rPr>
+    </w:lvl>
+    <w:lvl w:ilvl="4" w:tentative="1">
+      <w:start w:val="1"/>
+      <w:numFmt w:val="bullet"/>
+      <w:lvlText w:val=""/>
+      <w:lvlJc w:val="left"/>
+      <w:pPr>
+        <w:tabs>
+          <w:tab w:val="num" w:pos="3600"/>
+        </w:tabs>
+        <w:ind w:left="3600" w:hanging="360"/>
+      </w:pPr>
+      <w:rPr>
+        <w:rFonts w:ascii="Wingdings" w:hAnsi="Wingdings" w:hint="default"/>
+        <w:sz w:val="20"/>
+      </w:rPr>
+    </w:lvl>
+    <w:lvl w:ilvl="5" w:tentative="1">
+      <w:start w:val="1"/>
+      <w:numFmt w:val="bullet"/>
+      <w:lvlText w:val=""/>
+      <w:lvlJc w:val="left"/>
+      <w:pPr>
+        <w:tabs>
+          <w:tab w:val="num" w:pos="4320"/>
+        </w:tabs>
+        <w:ind w:left="4320" w:hanging="360"/>
+      </w:pPr>
+      <w:rPr>
+        <w:rFonts w:ascii="Wingdings" w:hAnsi="Wingdings" w:hint="default"/>
+        <w:sz w:val="20"/>
+      </w:rPr>
+    </w:lvl>
+    <w:lvl w:ilvl="6" w:tentative="1">
+      <w:start w:val="1"/>
+      <w:numFmt w:val="bullet"/>
+      <w:lvlText w:val=""/>
+      <w:lvlJc w:val="left"/>
+      <w:pPr>
+        <w:tabs>
+          <w:tab w:val="num" w:pos="5040"/>
+        </w:tabs>
+        <w:ind w:left="5040" w:hanging="360"/>
+      </w:pPr>
+      <w:rPr>
+        <w:rFonts w:ascii="Wingdings" w:hAnsi="Wingdings" w:hint="default"/>
+        <w:sz w:val="20"/>
+      </w:rPr>
+    </w:lvl>
+    <w:lvl w:ilvl="7" w:tentative="1">
+      <w:start w:val="1"/>
+      <w:numFmt w:val="bullet"/>
+      <w:lvlText w:val=""/>
+      <w:lvlJc w:val="left"/>
+      <w:pPr>
+        <w:tabs>
+          <w:tab w:val="num" w:pos="5760"/>
+        </w:tabs>
+        <w:ind w:left="5760" w:hanging="360"/>
+      </w:pPr>
+      <w:rPr>
+        <w:rFonts w:ascii="Wingdings" w:hAnsi="Wingdings" w:hint="default"/>
+        <w:sz w:val="20"/>
+      </w:rPr>
+    </w:lvl>
+    <w:lvl w:ilvl="8" w:tentative="1">
+      <w:start w:val="1"/>
+      <w:numFmt w:val="bullet"/>
+      <w:lvlText w:val=""/>
+      <w:lvlJc w:val="left"/>
+      <w:pPr>
+        <w:tabs>
+          <w:tab w:val="num" w:pos="6480"/>
+        </w:tabs>
+        <w:ind w:left="6480" w:hanging="360"/>
+      </w:pPr>
+      <w:rPr>
+        <w:rFonts w:ascii="Wingdings" w:hAnsi="Wingdings" w:hint="default"/>
+        <w:sz w:val="20"/>
+      </w:rPr>
+    </w:lvl>
+  </w:abstractNum>
+  <w:abstractNum w:abstractNumId="231" w15:restartNumberingAfterBreak="0">
     <w:nsid w:val="7B275F6B"/>
     <w:multiLevelType w:val="multilevel"/>
     <w:tmpl w:val="CD98C874"/>
@@ -40753,7 +43373,7 @@
       </w:rPr>
     </w:lvl>
   </w:abstractNum>
-  <w:abstractNum w:abstractNumId="214" w15:restartNumberingAfterBreak="0">
+  <w:abstractNum w:abstractNumId="232" w15:restartNumberingAfterBreak="0">
     <w:nsid w:val="7B3F0562"/>
     <w:multiLevelType w:val="multilevel"/>
     <w:tmpl w:val="66949A98"/>
@@ -40902,7 +43522,7 @@
       </w:rPr>
     </w:lvl>
   </w:abstractNum>
-  <w:abstractNum w:abstractNumId="215" w15:restartNumberingAfterBreak="0">
+  <w:abstractNum w:abstractNumId="233" w15:restartNumberingAfterBreak="0">
     <w:nsid w:val="7B791E56"/>
     <w:multiLevelType w:val="multilevel"/>
     <w:tmpl w:val="E966B602"/>
@@ -41051,7 +43671,7 @@
       </w:rPr>
     </w:lvl>
   </w:abstractNum>
-  <w:abstractNum w:abstractNumId="216" w15:restartNumberingAfterBreak="0">
+  <w:abstractNum w:abstractNumId="234" w15:restartNumberingAfterBreak="0">
     <w:nsid w:val="7B856299"/>
     <w:multiLevelType w:val="multilevel"/>
     <w:tmpl w:val="9BE88452"/>
@@ -41200,7 +43820,156 @@
       </w:rPr>
     </w:lvl>
   </w:abstractNum>
-  <w:abstractNum w:abstractNumId="217" w15:restartNumberingAfterBreak="0">
+  <w:abstractNum w:abstractNumId="235" w15:restartNumberingAfterBreak="0">
+    <w:nsid w:val="7BD44813"/>
+    <w:multiLevelType w:val="multilevel"/>
+    <w:tmpl w:val="68642836"/>
+    <w:lvl w:ilvl="0">
+      <w:start w:val="1"/>
+      <w:numFmt w:val="bullet"/>
+      <w:lvlText w:val=""/>
+      <w:lvlJc w:val="left"/>
+      <w:pPr>
+        <w:tabs>
+          <w:tab w:val="num" w:pos="720"/>
+        </w:tabs>
+        <w:ind w:left="720" w:hanging="360"/>
+      </w:pPr>
+      <w:rPr>
+        <w:rFonts w:ascii="Symbol" w:hAnsi="Symbol" w:hint="default"/>
+        <w:sz w:val="20"/>
+      </w:rPr>
+    </w:lvl>
+    <w:lvl w:ilvl="1" w:tentative="1">
+      <w:start w:val="1"/>
+      <w:numFmt w:val="bullet"/>
+      <w:lvlText w:val="o"/>
+      <w:lvlJc w:val="left"/>
+      <w:pPr>
+        <w:tabs>
+          <w:tab w:val="num" w:pos="1440"/>
+        </w:tabs>
+        <w:ind w:left="1440" w:hanging="360"/>
+      </w:pPr>
+      <w:rPr>
+        <w:rFonts w:ascii="Courier New" w:hAnsi="Courier New" w:hint="default"/>
+        <w:sz w:val="20"/>
+      </w:rPr>
+    </w:lvl>
+    <w:lvl w:ilvl="2" w:tentative="1">
+      <w:start w:val="1"/>
+      <w:numFmt w:val="bullet"/>
+      <w:lvlText w:val=""/>
+      <w:lvlJc w:val="left"/>
+      <w:pPr>
+        <w:tabs>
+          <w:tab w:val="num" w:pos="2160"/>
+        </w:tabs>
+        <w:ind w:left="2160" w:hanging="360"/>
+      </w:pPr>
+      <w:rPr>
+        <w:rFonts w:ascii="Wingdings" w:hAnsi="Wingdings" w:hint="default"/>
+        <w:sz w:val="20"/>
+      </w:rPr>
+    </w:lvl>
+    <w:lvl w:ilvl="3" w:tentative="1">
+      <w:start w:val="1"/>
+      <w:numFmt w:val="bullet"/>
+      <w:lvlText w:val=""/>
+      <w:lvlJc w:val="left"/>
+      <w:pPr>
+        <w:tabs>
+          <w:tab w:val="num" w:pos="2880"/>
+        </w:tabs>
+        <w:ind w:left="2880" w:hanging="360"/>
+      </w:pPr>
+      <w:rPr>
+        <w:rFonts w:ascii="Wingdings" w:hAnsi="Wingdings" w:hint="default"/>
+        <w:sz w:val="20"/>
+      </w:rPr>
+    </w:lvl>
+    <w:lvl w:ilvl="4" w:tentative="1">
+      <w:start w:val="1"/>
+      <w:numFmt w:val="bullet"/>
+      <w:lvlText w:val=""/>
+      <w:lvlJc w:val="left"/>
+      <w:pPr>
+        <w:tabs>
+          <w:tab w:val="num" w:pos="3600"/>
+        </w:tabs>
+        <w:ind w:left="3600" w:hanging="360"/>
+      </w:pPr>
+      <w:rPr>
+        <w:rFonts w:ascii="Wingdings" w:hAnsi="Wingdings" w:hint="default"/>
+        <w:sz w:val="20"/>
+      </w:rPr>
+    </w:lvl>
+    <w:lvl w:ilvl="5" w:tentative="1">
+      <w:start w:val="1"/>
+      <w:numFmt w:val="bullet"/>
+      <w:lvlText w:val=""/>
+      <w:lvlJc w:val="left"/>
+      <w:pPr>
+        <w:tabs>
+          <w:tab w:val="num" w:pos="4320"/>
+        </w:tabs>
+        <w:ind w:left="4320" w:hanging="360"/>
+      </w:pPr>
+      <w:rPr>
+        <w:rFonts w:ascii="Wingdings" w:hAnsi="Wingdings" w:hint="default"/>
+        <w:sz w:val="20"/>
+      </w:rPr>
+    </w:lvl>
+    <w:lvl w:ilvl="6" w:tentative="1">
+      <w:start w:val="1"/>
+      <w:numFmt w:val="bullet"/>
+      <w:lvlText w:val=""/>
+      <w:lvlJc w:val="left"/>
+      <w:pPr>
+        <w:tabs>
+          <w:tab w:val="num" w:pos="5040"/>
+        </w:tabs>
+        <w:ind w:left="5040" w:hanging="360"/>
+      </w:pPr>
+      <w:rPr>
+        <w:rFonts w:ascii="Wingdings" w:hAnsi="Wingdings" w:hint="default"/>
+        <w:sz w:val="20"/>
+      </w:rPr>
+    </w:lvl>
+    <w:lvl w:ilvl="7" w:tentative="1">
+      <w:start w:val="1"/>
+      <w:numFmt w:val="bullet"/>
+      <w:lvlText w:val=""/>
+      <w:lvlJc w:val="left"/>
+      <w:pPr>
+        <w:tabs>
+          <w:tab w:val="num" w:pos="5760"/>
+        </w:tabs>
+        <w:ind w:left="5760" w:hanging="360"/>
+      </w:pPr>
+      <w:rPr>
+        <w:rFonts w:ascii="Wingdings" w:hAnsi="Wingdings" w:hint="default"/>
+        <w:sz w:val="20"/>
+      </w:rPr>
+    </w:lvl>
+    <w:lvl w:ilvl="8" w:tentative="1">
+      <w:start w:val="1"/>
+      <w:numFmt w:val="bullet"/>
+      <w:lvlText w:val=""/>
+      <w:lvlJc w:val="left"/>
+      <w:pPr>
+        <w:tabs>
+          <w:tab w:val="num" w:pos="6480"/>
+        </w:tabs>
+        <w:ind w:left="6480" w:hanging="360"/>
+      </w:pPr>
+      <w:rPr>
+        <w:rFonts w:ascii="Wingdings" w:hAnsi="Wingdings" w:hint="default"/>
+        <w:sz w:val="20"/>
+      </w:rPr>
+    </w:lvl>
+  </w:abstractNum>
+  <w:abstractNum w:abstractNumId="236" w15:restartNumberingAfterBreak="0">
     <w:nsid w:val="7C727ACC"/>
     <w:multiLevelType w:val="multilevel"/>
     <w:tmpl w:val="5EB83AB0"/>
@@ -41349,7 +44118,7 @@
       </w:rPr>
     </w:lvl>
   </w:abstractNum>
-  <w:abstractNum w:abstractNumId="218" w15:restartNumberingAfterBreak="0">
+  <w:abstractNum w:abstractNumId="237" w15:restartNumberingAfterBreak="0">
     <w:nsid w:val="7D585D24"/>
     <w:multiLevelType w:val="multilevel"/>
     <w:tmpl w:val="CA34E39A"/>
@@ -41498,7 +44267,7 @@
       </w:rPr>
     </w:lvl>
   </w:abstractNum>
-  <w:abstractNum w:abstractNumId="219" w15:restartNumberingAfterBreak="0">
+  <w:abstractNum w:abstractNumId="238" w15:restartNumberingAfterBreak="0">
     <w:nsid w:val="7FB478E5"/>
     <w:multiLevelType w:val="multilevel"/>
     <w:tmpl w:val="5D3C4DBE"/>
@@ -41651,226 +44420,226 @@
     <w:abstractNumId w:val="27"/>
   </w:num>
   <w:num w:numId="2" w16cid:durableId="2025545893">
-    <w:abstractNumId w:val="110"/>
+    <w:abstractNumId w:val="117"/>
   </w:num>
   <w:num w:numId="3" w16cid:durableId="338167359">
-    <w:abstractNumId w:val="153"/>
+    <w:abstractNumId w:val="165"/>
   </w:num>
   <w:num w:numId="4" w16cid:durableId="329067770">
-    <w:abstractNumId w:val="106"/>
+    <w:abstractNumId w:val="113"/>
   </w:num>
   <w:num w:numId="5" w16cid:durableId="1664316589">
-    <w:abstractNumId w:val="61"/>
+    <w:abstractNumId w:val="64"/>
   </w:num>
   <w:num w:numId="6" w16cid:durableId="1495948063">
-    <w:abstractNumId w:val="143"/>
+    <w:abstractNumId w:val="155"/>
   </w:num>
   <w:num w:numId="7" w16cid:durableId="1470636281">
-    <w:abstractNumId w:val="209"/>
+    <w:abstractNumId w:val="226"/>
   </w:num>
   <w:num w:numId="8" w16cid:durableId="1000741435">
-    <w:abstractNumId w:val="68"/>
+    <w:abstractNumId w:val="72"/>
   </w:num>
   <w:num w:numId="9" w16cid:durableId="661354451">
-    <w:abstractNumId w:val="203"/>
+    <w:abstractNumId w:val="220"/>
   </w:num>
   <w:num w:numId="10" w16cid:durableId="853572530">
-    <w:abstractNumId w:val="40"/>
+    <w:abstractNumId w:val="41"/>
   </w:num>
   <w:num w:numId="11" w16cid:durableId="268780225">
-    <w:abstractNumId w:val="104"/>
+    <w:abstractNumId w:val="111"/>
   </w:num>
   <w:num w:numId="12" w16cid:durableId="1611551792">
-    <w:abstractNumId w:val="66"/>
+    <w:abstractNumId w:val="70"/>
   </w:num>
   <w:num w:numId="13" w16cid:durableId="2108765332">
     <w:abstractNumId w:val="13"/>
   </w:num>
   <w:num w:numId="14" w16cid:durableId="726881714">
-    <w:abstractNumId w:val="150"/>
+    <w:abstractNumId w:val="162"/>
   </w:num>
   <w:num w:numId="15" w16cid:durableId="298386906">
-    <w:abstractNumId w:val="126"/>
+    <w:abstractNumId w:val="138"/>
   </w:num>
   <w:num w:numId="16" w16cid:durableId="407774092">
-    <w:abstractNumId w:val="70"/>
+    <w:abstractNumId w:val="74"/>
   </w:num>
   <w:num w:numId="17" w16cid:durableId="1168906470">
-    <w:abstractNumId w:val="181"/>
+    <w:abstractNumId w:val="196"/>
   </w:num>
   <w:num w:numId="18" w16cid:durableId="1112434247">
-    <w:abstractNumId w:val="176"/>
+    <w:abstractNumId w:val="191"/>
   </w:num>
   <w:num w:numId="19" w16cid:durableId="1543908714">
     <w:abstractNumId w:val="9"/>
   </w:num>
   <w:num w:numId="20" w16cid:durableId="908346185">
-    <w:abstractNumId w:val="206"/>
+    <w:abstractNumId w:val="223"/>
   </w:num>
   <w:num w:numId="21" w16cid:durableId="154037117">
     <w:abstractNumId w:val="28"/>
   </w:num>
   <w:num w:numId="22" w16cid:durableId="656029532">
-    <w:abstractNumId w:val="197"/>
+    <w:abstractNumId w:val="214"/>
   </w:num>
   <w:num w:numId="23" w16cid:durableId="1319075375">
-    <w:abstractNumId w:val="205"/>
+    <w:abstractNumId w:val="222"/>
   </w:num>
   <w:num w:numId="24" w16cid:durableId="1917201234">
-    <w:abstractNumId w:val="43"/>
+    <w:abstractNumId w:val="44"/>
   </w:num>
   <w:num w:numId="25" w16cid:durableId="817770634">
-    <w:abstractNumId w:val="81"/>
+    <w:abstractNumId w:val="86"/>
   </w:num>
   <w:num w:numId="26" w16cid:durableId="1586692832">
-    <w:abstractNumId w:val="180"/>
+    <w:abstractNumId w:val="195"/>
   </w:num>
   <w:num w:numId="27" w16cid:durableId="964892089">
-    <w:abstractNumId w:val="190"/>
+    <w:abstractNumId w:val="206"/>
   </w:num>
   <w:num w:numId="28" w16cid:durableId="739645062">
     <w:abstractNumId w:val="18"/>
   </w:num>
   <w:num w:numId="29" w16cid:durableId="1717585888">
-    <w:abstractNumId w:val="139"/>
+    <w:abstractNumId w:val="151"/>
   </w:num>
   <w:num w:numId="30" w16cid:durableId="717240682">
-    <w:abstractNumId w:val="56"/>
+    <w:abstractNumId w:val="58"/>
   </w:num>
   <w:num w:numId="31" w16cid:durableId="1348023714">
-    <w:abstractNumId w:val="105"/>
+    <w:abstractNumId w:val="112"/>
   </w:num>
   <w:num w:numId="32" w16cid:durableId="209922122">
-    <w:abstractNumId w:val="78"/>
+    <w:abstractNumId w:val="83"/>
   </w:num>
   <w:num w:numId="33" w16cid:durableId="1594512901">
-    <w:abstractNumId w:val="156"/>
+    <w:abstractNumId w:val="168"/>
   </w:num>
   <w:num w:numId="34" w16cid:durableId="1916939618">
-    <w:abstractNumId w:val="145"/>
+    <w:abstractNumId w:val="157"/>
   </w:num>
   <w:num w:numId="35" w16cid:durableId="1853300981">
-    <w:abstractNumId w:val="140"/>
+    <w:abstractNumId w:val="152"/>
   </w:num>
   <w:num w:numId="36" w16cid:durableId="1324625018">
-    <w:abstractNumId w:val="30"/>
+    <w:abstractNumId w:val="31"/>
   </w:num>
   <w:num w:numId="37" w16cid:durableId="1698190956">
-    <w:abstractNumId w:val="219"/>
+    <w:abstractNumId w:val="238"/>
   </w:num>
   <w:num w:numId="38" w16cid:durableId="1682396749">
-    <w:abstractNumId w:val="55"/>
+    <w:abstractNumId w:val="57"/>
   </w:num>
   <w:num w:numId="39" w16cid:durableId="1544634587">
-    <w:abstractNumId w:val="39"/>
+    <w:abstractNumId w:val="40"/>
   </w:num>
   <w:num w:numId="40" w16cid:durableId="270206218">
-    <w:abstractNumId w:val="168"/>
+    <w:abstractNumId w:val="181"/>
   </w:num>
   <w:num w:numId="41" w16cid:durableId="398670702">
-    <w:abstractNumId w:val="208"/>
+    <w:abstractNumId w:val="225"/>
   </w:num>
   <w:num w:numId="42" w16cid:durableId="2130394493">
-    <w:abstractNumId w:val="44"/>
+    <w:abstractNumId w:val="45"/>
   </w:num>
   <w:num w:numId="43" w16cid:durableId="1661619600">
-    <w:abstractNumId w:val="57"/>
+    <w:abstractNumId w:val="59"/>
   </w:num>
   <w:num w:numId="44" w16cid:durableId="993680397">
-    <w:abstractNumId w:val="163"/>
+    <w:abstractNumId w:val="175"/>
   </w:num>
   <w:num w:numId="45" w16cid:durableId="502092923">
-    <w:abstractNumId w:val="89"/>
+    <w:abstractNumId w:val="94"/>
   </w:num>
   <w:num w:numId="46" w16cid:durableId="1852329649">
-    <w:abstractNumId w:val="101"/>
+    <w:abstractNumId w:val="108"/>
   </w:num>
   <w:num w:numId="47" w16cid:durableId="815999641">
-    <w:abstractNumId w:val="58"/>
+    <w:abstractNumId w:val="61"/>
   </w:num>
   <w:num w:numId="48" w16cid:durableId="886843315">
-    <w:abstractNumId w:val="174"/>
+    <w:abstractNumId w:val="189"/>
   </w:num>
   <w:num w:numId="49" w16cid:durableId="1919829718">
-    <w:abstractNumId w:val="91"/>
+    <w:abstractNumId w:val="96"/>
   </w:num>
   <w:num w:numId="50" w16cid:durableId="118840383">
-    <w:abstractNumId w:val="79"/>
+    <w:abstractNumId w:val="84"/>
   </w:num>
   <w:num w:numId="51" w16cid:durableId="467287659">
-    <w:abstractNumId w:val="31"/>
+    <w:abstractNumId w:val="32"/>
   </w:num>
   <w:num w:numId="52" w16cid:durableId="429008485">
-    <w:abstractNumId w:val="177"/>
+    <w:abstractNumId w:val="192"/>
   </w:num>
   <w:num w:numId="53" w16cid:durableId="10036666">
-    <w:abstractNumId w:val="71"/>
+    <w:abstractNumId w:val="76"/>
   </w:num>
   <w:num w:numId="54" w16cid:durableId="640575675">
     <w:abstractNumId w:val="25"/>
   </w:num>
   <w:num w:numId="55" w16cid:durableId="2076780723">
-    <w:abstractNumId w:val="49"/>
+    <w:abstractNumId w:val="50"/>
   </w:num>
   <w:num w:numId="56" w16cid:durableId="369653803">
     <w:abstractNumId w:val="22"/>
   </w:num>
   <w:num w:numId="57" w16cid:durableId="912348075">
-    <w:abstractNumId w:val="131"/>
+    <w:abstractNumId w:val="143"/>
   </w:num>
   <w:num w:numId="58" w16cid:durableId="1730885084">
-    <w:abstractNumId w:val="47"/>
+    <w:abstractNumId w:val="48"/>
   </w:num>
   <w:num w:numId="59" w16cid:durableId="1463579518">
     <w:abstractNumId w:val="8"/>
   </w:num>
   <w:num w:numId="60" w16cid:durableId="1377705806">
-    <w:abstractNumId w:val="45"/>
+    <w:abstractNumId w:val="46"/>
   </w:num>
   <w:num w:numId="61" w16cid:durableId="985550794">
-    <w:abstractNumId w:val="37"/>
+    <w:abstractNumId w:val="38"/>
   </w:num>
   <w:num w:numId="62" w16cid:durableId="754478805">
-    <w:abstractNumId w:val="112"/>
+    <w:abstractNumId w:val="119"/>
   </w:num>
   <w:num w:numId="63" w16cid:durableId="1139567305">
-    <w:abstractNumId w:val="60"/>
+    <w:abstractNumId w:val="63"/>
   </w:num>
   <w:num w:numId="64" w16cid:durableId="631641300">
-    <w:abstractNumId w:val="214"/>
+    <w:abstractNumId w:val="232"/>
   </w:num>
   <w:num w:numId="65" w16cid:durableId="361056784">
-    <w:abstractNumId w:val="119"/>
+    <w:abstractNumId w:val="128"/>
   </w:num>
   <w:num w:numId="66" w16cid:durableId="37510918">
     <w:abstractNumId w:val="17"/>
   </w:num>
   <w:num w:numId="67" w16cid:durableId="691344883">
-    <w:abstractNumId w:val="93"/>
+    <w:abstractNumId w:val="98"/>
   </w:num>
   <w:num w:numId="68" w16cid:durableId="291448521">
-    <w:abstractNumId w:val="109"/>
+    <w:abstractNumId w:val="116"/>
   </w:num>
   <w:num w:numId="69" w16cid:durableId="1951233167">
-    <w:abstractNumId w:val="83"/>
+    <w:abstractNumId w:val="88"/>
   </w:num>
   <w:num w:numId="70" w16cid:durableId="1076050837">
-    <w:abstractNumId w:val="178"/>
+    <w:abstractNumId w:val="193"/>
   </w:num>
   <w:num w:numId="71" w16cid:durableId="1424260978">
-    <w:abstractNumId w:val="200"/>
+    <w:abstractNumId w:val="217"/>
   </w:num>
   <w:num w:numId="72" w16cid:durableId="1807042262">
     <w:abstractNumId w:val="7"/>
   </w:num>
   <w:num w:numId="73" w16cid:durableId="1578904573">
-    <w:abstractNumId w:val="103"/>
+    <w:abstractNumId w:val="110"/>
   </w:num>
   <w:num w:numId="74" w16cid:durableId="1577088383">
-    <w:abstractNumId w:val="148"/>
+    <w:abstractNumId w:val="160"/>
   </w:num>
   <w:num w:numId="75" w16cid:durableId="1105542047">
-    <w:abstractNumId w:val="179"/>
+    <w:abstractNumId w:val="194"/>
   </w:num>
   <w:num w:numId="76" w16cid:durableId="1333799701">
     <w:abstractNumId w:val="14"/>
@@ -41879,151 +44648,151 @@
     <w:abstractNumId w:val="20"/>
   </w:num>
   <w:num w:numId="78" w16cid:durableId="2094818698">
-    <w:abstractNumId w:val="155"/>
+    <w:abstractNumId w:val="167"/>
   </w:num>
   <w:num w:numId="79" w16cid:durableId="652608094">
-    <w:abstractNumId w:val="52"/>
+    <w:abstractNumId w:val="53"/>
   </w:num>
   <w:num w:numId="80" w16cid:durableId="1614945435">
-    <w:abstractNumId w:val="216"/>
+    <w:abstractNumId w:val="234"/>
   </w:num>
   <w:num w:numId="81" w16cid:durableId="1759132606">
-    <w:abstractNumId w:val="62"/>
+    <w:abstractNumId w:val="66"/>
   </w:num>
   <w:num w:numId="82" w16cid:durableId="240718697">
-    <w:abstractNumId w:val="85"/>
+    <w:abstractNumId w:val="90"/>
   </w:num>
   <w:num w:numId="83" w16cid:durableId="427887991">
-    <w:abstractNumId w:val="162"/>
+    <w:abstractNumId w:val="174"/>
   </w:num>
   <w:num w:numId="84" w16cid:durableId="1742555763">
-    <w:abstractNumId w:val="120"/>
+    <w:abstractNumId w:val="129"/>
   </w:num>
   <w:num w:numId="85" w16cid:durableId="921915306">
-    <w:abstractNumId w:val="167"/>
+    <w:abstractNumId w:val="180"/>
   </w:num>
   <w:num w:numId="86" w16cid:durableId="1981761231">
-    <w:abstractNumId w:val="202"/>
+    <w:abstractNumId w:val="219"/>
   </w:num>
   <w:num w:numId="87" w16cid:durableId="1869445809">
-    <w:abstractNumId w:val="118"/>
+    <w:abstractNumId w:val="127"/>
   </w:num>
   <w:num w:numId="88" w16cid:durableId="1444496235">
-    <w:abstractNumId w:val="38"/>
+    <w:abstractNumId w:val="39"/>
   </w:num>
   <w:num w:numId="89" w16cid:durableId="1399094259">
-    <w:abstractNumId w:val="53"/>
+    <w:abstractNumId w:val="55"/>
   </w:num>
   <w:num w:numId="90" w16cid:durableId="1960799260">
-    <w:abstractNumId w:val="135"/>
+    <w:abstractNumId w:val="147"/>
   </w:num>
   <w:num w:numId="91" w16cid:durableId="1530028017">
-    <w:abstractNumId w:val="108"/>
+    <w:abstractNumId w:val="115"/>
   </w:num>
   <w:num w:numId="92" w16cid:durableId="613445980">
-    <w:abstractNumId w:val="210"/>
+    <w:abstractNumId w:val="227"/>
   </w:num>
   <w:num w:numId="93" w16cid:durableId="1574391727">
-    <w:abstractNumId w:val="90"/>
+    <w:abstractNumId w:val="95"/>
   </w:num>
   <w:num w:numId="94" w16cid:durableId="254241916">
-    <w:abstractNumId w:val="84"/>
+    <w:abstractNumId w:val="89"/>
   </w:num>
   <w:num w:numId="95" w16cid:durableId="1923904519">
-    <w:abstractNumId w:val="34"/>
+    <w:abstractNumId w:val="35"/>
   </w:num>
   <w:num w:numId="96" w16cid:durableId="116602388">
-    <w:abstractNumId w:val="207"/>
+    <w:abstractNumId w:val="224"/>
   </w:num>
   <w:num w:numId="97" w16cid:durableId="1125932632">
-    <w:abstractNumId w:val="129"/>
+    <w:abstractNumId w:val="141"/>
   </w:num>
   <w:num w:numId="98" w16cid:durableId="1153067195">
     <w:abstractNumId w:val="24"/>
   </w:num>
   <w:num w:numId="99" w16cid:durableId="129057942">
-    <w:abstractNumId w:val="33"/>
+    <w:abstractNumId w:val="34"/>
   </w:num>
   <w:num w:numId="100" w16cid:durableId="1736271233">
-    <w:abstractNumId w:val="212"/>
+    <w:abstractNumId w:val="229"/>
   </w:num>
   <w:num w:numId="101" w16cid:durableId="218369277">
-    <w:abstractNumId w:val="115"/>
+    <w:abstractNumId w:val="122"/>
   </w:num>
   <w:num w:numId="102" w16cid:durableId="1652516879">
     <w:abstractNumId w:val="11"/>
   </w:num>
   <w:num w:numId="103" w16cid:durableId="2026129407">
-    <w:abstractNumId w:val="123"/>
+    <w:abstractNumId w:val="133"/>
   </w:num>
   <w:num w:numId="104" w16cid:durableId="801730286">
-    <w:abstractNumId w:val="152"/>
+    <w:abstractNumId w:val="164"/>
   </w:num>
   <w:num w:numId="105" w16cid:durableId="553079914">
     <w:abstractNumId w:val="1"/>
   </w:num>
   <w:num w:numId="106" w16cid:durableId="1787888821">
-    <w:abstractNumId w:val="76"/>
+    <w:abstractNumId w:val="81"/>
   </w:num>
   <w:num w:numId="107" w16cid:durableId="225799615">
-    <w:abstractNumId w:val="124"/>
+    <w:abstractNumId w:val="134"/>
   </w:num>
   <w:num w:numId="108" w16cid:durableId="1368876844">
-    <w:abstractNumId w:val="213"/>
+    <w:abstractNumId w:val="231"/>
   </w:num>
   <w:num w:numId="109" w16cid:durableId="595598222">
-    <w:abstractNumId w:val="165"/>
+    <w:abstractNumId w:val="177"/>
   </w:num>
   <w:num w:numId="110" w16cid:durableId="534542488">
-    <w:abstractNumId w:val="158"/>
+    <w:abstractNumId w:val="170"/>
   </w:num>
   <w:num w:numId="111" w16cid:durableId="1774399298">
-    <w:abstractNumId w:val="73"/>
+    <w:abstractNumId w:val="78"/>
   </w:num>
   <w:num w:numId="112" w16cid:durableId="613901821">
-    <w:abstractNumId w:val="77"/>
+    <w:abstractNumId w:val="82"/>
   </w:num>
   <w:num w:numId="113" w16cid:durableId="684745898">
-    <w:abstractNumId w:val="194"/>
+    <w:abstractNumId w:val="210"/>
   </w:num>
   <w:num w:numId="114" w16cid:durableId="404575797">
     <w:abstractNumId w:val="16"/>
   </w:num>
   <w:num w:numId="115" w16cid:durableId="252055008">
-    <w:abstractNumId w:val="191"/>
+    <w:abstractNumId w:val="207"/>
   </w:num>
   <w:num w:numId="116" w16cid:durableId="849493801">
-    <w:abstractNumId w:val="195"/>
+    <w:abstractNumId w:val="212"/>
   </w:num>
   <w:num w:numId="117" w16cid:durableId="1928494106">
-    <w:abstractNumId w:val="107"/>
+    <w:abstractNumId w:val="114"/>
   </w:num>
   <w:num w:numId="118" w16cid:durableId="1349215533">
-    <w:abstractNumId w:val="154"/>
+    <w:abstractNumId w:val="166"/>
   </w:num>
   <w:num w:numId="119" w16cid:durableId="1700159130">
-    <w:abstractNumId w:val="121"/>
+    <w:abstractNumId w:val="130"/>
   </w:num>
   <w:num w:numId="120" w16cid:durableId="1233659580">
     <w:abstractNumId w:val="12"/>
   </w:num>
   <w:num w:numId="121" w16cid:durableId="1720129412">
-    <w:abstractNumId w:val="63"/>
+    <w:abstractNumId w:val="67"/>
   </w:num>
   <w:num w:numId="122" w16cid:durableId="186531827">
-    <w:abstractNumId w:val="142"/>
+    <w:abstractNumId w:val="154"/>
   </w:num>
   <w:num w:numId="123" w16cid:durableId="142821599">
-    <w:abstractNumId w:val="42"/>
+    <w:abstractNumId w:val="43"/>
   </w:num>
   <w:num w:numId="124" w16cid:durableId="1509638856">
-    <w:abstractNumId w:val="116"/>
+    <w:abstractNumId w:val="124"/>
   </w:num>
   <w:num w:numId="125" w16cid:durableId="844713657">
-    <w:abstractNumId w:val="80"/>
+    <w:abstractNumId w:val="85"/>
   </w:num>
   <w:num w:numId="126" w16cid:durableId="1463232234">
-    <w:abstractNumId w:val="184"/>
+    <w:abstractNumId w:val="200"/>
   </w:num>
   <w:num w:numId="127" w16cid:durableId="1886527366">
     <w:abstractNumId w:val="10"/>
@@ -42032,280 +44801,337 @@
     <w:abstractNumId w:val="21"/>
   </w:num>
   <w:num w:numId="129" w16cid:durableId="1482037091">
-    <w:abstractNumId w:val="82"/>
+    <w:abstractNumId w:val="87"/>
   </w:num>
   <w:num w:numId="130" w16cid:durableId="2115854205">
-    <w:abstractNumId w:val="186"/>
+    <w:abstractNumId w:val="202"/>
   </w:num>
   <w:num w:numId="131" w16cid:durableId="494996959">
     <w:abstractNumId w:val="4"/>
   </w:num>
   <w:num w:numId="132" w16cid:durableId="1108891573">
-    <w:abstractNumId w:val="187"/>
+    <w:abstractNumId w:val="203"/>
   </w:num>
   <w:num w:numId="133" w16cid:durableId="324747913">
     <w:abstractNumId w:val="6"/>
   </w:num>
   <w:num w:numId="134" w16cid:durableId="33358841">
-    <w:abstractNumId w:val="157"/>
+    <w:abstractNumId w:val="169"/>
   </w:num>
   <w:num w:numId="135" w16cid:durableId="244387271">
-    <w:abstractNumId w:val="59"/>
+    <w:abstractNumId w:val="62"/>
   </w:num>
   <w:num w:numId="136" w16cid:durableId="1821967638">
+    <w:abstractNumId w:val="73"/>
+  </w:num>
+  <w:num w:numId="137" w16cid:durableId="726296435">
+    <w:abstractNumId w:val="153"/>
+  </w:num>
+  <w:num w:numId="138" w16cid:durableId="1498425946">
+    <w:abstractNumId w:val="204"/>
+  </w:num>
+  <w:num w:numId="139" w16cid:durableId="1317682769">
+    <w:abstractNumId w:val="149"/>
+  </w:num>
+  <w:num w:numId="140" w16cid:durableId="1170754726">
+    <w:abstractNumId w:val="132"/>
+  </w:num>
+  <w:num w:numId="141" w16cid:durableId="2145153192">
+    <w:abstractNumId w:val="109"/>
+  </w:num>
+  <w:num w:numId="142" w16cid:durableId="1004625133">
+    <w:abstractNumId w:val="100"/>
+  </w:num>
+  <w:num w:numId="143" w16cid:durableId="502286690">
+    <w:abstractNumId w:val="97"/>
+  </w:num>
+  <w:num w:numId="144" w16cid:durableId="349374813">
+    <w:abstractNumId w:val="228"/>
+  </w:num>
+  <w:num w:numId="145" w16cid:durableId="611979776">
+    <w:abstractNumId w:val="158"/>
+  </w:num>
+  <w:num w:numId="146" w16cid:durableId="340282782">
+    <w:abstractNumId w:val="99"/>
+  </w:num>
+  <w:num w:numId="147" w16cid:durableId="1136143767">
+    <w:abstractNumId w:val="183"/>
+  </w:num>
+  <w:num w:numId="148" w16cid:durableId="1410427550">
     <w:abstractNumId w:val="69"/>
   </w:num>
-  <w:num w:numId="137" w16cid:durableId="726296435">
-    <w:abstractNumId w:val="141"/>
+  <w:num w:numId="149" w16cid:durableId="1088500544">
+    <w:abstractNumId w:val="216"/>
   </w:num>
-  <w:num w:numId="138" w16cid:durableId="1498425946">
+  <w:num w:numId="150" w16cid:durableId="1318731971">
+    <w:abstractNumId w:val="161"/>
+  </w:num>
+  <w:num w:numId="151" w16cid:durableId="1748070025">
+    <w:abstractNumId w:val="77"/>
+  </w:num>
+  <w:num w:numId="152" w16cid:durableId="527960375">
+    <w:abstractNumId w:val="144"/>
+  </w:num>
+  <w:num w:numId="153" w16cid:durableId="1883638535">
+    <w:abstractNumId w:val="56"/>
+  </w:num>
+  <w:num w:numId="154" w16cid:durableId="213391720">
+    <w:abstractNumId w:val="80"/>
+  </w:num>
+  <w:num w:numId="155" w16cid:durableId="1052077424">
     <w:abstractNumId w:val="188"/>
   </w:num>
-  <w:num w:numId="139" w16cid:durableId="1317682769">
-    <w:abstractNumId w:val="137"/>
-  </w:num>
-  <w:num w:numId="140" w16cid:durableId="1170754726">
-    <w:abstractNumId w:val="122"/>
-  </w:num>
-  <w:num w:numId="141" w16cid:durableId="2145153192">
-    <w:abstractNumId w:val="102"/>
-  </w:num>
-  <w:num w:numId="142" w16cid:durableId="1004625133">
-    <w:abstractNumId w:val="95"/>
-  </w:num>
-  <w:num w:numId="143" w16cid:durableId="502286690">
-    <w:abstractNumId w:val="92"/>
-  </w:num>
-  <w:num w:numId="144" w16cid:durableId="349374813">
-    <w:abstractNumId w:val="211"/>
-  </w:num>
-  <w:num w:numId="145" w16cid:durableId="611979776">
-    <w:abstractNumId w:val="146"/>
-  </w:num>
-  <w:num w:numId="146" w16cid:durableId="340282782">
-    <w:abstractNumId w:val="94"/>
-  </w:num>
-  <w:num w:numId="147" w16cid:durableId="1136143767">
-    <w:abstractNumId w:val="169"/>
-  </w:num>
-  <w:num w:numId="148" w16cid:durableId="1410427550">
-    <w:abstractNumId w:val="65"/>
-  </w:num>
-  <w:num w:numId="149" w16cid:durableId="1088500544">
-    <w:abstractNumId w:val="199"/>
-  </w:num>
-  <w:num w:numId="150" w16cid:durableId="1318731971">
-    <w:abstractNumId w:val="149"/>
-  </w:num>
-  <w:num w:numId="151" w16cid:durableId="1748070025">
-    <w:abstractNumId w:val="72"/>
-  </w:num>
-  <w:num w:numId="152" w16cid:durableId="527960375">
-    <w:abstractNumId w:val="132"/>
-  </w:num>
-  <w:num w:numId="153" w16cid:durableId="1883638535">
-    <w:abstractNumId w:val="54"/>
-  </w:num>
-  <w:num w:numId="154" w16cid:durableId="213391720">
-    <w:abstractNumId w:val="75"/>
-  </w:num>
-  <w:num w:numId="155" w16cid:durableId="1052077424">
-    <w:abstractNumId w:val="173"/>
-  </w:num>
   <w:num w:numId="156" w16cid:durableId="576674483">
-    <w:abstractNumId w:val="67"/>
+    <w:abstractNumId w:val="71"/>
   </w:num>
   <w:num w:numId="157" w16cid:durableId="1722971944">
-    <w:abstractNumId w:val="166"/>
+    <w:abstractNumId w:val="178"/>
   </w:num>
   <w:num w:numId="158" w16cid:durableId="1825658596">
     <w:abstractNumId w:val="15"/>
   </w:num>
   <w:num w:numId="159" w16cid:durableId="746540900">
-    <w:abstractNumId w:val="88"/>
+    <w:abstractNumId w:val="93"/>
   </w:num>
   <w:num w:numId="160" w16cid:durableId="1156260382">
-    <w:abstractNumId w:val="196"/>
+    <w:abstractNumId w:val="213"/>
   </w:num>
   <w:num w:numId="161" w16cid:durableId="1699350983">
     <w:abstractNumId w:val="23"/>
   </w:num>
   <w:num w:numId="162" w16cid:durableId="853760960">
-    <w:abstractNumId w:val="125"/>
+    <w:abstractNumId w:val="135"/>
   </w:num>
   <w:num w:numId="163" w16cid:durableId="953631824">
-    <w:abstractNumId w:val="32"/>
+    <w:abstractNumId w:val="33"/>
   </w:num>
   <w:num w:numId="164" w16cid:durableId="1927419379">
-    <w:abstractNumId w:val="144"/>
+    <w:abstractNumId w:val="156"/>
   </w:num>
   <w:num w:numId="165" w16cid:durableId="1493066247">
-    <w:abstractNumId w:val="172"/>
+    <w:abstractNumId w:val="187"/>
   </w:num>
   <w:num w:numId="166" w16cid:durableId="1350253981">
-    <w:abstractNumId w:val="182"/>
+    <w:abstractNumId w:val="197"/>
   </w:num>
   <w:num w:numId="167" w16cid:durableId="1797676448">
-    <w:abstractNumId w:val="217"/>
+    <w:abstractNumId w:val="236"/>
   </w:num>
   <w:num w:numId="168" w16cid:durableId="187328903">
-    <w:abstractNumId w:val="41"/>
+    <w:abstractNumId w:val="42"/>
   </w:num>
   <w:num w:numId="169" w16cid:durableId="2126119315">
-    <w:abstractNumId w:val="64"/>
+    <w:abstractNumId w:val="68"/>
   </w:num>
   <w:num w:numId="170" w16cid:durableId="743338541">
     <w:abstractNumId w:val="19"/>
   </w:num>
   <w:num w:numId="171" w16cid:durableId="1398016825">
-    <w:abstractNumId w:val="189"/>
+    <w:abstractNumId w:val="205"/>
   </w:num>
   <w:num w:numId="172" w16cid:durableId="839975988">
-    <w:abstractNumId w:val="127"/>
+    <w:abstractNumId w:val="139"/>
   </w:num>
   <w:num w:numId="173" w16cid:durableId="741148294">
-    <w:abstractNumId w:val="175"/>
+    <w:abstractNumId w:val="190"/>
   </w:num>
   <w:num w:numId="174" w16cid:durableId="653989990">
-    <w:abstractNumId w:val="183"/>
+    <w:abstractNumId w:val="199"/>
   </w:num>
   <w:num w:numId="175" w16cid:durableId="1457484065">
-    <w:abstractNumId w:val="98"/>
+    <w:abstractNumId w:val="105"/>
   </w:num>
   <w:num w:numId="176" w16cid:durableId="1907033485">
-    <w:abstractNumId w:val="113"/>
+    <w:abstractNumId w:val="120"/>
   </w:num>
   <w:num w:numId="177" w16cid:durableId="1881046989">
-    <w:abstractNumId w:val="74"/>
+    <w:abstractNumId w:val="79"/>
   </w:num>
   <w:num w:numId="178" w16cid:durableId="1158762373">
-    <w:abstractNumId w:val="86"/>
+    <w:abstractNumId w:val="91"/>
   </w:num>
   <w:num w:numId="179" w16cid:durableId="1380862692">
-    <w:abstractNumId w:val="170"/>
+    <w:abstractNumId w:val="184"/>
   </w:num>
   <w:num w:numId="180" w16cid:durableId="1532645035">
-    <w:abstractNumId w:val="147"/>
+    <w:abstractNumId w:val="159"/>
   </w:num>
   <w:num w:numId="181" w16cid:durableId="1424913666">
-    <w:abstractNumId w:val="99"/>
+    <w:abstractNumId w:val="106"/>
   </w:num>
   <w:num w:numId="182" w16cid:durableId="322634771">
     <w:abstractNumId w:val="26"/>
   </w:num>
   <w:num w:numId="183" w16cid:durableId="95714389">
-    <w:abstractNumId w:val="117"/>
+    <w:abstractNumId w:val="126"/>
   </w:num>
   <w:num w:numId="184" w16cid:durableId="815494464">
-    <w:abstractNumId w:val="151"/>
+    <w:abstractNumId w:val="163"/>
   </w:num>
   <w:num w:numId="185" w16cid:durableId="341081226">
-    <w:abstractNumId w:val="192"/>
+    <w:abstractNumId w:val="208"/>
   </w:num>
   <w:num w:numId="186" w16cid:durableId="74523892">
     <w:abstractNumId w:val="0"/>
   </w:num>
   <w:num w:numId="187" w16cid:durableId="682442691">
-    <w:abstractNumId w:val="171"/>
+    <w:abstractNumId w:val="185"/>
   </w:num>
   <w:num w:numId="188" w16cid:durableId="1087653050">
-    <w:abstractNumId w:val="193"/>
+    <w:abstractNumId w:val="209"/>
   </w:num>
   <w:num w:numId="189" w16cid:durableId="2064208776">
-    <w:abstractNumId w:val="134"/>
+    <w:abstractNumId w:val="146"/>
   </w:num>
   <w:num w:numId="190" w16cid:durableId="1767996191">
-    <w:abstractNumId w:val="128"/>
+    <w:abstractNumId w:val="140"/>
   </w:num>
   <w:num w:numId="191" w16cid:durableId="1062682264">
-    <w:abstractNumId w:val="36"/>
+    <w:abstractNumId w:val="37"/>
   </w:num>
   <w:num w:numId="192" w16cid:durableId="791442085">
-    <w:abstractNumId w:val="46"/>
+    <w:abstractNumId w:val="47"/>
   </w:num>
   <w:num w:numId="193" w16cid:durableId="1334526972">
     <w:abstractNumId w:val="5"/>
   </w:num>
   <w:num w:numId="194" w16cid:durableId="2143574146">
-    <w:abstractNumId w:val="136"/>
+    <w:abstractNumId w:val="148"/>
   </w:num>
   <w:num w:numId="195" w16cid:durableId="1428382061">
-    <w:abstractNumId w:val="100"/>
+    <w:abstractNumId w:val="107"/>
   </w:num>
   <w:num w:numId="196" w16cid:durableId="467548810">
-    <w:abstractNumId w:val="185"/>
+    <w:abstractNumId w:val="201"/>
   </w:num>
   <w:num w:numId="197" w16cid:durableId="682588172">
-    <w:abstractNumId w:val="204"/>
+    <w:abstractNumId w:val="221"/>
   </w:num>
   <w:num w:numId="198" w16cid:durableId="542063571">
-    <w:abstractNumId w:val="97"/>
+    <w:abstractNumId w:val="103"/>
   </w:num>
   <w:num w:numId="199" w16cid:durableId="1755777425">
-    <w:abstractNumId w:val="138"/>
+    <w:abstractNumId w:val="150"/>
   </w:num>
   <w:num w:numId="200" w16cid:durableId="141165851">
-    <w:abstractNumId w:val="96"/>
+    <w:abstractNumId w:val="102"/>
   </w:num>
   <w:num w:numId="201" w16cid:durableId="103576263">
-    <w:abstractNumId w:val="215"/>
+    <w:abstractNumId w:val="233"/>
   </w:num>
   <w:num w:numId="202" w16cid:durableId="775907708">
-    <w:abstractNumId w:val="87"/>
+    <w:abstractNumId w:val="92"/>
   </w:num>
   <w:num w:numId="203" w16cid:durableId="1727335494">
     <w:abstractNumId w:val="2"/>
   </w:num>
   <w:num w:numId="204" w16cid:durableId="673532057">
+    <w:abstractNumId w:val="237"/>
+  </w:num>
+  <w:num w:numId="205" w16cid:durableId="485829816">
+    <w:abstractNumId w:val="173"/>
+  </w:num>
+  <w:num w:numId="206" w16cid:durableId="2100632763">
+    <w:abstractNumId w:val="172"/>
+  </w:num>
+  <w:num w:numId="207" w16cid:durableId="1097411199">
+    <w:abstractNumId w:val="215"/>
+  </w:num>
+  <w:num w:numId="208" w16cid:durableId="1013874538">
+    <w:abstractNumId w:val="30"/>
+  </w:num>
+  <w:num w:numId="209" w16cid:durableId="1158110393">
+    <w:abstractNumId w:val="145"/>
+  </w:num>
+  <w:num w:numId="210" w16cid:durableId="842359685">
     <w:abstractNumId w:val="218"/>
   </w:num>
-  <w:num w:numId="205" w16cid:durableId="485829816">
-    <w:abstractNumId w:val="161"/>
-  </w:num>
-  <w:num w:numId="206" w16cid:durableId="2100632763">
-    <w:abstractNumId w:val="160"/>
-  </w:num>
-  <w:num w:numId="207" w16cid:durableId="1097411199">
-    <w:abstractNumId w:val="198"/>
-  </w:num>
-  <w:num w:numId="208" w16cid:durableId="1013874538">
-    <w:abstractNumId w:val="29"/>
-  </w:num>
-  <w:num w:numId="209" w16cid:durableId="1158110393">
-    <w:abstractNumId w:val="133"/>
-  </w:num>
-  <w:num w:numId="210" w16cid:durableId="842359685">
-    <w:abstractNumId w:val="201"/>
-  </w:num>
   <w:num w:numId="211" w16cid:durableId="718406233">
-    <w:abstractNumId w:val="50"/>
+    <w:abstractNumId w:val="51"/>
   </w:num>
   <w:num w:numId="212" w16cid:durableId="868302462">
-    <w:abstractNumId w:val="130"/>
+    <w:abstractNumId w:val="142"/>
   </w:num>
   <w:num w:numId="213" w16cid:durableId="115030286">
-    <w:abstractNumId w:val="48"/>
+    <w:abstractNumId w:val="49"/>
   </w:num>
   <w:num w:numId="214" w16cid:durableId="1398867196">
-    <w:abstractNumId w:val="35"/>
+    <w:abstractNumId w:val="36"/>
   </w:num>
   <w:num w:numId="215" w16cid:durableId="1292519764">
-    <w:abstractNumId w:val="159"/>
+    <w:abstractNumId w:val="171"/>
   </w:num>
   <w:num w:numId="216" w16cid:durableId="831065716">
-    <w:abstractNumId w:val="164"/>
+    <w:abstractNumId w:val="176"/>
   </w:num>
   <w:num w:numId="217" w16cid:durableId="489756804">
-    <w:abstractNumId w:val="51"/>
+    <w:abstractNumId w:val="52"/>
   </w:num>
   <w:num w:numId="218" w16cid:durableId="1394427249">
-    <w:abstractNumId w:val="114"/>
+    <w:abstractNumId w:val="121"/>
   </w:num>
   <w:num w:numId="219" w16cid:durableId="1998459901">
-    <w:abstractNumId w:val="111"/>
+    <w:abstractNumId w:val="118"/>
   </w:num>
   <w:num w:numId="220" w16cid:durableId="422729421">
     <w:abstractNumId w:val="3"/>
+  </w:num>
+  <w:num w:numId="221" w16cid:durableId="1053694638">
+    <w:abstractNumId w:val="123"/>
+  </w:num>
+  <w:num w:numId="222" w16cid:durableId="289557607">
+    <w:abstractNumId w:val="75"/>
+  </w:num>
+  <w:num w:numId="223" w16cid:durableId="1220168356">
+    <w:abstractNumId w:val="136"/>
+  </w:num>
+  <w:num w:numId="224" w16cid:durableId="503665634">
+    <w:abstractNumId w:val="65"/>
+  </w:num>
+  <w:num w:numId="225" w16cid:durableId="51736249">
+    <w:abstractNumId w:val="179"/>
+  </w:num>
+  <w:num w:numId="226" w16cid:durableId="164052090">
+    <w:abstractNumId w:val="235"/>
+  </w:num>
+  <w:num w:numId="227" w16cid:durableId="1271814769">
+    <w:abstractNumId w:val="198"/>
+  </w:num>
+  <w:num w:numId="228" w16cid:durableId="341394060">
+    <w:abstractNumId w:val="230"/>
+  </w:num>
+  <w:num w:numId="229" w16cid:durableId="186600287">
+    <w:abstractNumId w:val="101"/>
+  </w:num>
+  <w:num w:numId="230" w16cid:durableId="2004316099">
+    <w:abstractNumId w:val="125"/>
+  </w:num>
+  <w:num w:numId="231" w16cid:durableId="1359769576">
+    <w:abstractNumId w:val="182"/>
+  </w:num>
+  <w:num w:numId="232" w16cid:durableId="520701110">
+    <w:abstractNumId w:val="186"/>
+  </w:num>
+  <w:num w:numId="233" w16cid:durableId="1324315246">
+    <w:abstractNumId w:val="131"/>
+  </w:num>
+  <w:num w:numId="234" w16cid:durableId="1831939536">
+    <w:abstractNumId w:val="104"/>
+  </w:num>
+  <w:num w:numId="235" w16cid:durableId="423039136">
+    <w:abstractNumId w:val="137"/>
+  </w:num>
+  <w:num w:numId="236" w16cid:durableId="16541346">
+    <w:abstractNumId w:val="211"/>
+  </w:num>
+  <w:num w:numId="237" w16cid:durableId="1071539117">
+    <w:abstractNumId w:val="60"/>
+  </w:num>
+  <w:num w:numId="238" w16cid:durableId="486825466">
+    <w:abstractNumId w:val="54"/>
+  </w:num>
+  <w:num w:numId="239" w16cid:durableId="631908087">
+    <w:abstractNumId w:val="29"/>
   </w:num>
 </w:numbering>
 </file>
